--- a/DOCS_DA_CONVERTIRE/Conversazione con Gemini_OPENAI_AUDIO_TESTER.docx
+++ b/DOCS_DA_CONVERTIRE/Conversazione con Gemini_OPENAI_AUDIO_TESTER.docx
@@ -19,13 +19,45 @@
     </w:p>
     <w:p>
       <w:r>
-        <w:t>usando openai apikey genero l'audio a partire dal testo e questo nelle quattro lingue. in diverse occasioni l'audio prodotto è difettoso. Riesco a v</w:t>
+        <w:t xml:space="preserve">usando </w:t>
+      </w:r>
+      <w:proofErr w:type="spellStart"/>
+      <w:r>
+        <w:t>openai</w:t>
+      </w:r>
+      <w:proofErr w:type="spellEnd"/>
+      <w:r>
+        <w:t xml:space="preserve"> </w:t>
+      </w:r>
+      <w:proofErr w:type="spellStart"/>
+      <w:r>
+        <w:t>apikey</w:t>
+      </w:r>
+      <w:proofErr w:type="spellEnd"/>
+      <w:r>
+        <w:t xml:space="preserve"> genero l'audio a partire dal testo e questo nelle quattro lingue. in diverse occasioni l'audio prodotto è difettoso. Riesco a v</w:t>
       </w:r>
       <w:r>
         <w:t>e</w:t>
       </w:r>
       <w:r>
-        <w:t>rificarlo per la lingua italiana anche se sono ipoudente. ma per le eltre lingue non so come fare. L'unica cosa che mi è venuta in mente, è prendere l'audio prodotto e tornare a generare il testo e confrontarlo con il testo che è servito per generare l'audio. Cosa ne pensi?</w:t>
+        <w:t xml:space="preserve">rificarlo per la lingua italiana anche se sono ipoudente. ma per le </w:t>
+      </w:r>
+      <w:proofErr w:type="spellStart"/>
+      <w:r>
+        <w:t>eltre</w:t>
+      </w:r>
+      <w:proofErr w:type="spellEnd"/>
+      <w:r>
+        <w:t xml:space="preserve"> lingue non so come fare. L'unica cosa </w:t>
+      </w:r>
+      <w:proofErr w:type="gramStart"/>
+      <w:r>
+        <w:t>che mi è venuta in mente,</w:t>
+      </w:r>
+      <w:proofErr w:type="gramEnd"/>
+      <w:r>
+        <w:t xml:space="preserve"> è prendere l'audio prodotto e tornare a generare il testo e confrontarlo con il testo che è servito per generare l'audio. Cosa ne pensi?</w:t>
       </w:r>
     </w:p>
     <w:p>
@@ -153,7 +185,23 @@
     </w:p>
     <w:p>
       <w:r>
-        <w:t>Per confrontare il testo originale e quello trascritto senza doverli leggere manualmente, puoi usare due metriche standard di programmazione (facilmente calcolabili con librerie Python come difflib o jiwer):</w:t>
+        <w:t xml:space="preserve">Per confrontare il testo originale e quello trascritto senza doverli leggere manualmente, puoi usare due metriche standard di programmazione (facilmente calcolabili con librerie Python come </w:t>
+      </w:r>
+      <w:proofErr w:type="spellStart"/>
+      <w:r>
+        <w:t>difflib</w:t>
+      </w:r>
+      <w:proofErr w:type="spellEnd"/>
+      <w:r>
+        <w:t xml:space="preserve"> o </w:t>
+      </w:r>
+      <w:proofErr w:type="spellStart"/>
+      <w:r>
+        <w:t>jiwer</w:t>
+      </w:r>
+      <w:proofErr w:type="spellEnd"/>
+      <w:r>
+        <w:t>):</w:t>
       </w:r>
     </w:p>
     <w:p>
@@ -168,7 +216,39 @@
           <w:b/>
           <w:bCs/>
         </w:rPr>
-        <w:t>Distanza di Levenshtein (o string matching):</w:t>
+        <w:t xml:space="preserve">Distanza di </w:t>
+      </w:r>
+      <w:proofErr w:type="spellStart"/>
+      <w:r>
+        <w:rPr>
+          <w:b/>
+          <w:bCs/>
+        </w:rPr>
+        <w:t>Levenshtein</w:t>
+      </w:r>
+      <w:proofErr w:type="spellEnd"/>
+      <w:r>
+        <w:rPr>
+          <w:b/>
+          <w:bCs/>
+        </w:rPr>
+        <w:t xml:space="preserve"> (o </w:t>
+      </w:r>
+      <w:proofErr w:type="spellStart"/>
+      <w:r>
+        <w:rPr>
+          <w:b/>
+          <w:bCs/>
+        </w:rPr>
+        <w:t>string</w:t>
+      </w:r>
+      <w:proofErr w:type="spellEnd"/>
+      <w:r>
+        <w:rPr>
+          <w:b/>
+          <w:bCs/>
+        </w:rPr>
+        <w:t xml:space="preserve"> matching):</w:t>
       </w:r>
       <w:r>
         <w:t xml:space="preserve"> Calcola quante modifiche (inserimenti, cancellazioni, sostituzioni) servono per trasformare il testo A nel testo B. Se la somiglianza è inferiore a una certa soglia (es. 95%), l'audio è quasi certamente difettoso.</w:t>
@@ -324,7 +404,17 @@
         <w:t>Whisper</w:t>
       </w:r>
       <w:r>
-        <w:t xml:space="preserve"> di OpenAI (audio.transcriptions). Whisper è straordinariamente preciso in inglese, francese, spagnolo e italiano.</w:t>
+        <w:t xml:space="preserve"> di OpenAI (</w:t>
+      </w:r>
+      <w:proofErr w:type="spellStart"/>
+      <w:proofErr w:type="gramStart"/>
+      <w:r>
+        <w:t>audio.transcriptions</w:t>
+      </w:r>
+      <w:proofErr w:type="spellEnd"/>
+      <w:proofErr w:type="gramEnd"/>
+      <w:r>
+        <w:t>). Whisper è straordinariamente preciso in inglese, francese, spagnolo e italiano.</w:t>
       </w:r>
     </w:p>
     <w:p>
@@ -347,17 +437,17 @@
     </w:p>
     <w:p>
       <w:r>
+        <w:t>Che ne pensi di questo flusso? Se ti interessa, possiamo impostare insieme una bozza di funzione in Python per automatizzare questo controllo di qualità.</w:t>
+      </w:r>
+    </w:p>
+    <w:p>
+      <w:r>
         <w:br w:type="page"/>
       </w:r>
     </w:p>
     <w:p>
       <w:r>
         <w:lastRenderedPageBreak/>
-        <w:t>Che ne pensi di questo flusso? Se ti interessa, possiamo impostare insieme una bozza di funzione in Python per automatizzare questo controllo di qualità.</w:t>
-      </w:r>
-    </w:p>
-    <w:p>
-      <w:r>
         <w:t>è un ottimo approccio.</w:t>
       </w:r>
     </w:p>
@@ -406,14 +496,58 @@
       </w:r>
     </w:p>
     <w:p>
+      <w:proofErr w:type="spellStart"/>
       <w:r>
         <w:t>Plaintext</w:t>
       </w:r>
-    </w:p>
-    <w:p>
-      <w:r>
-        <w:t>[ Testo Originale ] ---&gt; ( OpenAI TTS ) ---&gt; [ File Audio .mp3 ]</w:t>
-      </w:r>
+      <w:proofErr w:type="spellEnd"/>
+    </w:p>
+    <w:p>
+      <w:proofErr w:type="gramStart"/>
+      <w:r>
+        <w:t>[ Testo</w:t>
+      </w:r>
+      <w:proofErr w:type="gramEnd"/>
+      <w:r>
+        <w:t xml:space="preserve"> </w:t>
+      </w:r>
+      <w:proofErr w:type="gramStart"/>
+      <w:r>
+        <w:t>Originale ]</w:t>
+      </w:r>
+      <w:proofErr w:type="gramEnd"/>
+      <w:r>
+        <w:t xml:space="preserve"> ---&gt; </w:t>
+      </w:r>
+      <w:proofErr w:type="gramStart"/>
+      <w:r>
+        <w:t>( OpenAI</w:t>
+      </w:r>
+      <w:proofErr w:type="gramEnd"/>
+      <w:r>
+        <w:t xml:space="preserve"> </w:t>
+      </w:r>
+      <w:proofErr w:type="gramStart"/>
+      <w:r>
+        <w:t>TTS )</w:t>
+      </w:r>
+      <w:proofErr w:type="gramEnd"/>
+      <w:r>
+        <w:t xml:space="preserve"> ---&gt; </w:t>
+      </w:r>
+      <w:proofErr w:type="gramStart"/>
+      <w:r>
+        <w:t>[ File</w:t>
+      </w:r>
+      <w:proofErr w:type="gramEnd"/>
+      <w:r>
+        <w:t xml:space="preserve"> Audio .</w:t>
+      </w:r>
+      <w:proofErr w:type="gramStart"/>
+      <w:r>
+        <w:t>mp3 ]</w:t>
+      </w:r>
+      <w:proofErr w:type="gramEnd"/>
     </w:p>
     <w:p>
       <w:r>
@@ -426,8 +560,37 @@
       </w:r>
     </w:p>
     <w:p>
-      <w:r>
-        <w:t>[ Testo Trascritto ] &lt;-- ( OpenAI Whisper ) &lt;-------+</w:t>
+      <w:proofErr w:type="gramStart"/>
+      <w:r>
+        <w:t>[ Testo</w:t>
+      </w:r>
+      <w:proofErr w:type="gramEnd"/>
+      <w:r>
+        <w:t xml:space="preserve"> </w:t>
+      </w:r>
+      <w:proofErr w:type="gramStart"/>
+      <w:r>
+        <w:t>Trascritto ]</w:t>
+      </w:r>
+      <w:proofErr w:type="gramEnd"/>
+      <w:r>
+        <w:t xml:space="preserve"> &lt;-- </w:t>
+      </w:r>
+      <w:proofErr w:type="gramStart"/>
+      <w:r>
+        <w:t>( OpenAI</w:t>
+      </w:r>
+      <w:proofErr w:type="gramEnd"/>
+      <w:r>
+        <w:t xml:space="preserve"> </w:t>
+      </w:r>
+      <w:proofErr w:type="gramStart"/>
+      <w:r>
+        <w:t>Whisper )</w:t>
+      </w:r>
+      <w:proofErr w:type="gramEnd"/>
+      <w:r>
+        <w:t xml:space="preserve"> &lt;-------+</w:t>
       </w:r>
     </w:p>
     <w:p>
@@ -442,7 +605,23 @@
     </w:p>
     <w:p>
       <w:r>
-        <w:t xml:space="preserve"> ( Pulizia Testi ) ---&gt; Confronto (es. somiglianza &gt; 95%) </w:t>
+        <w:t xml:space="preserve"> </w:t>
+      </w:r>
+      <w:proofErr w:type="gramStart"/>
+      <w:r>
+        <w:t>( Pulizia</w:t>
+      </w:r>
+      <w:proofErr w:type="gramEnd"/>
+      <w:r>
+        <w:t xml:space="preserve"> </w:t>
+      </w:r>
+      <w:proofErr w:type="gramStart"/>
+      <w:r>
+        <w:t>Testi )</w:t>
+      </w:r>
+      <w:proofErr w:type="gramEnd"/>
+      <w:r>
+        <w:t xml:space="preserve"> ---&gt; Confronto (es. somiglianza &gt; 95%) </w:t>
       </w:r>
     </w:p>
     <w:p>
@@ -484,7 +663,15 @@
     </w:p>
     <w:p>
       <w:r>
-        <w:t>Ecco un esempio di come potresti integrare questa verifica nel tuo script. Utilizza difflib (una libreria nativa di Python, quindi non devi installare nulla di esterno) per calcolare la percentuale di somiglianza tra il testo originale e quello di Whisper.</w:t>
+        <w:t xml:space="preserve">Ecco un esempio di come potresti integrare questa verifica nel tuo script. Utilizza </w:t>
+      </w:r>
+      <w:proofErr w:type="spellStart"/>
+      <w:r>
+        <w:t>difflib</w:t>
+      </w:r>
+      <w:proofErr w:type="spellEnd"/>
+      <w:r>
+        <w:t xml:space="preserve"> (una libreria nativa di Python, quindi non devi installare nulla di esterno) per calcolare la percentuale di somiglianza tra il testo originale e quello di Whisper.</w:t>
       </w:r>
     </w:p>
     <w:p>
@@ -494,8 +681,13 @@
     </w:p>
     <w:p>
       <w:r>
-        <w:t>import os</w:t>
-      </w:r>
+        <w:t xml:space="preserve">import </w:t>
+      </w:r>
+      <w:proofErr w:type="spellStart"/>
+      <w:r>
+        <w:t>os</w:t>
+      </w:r>
+      <w:proofErr w:type="spellEnd"/>
     </w:p>
     <w:p>
       <w:r>
@@ -504,29 +696,72 @@
     </w:p>
     <w:p>
       <w:r>
-        <w:t>from openai import OpenAI</w:t>
-      </w:r>
-    </w:p>
-    <w:p>
-      <w:r>
-        <w:t>from difflib import SequenceMatcher</w:t>
-      </w:r>
+        <w:t xml:space="preserve">from </w:t>
+      </w:r>
+      <w:proofErr w:type="spellStart"/>
+      <w:r>
+        <w:t>openai</w:t>
+      </w:r>
+      <w:proofErr w:type="spellEnd"/>
+      <w:r>
+        <w:t xml:space="preserve"> import OpenAI</w:t>
+      </w:r>
+    </w:p>
+    <w:p>
+      <w:r>
+        <w:t xml:space="preserve">from </w:t>
+      </w:r>
+      <w:proofErr w:type="spellStart"/>
+      <w:r>
+        <w:t>difflib</w:t>
+      </w:r>
+      <w:proofErr w:type="spellEnd"/>
+      <w:r>
+        <w:t xml:space="preserve"> import </w:t>
+      </w:r>
+      <w:proofErr w:type="spellStart"/>
+      <w:r>
+        <w:t>SequenceMatcher</w:t>
+      </w:r>
+      <w:proofErr w:type="spellEnd"/>
     </w:p>
     <w:p/>
     <w:p>
       <w:r>
+        <w:lastRenderedPageBreak/>
         <w:t># Inizializza il client OpenAI (legge la API key dalle variabili d'ambiente)</w:t>
       </w:r>
     </w:p>
     <w:p>
       <w:r>
-        <w:t>client = OpenAI()</w:t>
+        <w:t xml:space="preserve">client = </w:t>
+      </w:r>
+      <w:proofErr w:type="gramStart"/>
+      <w:r>
+        <w:t>OpenAI(</w:t>
+      </w:r>
+      <w:proofErr w:type="gramEnd"/>
+      <w:r>
+        <w:t>)</w:t>
       </w:r>
     </w:p>
     <w:p/>
     <w:p>
-      <w:r>
-        <w:t>def pulisci_testo(testo):</w:t>
+      <w:proofErr w:type="spellStart"/>
+      <w:r>
+        <w:t>def</w:t>
+      </w:r>
+      <w:proofErr w:type="spellEnd"/>
+      <w:r>
+        <w:t xml:space="preserve"> </w:t>
+      </w:r>
+      <w:proofErr w:type="spellStart"/>
+      <w:r>
+        <w:t>pulisci_testo</w:t>
+      </w:r>
+      <w:proofErr w:type="spellEnd"/>
+      <w:r>
+        <w:t>(testo):</w:t>
       </w:r>
     </w:p>
     <w:p>
@@ -551,23 +786,117 @@
     </w:p>
     <w:p>
       <w:r>
-        <w:t xml:space="preserve">    testo = testo.lower()</w:t>
-      </w:r>
-    </w:p>
-    <w:p>
-      <w:r>
-        <w:t xml:space="preserve">    testo = re.sub(r'[^\w\s]', '', testo)  # Rimuove virgole, punti, ecc.</w:t>
-      </w:r>
-    </w:p>
-    <w:p>
-      <w:r>
-        <w:t xml:space="preserve">    return " ".join(testo.split())         # Normalizza gli spazi bianchi</w:t>
+        <w:t xml:space="preserve">    testo = </w:t>
+      </w:r>
+      <w:proofErr w:type="spellStart"/>
+      <w:proofErr w:type="gramStart"/>
+      <w:r>
+        <w:t>testo.lower</w:t>
+      </w:r>
+      <w:proofErr w:type="spellEnd"/>
+      <w:proofErr w:type="gramEnd"/>
+      <w:r>
+        <w:t>()</w:t>
+      </w:r>
+    </w:p>
+    <w:p>
+      <w:r>
+        <w:t xml:space="preserve">    testo = </w:t>
+      </w:r>
+      <w:proofErr w:type="spellStart"/>
+      <w:r>
+        <w:t>re.sub</w:t>
+      </w:r>
+      <w:proofErr w:type="spellEnd"/>
+      <w:r>
+        <w:t xml:space="preserve">(r'[^\w\s]', '', </w:t>
+      </w:r>
+      <w:proofErr w:type="gramStart"/>
+      <w:r>
+        <w:t>testo)  #</w:t>
+      </w:r>
+      <w:proofErr w:type="gramEnd"/>
+      <w:r>
+        <w:t xml:space="preserve"> Rimuove virgole, punti, ecc.</w:t>
+      </w:r>
+    </w:p>
+    <w:p>
+      <w:r>
+        <w:t xml:space="preserve">    </w:t>
+      </w:r>
+      <w:proofErr w:type="spellStart"/>
+      <w:r>
+        <w:t>return</w:t>
+      </w:r>
+      <w:proofErr w:type="spellEnd"/>
+      <w:r>
+        <w:t xml:space="preserve"> " </w:t>
+      </w:r>
+      <w:proofErr w:type="gramStart"/>
+      <w:r>
+        <w:t>".join</w:t>
+      </w:r>
+      <w:proofErr w:type="gramEnd"/>
+      <w:r>
+        <w:t>(</w:t>
+      </w:r>
+      <w:proofErr w:type="spellStart"/>
+      <w:proofErr w:type="gramStart"/>
+      <w:r>
+        <w:t>testo.split</w:t>
+      </w:r>
+      <w:proofErr w:type="spellEnd"/>
+      <w:proofErr w:type="gramEnd"/>
+      <w:r>
+        <w:t>(</w:t>
+      </w:r>
+      <w:proofErr w:type="gramStart"/>
+      <w:r>
+        <w:t xml:space="preserve">))   </w:t>
+      </w:r>
+      <w:proofErr w:type="gramEnd"/>
+      <w:r>
+        <w:t xml:space="preserve">      # Normalizza gli spazi bianchi</w:t>
       </w:r>
     </w:p>
     <w:p/>
     <w:p>
-      <w:r>
-        <w:t>def verifica_audio(file_path, testo_originale):</w:t>
+      <w:proofErr w:type="spellStart"/>
+      <w:r>
+        <w:t>def</w:t>
+      </w:r>
+      <w:proofErr w:type="spellEnd"/>
+      <w:r>
+        <w:t xml:space="preserve"> </w:t>
+      </w:r>
+      <w:proofErr w:type="spellStart"/>
+      <w:r>
+        <w:t>verifica_</w:t>
+      </w:r>
+      <w:proofErr w:type="gramStart"/>
+      <w:r>
+        <w:t>audio</w:t>
+      </w:r>
+      <w:proofErr w:type="spellEnd"/>
+      <w:r>
+        <w:t>(</w:t>
+      </w:r>
+      <w:proofErr w:type="spellStart"/>
+      <w:proofErr w:type="gramEnd"/>
+      <w:r>
+        <w:t>file_path</w:t>
+      </w:r>
+      <w:proofErr w:type="spellEnd"/>
+      <w:r>
+        <w:t xml:space="preserve">, </w:t>
+      </w:r>
+      <w:proofErr w:type="spellStart"/>
+      <w:r>
+        <w:t>testo_originale</w:t>
+      </w:r>
+      <w:proofErr w:type="spellEnd"/>
+      <w:r>
+        <w:t>):</w:t>
       </w:r>
     </w:p>
     <w:p>
@@ -597,12 +926,67 @@
     </w:p>
     <w:p>
       <w:r>
-        <w:t xml:space="preserve">    with open(file_path, "rb") as audio_file:</w:t>
-      </w:r>
-    </w:p>
-    <w:p>
-      <w:r>
-        <w:t xml:space="preserve">        trascrizione = client.audio.transcriptions.create(</w:t>
+        <w:t xml:space="preserve">    with </w:t>
+      </w:r>
+      <w:proofErr w:type="gramStart"/>
+      <w:r>
+        <w:t>open(</w:t>
+      </w:r>
+      <w:proofErr w:type="spellStart"/>
+      <w:proofErr w:type="gramEnd"/>
+      <w:r>
+        <w:t>file_path</w:t>
+      </w:r>
+      <w:proofErr w:type="spellEnd"/>
+      <w:r>
+        <w:t>, "</w:t>
+      </w:r>
+      <w:proofErr w:type="spellStart"/>
+      <w:r>
+        <w:t>rb</w:t>
+      </w:r>
+      <w:proofErr w:type="spellEnd"/>
+      <w:r>
+        <w:t xml:space="preserve">") </w:t>
+      </w:r>
+      <w:proofErr w:type="spellStart"/>
+      <w:r>
+        <w:t>as</w:t>
+      </w:r>
+      <w:proofErr w:type="spellEnd"/>
+      <w:r>
+        <w:t xml:space="preserve"> </w:t>
+      </w:r>
+      <w:proofErr w:type="spellStart"/>
+      <w:r>
+        <w:t>audio_file</w:t>
+      </w:r>
+      <w:proofErr w:type="spellEnd"/>
+      <w:r>
+        <w:t>:</w:t>
+      </w:r>
+    </w:p>
+    <w:p>
+      <w:r>
+        <w:t xml:space="preserve">        trascrizione = </w:t>
+      </w:r>
+      <w:proofErr w:type="spellStart"/>
+      <w:proofErr w:type="gramStart"/>
+      <w:r>
+        <w:t>client.audio</w:t>
+      </w:r>
+      <w:proofErr w:type="gramEnd"/>
+      <w:r>
+        <w:t>.</w:t>
+      </w:r>
+      <w:proofErr w:type="gramStart"/>
+      <w:r>
+        <w:t>transcriptions.create</w:t>
+      </w:r>
+      <w:proofErr w:type="spellEnd"/>
+      <w:proofErr w:type="gramEnd"/>
+      <w:r>
+        <w:t>(</w:t>
       </w:r>
     </w:p>
     <w:p>
@@ -612,8 +996,13 @@
     </w:p>
     <w:p>
       <w:r>
-        <w:t xml:space="preserve">            file=audio_file</w:t>
-      </w:r>
+        <w:t xml:space="preserve">            file=</w:t>
+      </w:r>
+      <w:proofErr w:type="spellStart"/>
+      <w:r>
+        <w:t>audio_file</w:t>
+      </w:r>
+      <w:proofErr w:type="spellEnd"/>
     </w:p>
     <w:p>
       <w:r>
@@ -627,13 +1016,26 @@
     </w:p>
     <w:p>
       <w:r>
-        <w:t xml:space="preserve">    testo_trascritto = trascrizione.text</w:t>
-      </w:r>
-    </w:p>
-    <w:p>
-      <w:r>
         <w:t xml:space="preserve">    </w:t>
       </w:r>
+      <w:proofErr w:type="spellStart"/>
+      <w:r>
+        <w:t>testo_trascritto</w:t>
+      </w:r>
+      <w:proofErr w:type="spellEnd"/>
+      <w:r>
+        <w:t xml:space="preserve"> = </w:t>
+      </w:r>
+      <w:proofErr w:type="spellStart"/>
+      <w:r>
+        <w:t>trascrizione.text</w:t>
+      </w:r>
+      <w:proofErr w:type="spellEnd"/>
+    </w:p>
+    <w:p>
+      <w:r>
+        <w:t xml:space="preserve">    </w:t>
+      </w:r>
     </w:p>
     <w:p>
       <w:r>
@@ -642,17 +1044,65 @@
     </w:p>
     <w:p>
       <w:r>
-        <w:t xml:space="preserve">    orig_clean = pulisci_testo(testo_originale)</w:t>
+        <w:t xml:space="preserve">    </w:t>
+      </w:r>
+      <w:proofErr w:type="spellStart"/>
+      <w:r>
+        <w:t>orig_clean</w:t>
+      </w:r>
+      <w:proofErr w:type="spellEnd"/>
+      <w:r>
+        <w:t xml:space="preserve"> = </w:t>
+      </w:r>
+      <w:proofErr w:type="spellStart"/>
+      <w:r>
+        <w:t>pulisci_testo</w:t>
+      </w:r>
+      <w:proofErr w:type="spellEnd"/>
+      <w:r>
+        <w:t>(</w:t>
+      </w:r>
+      <w:proofErr w:type="spellStart"/>
+      <w:r>
+        <w:t>testo_originale</w:t>
+      </w:r>
+      <w:proofErr w:type="spellEnd"/>
+      <w:r>
+        <w:t>)</w:t>
+      </w:r>
+    </w:p>
+    <w:p>
+      <w:r>
+        <w:t xml:space="preserve">    </w:t>
+      </w:r>
+      <w:proofErr w:type="spellStart"/>
+      <w:r>
+        <w:t>trasc_clean</w:t>
+      </w:r>
+      <w:proofErr w:type="spellEnd"/>
+      <w:r>
+        <w:t xml:space="preserve"> = </w:t>
+      </w:r>
+      <w:proofErr w:type="spellStart"/>
+      <w:r>
+        <w:t>pulisci_testo</w:t>
+      </w:r>
+      <w:proofErr w:type="spellEnd"/>
+      <w:r>
+        <w:t>(</w:t>
+      </w:r>
+      <w:proofErr w:type="spellStart"/>
+      <w:r>
+        <w:t>testo_trascritto</w:t>
+      </w:r>
+      <w:proofErr w:type="spellEnd"/>
+      <w:r>
+        <w:t>)</w:t>
       </w:r>
     </w:p>
     <w:p>
       <w:r>
         <w:lastRenderedPageBreak/>
-        <w:t xml:space="preserve">    trasc_clean = pulisci_testo(testo_trascritto)</w:t>
-      </w:r>
-    </w:p>
-    <w:p>
-      <w:r>
         <w:t xml:space="preserve">    </w:t>
       </w:r>
     </w:p>
@@ -663,13 +1113,60 @@
     </w:p>
     <w:p>
       <w:r>
-        <w:t xml:space="preserve">    ratio = SequenceMatcher(None, orig_clean, trasc_clean).ratio()</w:t>
-      </w:r>
-    </w:p>
-    <w:p>
-      <w:r>
-        <w:t xml:space="preserve">    return ratio, testo_trascritto</w:t>
-      </w:r>
+        <w:t xml:space="preserve">    ratio = </w:t>
+      </w:r>
+      <w:proofErr w:type="spellStart"/>
+      <w:proofErr w:type="gramStart"/>
+      <w:r>
+        <w:t>SequenceMatcher</w:t>
+      </w:r>
+      <w:proofErr w:type="spellEnd"/>
+      <w:r>
+        <w:t>(</w:t>
+      </w:r>
+      <w:proofErr w:type="gramEnd"/>
+      <w:r>
+        <w:t xml:space="preserve">None, </w:t>
+      </w:r>
+      <w:proofErr w:type="spellStart"/>
+      <w:r>
+        <w:t>orig_clean</w:t>
+      </w:r>
+      <w:proofErr w:type="spellEnd"/>
+      <w:r>
+        <w:t xml:space="preserve">, </w:t>
+      </w:r>
+      <w:proofErr w:type="spellStart"/>
+      <w:r>
+        <w:t>trasc_clean</w:t>
+      </w:r>
+      <w:proofErr w:type="spellEnd"/>
+      <w:proofErr w:type="gramStart"/>
+      <w:r>
+        <w:t>).ratio</w:t>
+      </w:r>
+      <w:proofErr w:type="gramEnd"/>
+      <w:r>
+        <w:t>()</w:t>
+      </w:r>
+    </w:p>
+    <w:p>
+      <w:r>
+        <w:t xml:space="preserve">    </w:t>
+      </w:r>
+      <w:proofErr w:type="spellStart"/>
+      <w:r>
+        <w:t>return</w:t>
+      </w:r>
+      <w:proofErr w:type="spellEnd"/>
+      <w:r>
+        <w:t xml:space="preserve"> ratio, </w:t>
+      </w:r>
+      <w:proofErr w:type="spellStart"/>
+      <w:r>
+        <w:t>testo_trascritto</w:t>
+      </w:r>
+      <w:proofErr w:type="spellEnd"/>
     </w:p>
     <w:p/>
     <w:p>
@@ -678,13 +1175,23 @@
       </w:r>
     </w:p>
     <w:p>
-      <w:r>
-        <w:t>testo_da_generare = "Benvenuti a Bologna, una città ricca di storia e portici meravigliosi."</w:t>
-      </w:r>
-    </w:p>
-    <w:p>
-      <w:r>
-        <w:t>file_audio_prodotto = "audio_it.mp3"</w:t>
+      <w:proofErr w:type="spellStart"/>
+      <w:r>
+        <w:t>testo_da_generare</w:t>
+      </w:r>
+      <w:proofErr w:type="spellEnd"/>
+      <w:r>
+        <w:t xml:space="preserve"> = "Benvenuti a Bologna, una città ricca di storia e portici meravigliosi."</w:t>
+      </w:r>
+    </w:p>
+    <w:p>
+      <w:proofErr w:type="spellStart"/>
+      <w:r>
+        <w:t>file_audio_prodotto</w:t>
+      </w:r>
+      <w:proofErr w:type="spellEnd"/>
+      <w:r>
+        <w:t xml:space="preserve"> = "audio_it.mp3"</w:t>
       </w:r>
     </w:p>
     <w:p/>
@@ -700,30 +1207,121 @@
       </w:r>
     </w:p>
     <w:p>
-      <w:r>
-        <w:t>soglia_minima = 0.92  # 92% di somiglianza richiesta</w:t>
-      </w:r>
-    </w:p>
-    <w:p>
-      <w:r>
-        <w:t>punteggio, testo_rilevato = verifica_audio(file_audio_prodotto, testo_da_generare)</w:t>
+      <w:proofErr w:type="spellStart"/>
+      <w:r>
+        <w:t>soglia_minima</w:t>
+      </w:r>
+      <w:proofErr w:type="spellEnd"/>
+      <w:r>
+        <w:t xml:space="preserve"> = </w:t>
+      </w:r>
+      <w:proofErr w:type="gramStart"/>
+      <w:r>
+        <w:t>0.92  #</w:t>
+      </w:r>
+      <w:proofErr w:type="gramEnd"/>
+      <w:r>
+        <w:t xml:space="preserve"> 92% di somiglianza richiesta</w:t>
+      </w:r>
+    </w:p>
+    <w:p>
+      <w:r>
+        <w:t xml:space="preserve">punteggio, </w:t>
+      </w:r>
+      <w:proofErr w:type="spellStart"/>
+      <w:r>
+        <w:t>testo_rilevato</w:t>
+      </w:r>
+      <w:proofErr w:type="spellEnd"/>
+      <w:r>
+        <w:t xml:space="preserve"> = </w:t>
+      </w:r>
+      <w:proofErr w:type="spellStart"/>
+      <w:r>
+        <w:t>verifica_</w:t>
+      </w:r>
+      <w:proofErr w:type="gramStart"/>
+      <w:r>
+        <w:t>audio</w:t>
+      </w:r>
+      <w:proofErr w:type="spellEnd"/>
+      <w:r>
+        <w:t>(</w:t>
+      </w:r>
+      <w:proofErr w:type="spellStart"/>
+      <w:proofErr w:type="gramEnd"/>
+      <w:r>
+        <w:t>file_audio_prodotto</w:t>
+      </w:r>
+      <w:proofErr w:type="spellEnd"/>
+      <w:r>
+        <w:t xml:space="preserve">, </w:t>
+      </w:r>
+      <w:proofErr w:type="spellStart"/>
+      <w:r>
+        <w:t>testo_da_generare</w:t>
+      </w:r>
+      <w:proofErr w:type="spellEnd"/>
+      <w:r>
+        <w:t>)</w:t>
       </w:r>
     </w:p>
     <w:p/>
     <w:p>
-      <w:r>
-        <w:t>print(f"Punteggio di fedeltà audio: {punteggio:.2%}")</w:t>
+      <w:proofErr w:type="spellStart"/>
+      <w:proofErr w:type="gramStart"/>
+      <w:r>
+        <w:t>print</w:t>
+      </w:r>
+      <w:proofErr w:type="spellEnd"/>
+      <w:r>
+        <w:t>(</w:t>
+      </w:r>
+      <w:proofErr w:type="spellStart"/>
+      <w:proofErr w:type="gramEnd"/>
+      <w:r>
+        <w:t>f"Punteggio</w:t>
+      </w:r>
+      <w:proofErr w:type="spellEnd"/>
+      <w:r>
+        <w:t xml:space="preserve"> di fedeltà audio: {punteggio:.2%}")</w:t>
       </w:r>
     </w:p>
     <w:p/>
     <w:p>
-      <w:r>
-        <w:t>if punteggio &gt;= soglia_minima:</w:t>
-      </w:r>
-    </w:p>
-    <w:p>
-      <w:r>
-        <w:t xml:space="preserve">    print("</w:t>
+      <w:proofErr w:type="spellStart"/>
+      <w:r>
+        <w:t>if</w:t>
+      </w:r>
+      <w:proofErr w:type="spellEnd"/>
+      <w:r>
+        <w:t xml:space="preserve"> punteggio &gt;= </w:t>
+      </w:r>
+      <w:proofErr w:type="spellStart"/>
+      <w:r>
+        <w:t>soglia_minima</w:t>
+      </w:r>
+      <w:proofErr w:type="spellEnd"/>
+      <w:r>
+        <w:t>:</w:t>
+      </w:r>
+    </w:p>
+    <w:p>
+      <w:r>
+        <w:t xml:space="preserve">    </w:t>
+      </w:r>
+      <w:proofErr w:type="spellStart"/>
+      <w:proofErr w:type="gramStart"/>
+      <w:r>
+        <w:t>print</w:t>
+      </w:r>
+      <w:proofErr w:type="spellEnd"/>
+      <w:r>
+        <w:t>(</w:t>
+      </w:r>
+      <w:proofErr w:type="gramEnd"/>
+      <w:r>
+        <w:t>"</w:t>
       </w:r>
       <w:r>
         <w:rPr>
@@ -751,7 +1349,20 @@
     </w:p>
     <w:p>
       <w:r>
-        <w:t xml:space="preserve">    print("</w:t>
+        <w:t xml:space="preserve">    </w:t>
+      </w:r>
+      <w:proofErr w:type="spellStart"/>
+      <w:proofErr w:type="gramStart"/>
+      <w:r>
+        <w:t>print</w:t>
+      </w:r>
+      <w:proofErr w:type="spellEnd"/>
+      <w:r>
+        <w:t>(</w:t>
+      </w:r>
+      <w:proofErr w:type="gramEnd"/>
+      <w:r>
+        <w:t>"</w:t>
       </w:r>
       <w:r>
         <w:rPr>
@@ -765,12 +1376,64 @@
     </w:p>
     <w:p>
       <w:r>
-        <w:t xml:space="preserve">    print(f"Testo atteso: {testo_da_generare}")</w:t>
-      </w:r>
-    </w:p>
-    <w:p>
-      <w:r>
-        <w:t xml:space="preserve">    print(f"Testo sentito da Whisper: {testo_rilevato}")</w:t>
+        <w:t xml:space="preserve">    </w:t>
+      </w:r>
+      <w:proofErr w:type="spellStart"/>
+      <w:proofErr w:type="gramStart"/>
+      <w:r>
+        <w:t>print</w:t>
+      </w:r>
+      <w:proofErr w:type="spellEnd"/>
+      <w:r>
+        <w:t>(</w:t>
+      </w:r>
+      <w:proofErr w:type="spellStart"/>
+      <w:proofErr w:type="gramEnd"/>
+      <w:r>
+        <w:t>f"Testo</w:t>
+      </w:r>
+      <w:proofErr w:type="spellEnd"/>
+      <w:r>
+        <w:t xml:space="preserve"> atteso: {</w:t>
+      </w:r>
+      <w:proofErr w:type="spellStart"/>
+      <w:r>
+        <w:t>testo_da_generare</w:t>
+      </w:r>
+      <w:proofErr w:type="spellEnd"/>
+      <w:r>
+        <w:t>}")</w:t>
+      </w:r>
+    </w:p>
+    <w:p>
+      <w:r>
+        <w:t xml:space="preserve">    </w:t>
+      </w:r>
+      <w:proofErr w:type="spellStart"/>
+      <w:proofErr w:type="gramStart"/>
+      <w:r>
+        <w:t>print</w:t>
+      </w:r>
+      <w:proofErr w:type="spellEnd"/>
+      <w:r>
+        <w:t>(</w:t>
+      </w:r>
+      <w:proofErr w:type="spellStart"/>
+      <w:proofErr w:type="gramEnd"/>
+      <w:r>
+        <w:t>f"Testo</w:t>
+      </w:r>
+      <w:proofErr w:type="spellEnd"/>
+      <w:r>
+        <w:t xml:space="preserve"> sentito da Whisper: {</w:t>
+      </w:r>
+      <w:proofErr w:type="spellStart"/>
+      <w:r>
+        <w:t>testo_rilevato</w:t>
+      </w:r>
+      <w:proofErr w:type="spellEnd"/>
+      <w:r>
+        <w:t>}")</w:t>
       </w:r>
     </w:p>
     <w:p>
@@ -790,18 +1453,34 @@
           <w:b/>
           <w:bCs/>
         </w:rPr>
-        <w:t>Un piccolo consiglio sulla "Soglia" (soglia_minima)</w:t>
-      </w:r>
-    </w:p>
-    <w:p>
-      <w:r>
-        <w:t xml:space="preserve">Ti consiglio di partire con una soglia flessibile, ad esempio </w:t>
-      </w:r>
+        <w:t>Un piccolo consiglio sulla "Soglia" (</w:t>
+      </w:r>
+      <w:proofErr w:type="spellStart"/>
       <w:r>
         <w:rPr>
           <w:b/>
           <w:bCs/>
         </w:rPr>
+        <w:t>soglia_minima</w:t>
+      </w:r>
+      <w:proofErr w:type="spellEnd"/>
+      <w:r>
+        <w:rPr>
+          <w:b/>
+          <w:bCs/>
+        </w:rPr>
+        <w:t>)</w:t>
+      </w:r>
+    </w:p>
+    <w:p>
+      <w:r>
+        <w:t xml:space="preserve">Ti consiglio di partire con una soglia flessibile, ad esempio </w:t>
+      </w:r>
+      <w:r>
+        <w:rPr>
+          <w:b/>
+          <w:bCs/>
+        </w:rPr>
         <w:t>0.90 o 0.92 (90%-92%)</w:t>
       </w:r>
       <w:r>
@@ -810,11 +1489,11 @@
     </w:p>
     <w:p>
       <w:r>
-        <w:t xml:space="preserve">Questo perché Whisper potrebbe scrivere "San Luca" mentre nel tuo testo originale c'è scritto "S. Luca", oppure potrebbe scrivere i numeri a parole. Questo minimo scarto abbasserà </w:t>
+        <w:t xml:space="preserve">Questo perché Whisper potrebbe scrivere "San Luca" mentre nel tuo testo originale c'è scritto "S. Luca", oppure potrebbe scrivere i numeri a parole. Questo minimo scarto abbasserà leggermente il punteggio anche se l'audio si sente perfettamente. Se invece l'audio </w:t>
       </w:r>
       <w:r>
         <w:lastRenderedPageBreak/>
-        <w:t>leggermente il punteggio anche se l'audio si sente perfettamente. Se invece l'audio "impazzisce" (allucinazioni del TTS, audio troncato a metà, rumore di fondo), il punteggio crollerà drasticamente (spesso sotto il 50%), rendendo l'errore immediatamente evidente allo script.</w:t>
+        <w:t>"impazzisce" (allucinazioni del TTS, audio troncato a metà, rumore di fondo), il punteggio crollerà drasticamente (spesso sotto il 50%), rendendo l'errore immediatamente evidente allo script.</w:t>
       </w:r>
     </w:p>
     <w:p>
@@ -827,11 +1506,35 @@
         <w:br w:type="page"/>
       </w:r>
     </w:p>
-    <w:p>
-      <w:r>
-        <w:lastRenderedPageBreak/>
-        <w:t>per eliminare certi intoppi come i numeri e le date, potremmo modificare il testo di partenza per farlo diventare tutto maiuacolo, s. luca &gt; SAN LUCA , 1200 &gt; milleduecento, XX secolo &gt; ventesimo secolo, MCCX &gt; milludecentodie</w:t>
-      </w:r>
+    <w:p/>
+    <w:p>
+      <w:r>
+        <w:t xml:space="preserve">per eliminare certi intoppi come i numeri e le date, potremmo modificare il testo di partenza per farlo diventare tutto </w:t>
+      </w:r>
+      <w:proofErr w:type="spellStart"/>
+      <w:r>
+        <w:t>maiuacolo</w:t>
+      </w:r>
+      <w:proofErr w:type="spellEnd"/>
+      <w:r>
+        <w:t xml:space="preserve">, s. luca &gt; SAN </w:t>
+      </w:r>
+      <w:proofErr w:type="gramStart"/>
+      <w:r>
+        <w:t>LUCA ,</w:t>
+      </w:r>
+      <w:proofErr w:type="gramEnd"/>
+      <w:r>
+        <w:t xml:space="preserve"> 1200 &gt; milleduecento, XX secolo &gt; ventesimo secolo, MCCX &gt; </w:t>
+      </w:r>
+      <w:proofErr w:type="spellStart"/>
+      <w:r>
+        <w:t>milludecentodie</w:t>
+      </w:r>
+      <w:r>
+        <w:t>ci</w:t>
+      </w:r>
+      <w:proofErr w:type="spellEnd"/>
     </w:p>
     <w:p>
       <w:pPr>
@@ -859,7 +1562,15 @@
         <w:t>normalizzazione preventiva</w:t>
       </w:r>
       <w:r>
-        <w:t xml:space="preserve"> (chiamata in gergo text expansion o verbalizzazione) è la mossa vincente per azzerare i falsi positivi.</w:t>
+        <w:t xml:space="preserve"> (chiamata in gergo text </w:t>
+      </w:r>
+      <w:proofErr w:type="spellStart"/>
+      <w:r>
+        <w:t>expansion</w:t>
+      </w:r>
+      <w:proofErr w:type="spellEnd"/>
+      <w:r>
+        <w:t xml:space="preserve"> o verbalizzazione) è la mossa vincente per azzerare i falsi positivi.</w:t>
       </w:r>
     </w:p>
     <w:p>
@@ -882,7 +1593,15 @@
         <w:t>Per il TTS:</w:t>
       </w:r>
       <w:r>
-        <w:t xml:space="preserve"> Aiuti il modello di OpenAI a non sbagliare la pronuncia (i numeri romani come "XX secolo" a volte mandano in crisi i sintetizzatori vocali, che potrebbero leggere "ics ics secolo" anziché "ventesimo secolo").</w:t>
+        <w:t xml:space="preserve"> Aiuti il modello di OpenAI a non sbagliare la pronuncia (i numeri romani come "XX secolo" a volte mandano in crisi i sintetizzatori vocali, che potrebbero leggere "ics </w:t>
+      </w:r>
+      <w:proofErr w:type="spellStart"/>
+      <w:r>
+        <w:t>ics</w:t>
+      </w:r>
+      <w:proofErr w:type="spellEnd"/>
+      <w:r>
+        <w:t xml:space="preserve"> secolo" anziché "ventesimo secolo").</w:t>
       </w:r>
     </w:p>
     <w:p>
@@ -956,7 +1675,31 @@
         </w:numPr>
       </w:pPr>
       <w:r>
-        <w:t>Esempio italiano: num2words(1200, lang='it') restituisce "milleduecento".</w:t>
+        <w:t>Esempio italiano: num2</w:t>
+      </w:r>
+      <w:proofErr w:type="gramStart"/>
+      <w:r>
+        <w:t>words(</w:t>
+      </w:r>
+      <w:proofErr w:type="gramEnd"/>
+      <w:r>
+        <w:t xml:space="preserve">1200, </w:t>
+      </w:r>
+      <w:proofErr w:type="spellStart"/>
+      <w:r>
+        <w:t>lang</w:t>
+      </w:r>
+      <w:proofErr w:type="spellEnd"/>
+      <w:r>
+        <w:t>='</w:t>
+      </w:r>
+      <w:proofErr w:type="spellStart"/>
+      <w:r>
+        <w:t>it</w:t>
+      </w:r>
+      <w:proofErr w:type="spellEnd"/>
+      <w:r>
+        <w:t>') restituisce "milleduecento".</w:t>
       </w:r>
     </w:p>
     <w:p>
@@ -967,7 +1710,31 @@
         </w:numPr>
       </w:pPr>
       <w:r>
-        <w:t>Esempio spagnolo: num2words(1200, lang='es') restituisce "mil doscientos".</w:t>
+        <w:t>Esempio spagnolo: num2</w:t>
+      </w:r>
+      <w:proofErr w:type="gramStart"/>
+      <w:r>
+        <w:t>words(</w:t>
+      </w:r>
+      <w:proofErr w:type="gramEnd"/>
+      <w:r>
+        <w:t xml:space="preserve">1200, </w:t>
+      </w:r>
+      <w:proofErr w:type="spellStart"/>
+      <w:r>
+        <w:t>lang</w:t>
+      </w:r>
+      <w:proofErr w:type="spellEnd"/>
+      <w:r>
+        <w:t xml:space="preserve">='es') restituisce "mil </w:t>
+      </w:r>
+      <w:proofErr w:type="spellStart"/>
+      <w:r>
+        <w:t>doscientos</w:t>
+      </w:r>
+      <w:proofErr w:type="spellEnd"/>
+      <w:r>
+        <w:t>".</w:t>
       </w:r>
     </w:p>
     <w:p>
@@ -997,7 +1764,15 @@
         <w:t>dizionario di traduzione</w:t>
       </w:r>
       <w:r>
-        <w:t xml:space="preserve"> tramite espressioni regolari (Regex) nel tuo script.</w:t>
+        <w:t xml:space="preserve"> tramite espressioni regolari (</w:t>
+      </w:r>
+      <w:proofErr w:type="spellStart"/>
+      <w:r>
+        <w:t>Regex</w:t>
+      </w:r>
+      <w:proofErr w:type="spellEnd"/>
+      <w:r>
+        <w:t>) nel tuo script.</w:t>
       </w:r>
     </w:p>
     <w:p>
@@ -1042,13 +1817,43 @@
     </w:p>
     <w:p>
       <w:r>
+        <w:lastRenderedPageBreak/>
         <w:t>from num2words import num2words</w:t>
       </w:r>
     </w:p>
     <w:p/>
     <w:p>
-      <w:r>
-        <w:t>def normalizza_testo_per_audio(testo, lingua='it'):</w:t>
+      <w:proofErr w:type="spellStart"/>
+      <w:r>
+        <w:t>def</w:t>
+      </w:r>
+      <w:proofErr w:type="spellEnd"/>
+      <w:r>
+        <w:t xml:space="preserve"> </w:t>
+      </w:r>
+      <w:proofErr w:type="spellStart"/>
+      <w:r>
+        <w:t>normalizza_testo_per_</w:t>
+      </w:r>
+      <w:proofErr w:type="gramStart"/>
+      <w:r>
+        <w:t>audio</w:t>
+      </w:r>
+      <w:proofErr w:type="spellEnd"/>
+      <w:r>
+        <w:t>(</w:t>
+      </w:r>
+      <w:proofErr w:type="gramEnd"/>
+      <w:r>
+        <w:t>testo, lingua='</w:t>
+      </w:r>
+      <w:proofErr w:type="spellStart"/>
+      <w:r>
+        <w:t>it</w:t>
+      </w:r>
+      <w:proofErr w:type="spellEnd"/>
+      <w:r>
+        <w:t>'):</w:t>
       </w:r>
     </w:p>
     <w:p>
@@ -1063,7 +1868,55 @@
     </w:p>
     <w:p>
       <w:r>
-        <w:t xml:space="preserve">        'it': {r'\b[Ss]\.\s+': 'San ', r'\b[Vv]ia\s+': 'Via ', r'\bP\.zza\s+': 'Piazza '},</w:t>
+        <w:t xml:space="preserve">        '</w:t>
+      </w:r>
+      <w:proofErr w:type="spellStart"/>
+      <w:r>
+        <w:t>it</w:t>
+      </w:r>
+      <w:proofErr w:type="spellEnd"/>
+      <w:r>
+        <w:t>': {r'\b[</w:t>
+      </w:r>
+      <w:proofErr w:type="spellStart"/>
+      <w:r>
+        <w:t>Ss</w:t>
+      </w:r>
+      <w:proofErr w:type="spellEnd"/>
+      <w:r>
+        <w:t>]\.\s+': 'San ', r'\b[</w:t>
+      </w:r>
+      <w:proofErr w:type="spellStart"/>
+      <w:r>
+        <w:t>Vv</w:t>
+      </w:r>
+      <w:proofErr w:type="spellEnd"/>
+      <w:r>
+        <w:t>]</w:t>
+      </w:r>
+      <w:proofErr w:type="spellStart"/>
+      <w:r>
+        <w:t>ia</w:t>
+      </w:r>
+      <w:proofErr w:type="spellEnd"/>
+      <w:r>
+        <w:t>\s+': 'Via ', r'\</w:t>
+      </w:r>
+      <w:proofErr w:type="spellStart"/>
+      <w:r>
+        <w:t>bP</w:t>
+      </w:r>
+      <w:proofErr w:type="spellEnd"/>
+      <w:r>
+        <w:t>\.</w:t>
+      </w:r>
+      <w:proofErr w:type="spellStart"/>
+      <w:r>
+        <w:t>zza</w:t>
+      </w:r>
+      <w:proofErr w:type="spellEnd"/>
+      <w:r>
+        <w:t>\s+': 'Piazza '},</w:t>
       </w:r>
     </w:p>
     <w:p>
@@ -1088,17 +1941,46 @@
     </w:p>
     <w:p>
       <w:r>
-        <w:t xml:space="preserve">    if lingua in abbreviazioni:</w:t>
-      </w:r>
-    </w:p>
-    <w:p>
-      <w:r>
-        <w:t xml:space="preserve">        for pattern, sostituto in abbreviazioni[lingua].items():</w:t>
-      </w:r>
-    </w:p>
-    <w:p>
-      <w:r>
-        <w:t xml:space="preserve">            testo = re.sub(pattern, sostituto, testo)</w:t>
+        <w:t xml:space="preserve">    </w:t>
+      </w:r>
+      <w:proofErr w:type="spellStart"/>
+      <w:r>
+        <w:t>if</w:t>
+      </w:r>
+      <w:proofErr w:type="spellEnd"/>
+      <w:r>
+        <w:t xml:space="preserve"> lingua in abbreviazioni:</w:t>
+      </w:r>
+    </w:p>
+    <w:p>
+      <w:r>
+        <w:t xml:space="preserve">        for pattern, sostituto in abbreviazioni[lingua</w:t>
+      </w:r>
+      <w:proofErr w:type="gramStart"/>
+      <w:r>
+        <w:t>].items</w:t>
+      </w:r>
+      <w:proofErr w:type="gramEnd"/>
+      <w:r>
+        <w:t>():</w:t>
+      </w:r>
+    </w:p>
+    <w:p>
+      <w:r>
+        <w:t xml:space="preserve">            testo = </w:t>
+      </w:r>
+      <w:proofErr w:type="spellStart"/>
+      <w:proofErr w:type="gramStart"/>
+      <w:r>
+        <w:t>re.sub</w:t>
+      </w:r>
+      <w:proofErr w:type="spellEnd"/>
+      <w:r>
+        <w:t>(</w:t>
+      </w:r>
+      <w:proofErr w:type="gramEnd"/>
+      <w:r>
+        <w:t>pattern, sostituto, testo)</w:t>
       </w:r>
     </w:p>
     <w:p/>
@@ -1114,32 +1996,120 @@
     </w:p>
     <w:p>
       <w:r>
-        <w:t xml:space="preserve">    secoli_romani = {</w:t>
-      </w:r>
-    </w:p>
-    <w:p>
-      <w:r>
-        <w:t xml:space="preserve">        r'\bXII\b': 'dodicesimo', r'\bXIII\b': 'tredicesimo', </w:t>
-      </w:r>
-    </w:p>
-    <w:p>
-      <w:r>
-        <w:t xml:space="preserve">        r'\bXIV\b': 'quattordicesimo', r'\bXV\b': 'quindicesimo',</w:t>
-      </w:r>
-    </w:p>
-    <w:p>
-      <w:r>
-        <w:t xml:space="preserve">        r'\bXVI\b': 'sedicesimo', r'\bXVII\b': 'diciassettesimo',</w:t>
-      </w:r>
-    </w:p>
-    <w:p>
-      <w:r>
-        <w:t xml:space="preserve">        r'\bXVIII\b': 'diciottesimo', r'\bXIX\b': 'diciannovesimo',</w:t>
-      </w:r>
-    </w:p>
-    <w:p>
-      <w:r>
-        <w:t xml:space="preserve">        r'\bXX\b': 'ventesimo', r'\bXXI\b': 'ventunesimo'</w:t>
+        <w:t xml:space="preserve">    </w:t>
+      </w:r>
+      <w:proofErr w:type="spellStart"/>
+      <w:r>
+        <w:t>secoli_romani</w:t>
+      </w:r>
+      <w:proofErr w:type="spellEnd"/>
+      <w:r>
+        <w:t xml:space="preserve"> = {</w:t>
+      </w:r>
+    </w:p>
+    <w:p>
+      <w:r>
+        <w:t xml:space="preserve">        r'\</w:t>
+      </w:r>
+      <w:proofErr w:type="spellStart"/>
+      <w:r>
+        <w:t>bXII</w:t>
+      </w:r>
+      <w:proofErr w:type="spellEnd"/>
+      <w:r>
+        <w:t>\b': 'dodicesimo', r'\</w:t>
+      </w:r>
+      <w:proofErr w:type="spellStart"/>
+      <w:r>
+        <w:t>bXIII</w:t>
+      </w:r>
+      <w:proofErr w:type="spellEnd"/>
+      <w:r>
+        <w:t xml:space="preserve">\b': 'tredicesimo', </w:t>
+      </w:r>
+    </w:p>
+    <w:p>
+      <w:r>
+        <w:t xml:space="preserve">        r'\</w:t>
+      </w:r>
+      <w:proofErr w:type="spellStart"/>
+      <w:r>
+        <w:t>bXIV</w:t>
+      </w:r>
+      <w:proofErr w:type="spellEnd"/>
+      <w:r>
+        <w:t>\b': 'quattordicesimo', r'\</w:t>
+      </w:r>
+      <w:proofErr w:type="spellStart"/>
+      <w:r>
+        <w:t>bXV</w:t>
+      </w:r>
+      <w:proofErr w:type="spellEnd"/>
+      <w:r>
+        <w:t>\b': 'quindicesimo',</w:t>
+      </w:r>
+    </w:p>
+    <w:p>
+      <w:r>
+        <w:t xml:space="preserve">        r'\</w:t>
+      </w:r>
+      <w:proofErr w:type="spellStart"/>
+      <w:r>
+        <w:t>bXVI</w:t>
+      </w:r>
+      <w:proofErr w:type="spellEnd"/>
+      <w:r>
+        <w:t>\b': 'sedicesimo', r'\</w:t>
+      </w:r>
+      <w:proofErr w:type="spellStart"/>
+      <w:r>
+        <w:t>bXVII</w:t>
+      </w:r>
+      <w:proofErr w:type="spellEnd"/>
+      <w:r>
+        <w:t>\b': 'diciassettesimo',</w:t>
+      </w:r>
+    </w:p>
+    <w:p>
+      <w:r>
+        <w:t xml:space="preserve">        r'\</w:t>
+      </w:r>
+      <w:proofErr w:type="spellStart"/>
+      <w:r>
+        <w:t>bXVIII</w:t>
+      </w:r>
+      <w:proofErr w:type="spellEnd"/>
+      <w:r>
+        <w:t>\b': 'diciottesimo', r'\</w:t>
+      </w:r>
+      <w:proofErr w:type="spellStart"/>
+      <w:r>
+        <w:t>bXIX</w:t>
+      </w:r>
+      <w:proofErr w:type="spellEnd"/>
+      <w:r>
+        <w:t>\b': 'diciannovesimo',</w:t>
+      </w:r>
+    </w:p>
+    <w:p>
+      <w:r>
+        <w:t xml:space="preserve">        r'\</w:t>
+      </w:r>
+      <w:proofErr w:type="spellStart"/>
+      <w:r>
+        <w:t>bXX</w:t>
+      </w:r>
+      <w:proofErr w:type="spellEnd"/>
+      <w:r>
+        <w:t>\b': 'ventesimo', r'\</w:t>
+      </w:r>
+      <w:proofErr w:type="spellStart"/>
+      <w:r>
+        <w:t>bXXI</w:t>
+      </w:r>
+      <w:proofErr w:type="spellEnd"/>
+      <w:r>
+        <w:t>\b': 'ventunesimo'</w:t>
       </w:r>
     </w:p>
     <w:p>
@@ -1149,65 +2119,244 @@
     </w:p>
     <w:p>
       <w:r>
-        <w:t xml:space="preserve">    # Nota: se la lingua è inglese/francese/spagnolo, qui servirà una logica per i ordinali locali (es. "twentieth")</w:t>
-      </w:r>
-    </w:p>
-    <w:p>
-      <w:r>
-        <w:t xml:space="preserve">    if lingua == 'it':</w:t>
-      </w:r>
-    </w:p>
-    <w:p>
-      <w:r>
-        <w:t xml:space="preserve">        for romano, esteso in secoli_romani.items():</w:t>
-      </w:r>
-    </w:p>
-    <w:p>
-      <w:r>
-        <w:t xml:space="preserve">            testo = re.sub(romano, esteso, testo)</w:t>
+        <w:t xml:space="preserve">    # Nota: se la lingua è inglese/francese/spagnolo, qui servirà una logica per </w:t>
+      </w:r>
+      <w:proofErr w:type="gramStart"/>
+      <w:r>
+        <w:t>i</w:t>
+      </w:r>
+      <w:proofErr w:type="gramEnd"/>
+      <w:r>
+        <w:t xml:space="preserve"> ordinali locali (es. "</w:t>
+      </w:r>
+      <w:proofErr w:type="spellStart"/>
+      <w:r>
+        <w:t>twentieth</w:t>
+      </w:r>
+      <w:proofErr w:type="spellEnd"/>
+      <w:r>
+        <w:t>")</w:t>
+      </w:r>
+    </w:p>
+    <w:p>
+      <w:r>
+        <w:t xml:space="preserve">    </w:t>
+      </w:r>
+      <w:proofErr w:type="spellStart"/>
+      <w:r>
+        <w:t>if</w:t>
+      </w:r>
+      <w:proofErr w:type="spellEnd"/>
+      <w:r>
+        <w:t xml:space="preserve"> lingua == '</w:t>
+      </w:r>
+      <w:proofErr w:type="spellStart"/>
+      <w:r>
+        <w:t>it</w:t>
+      </w:r>
+      <w:proofErr w:type="spellEnd"/>
+      <w:r>
+        <w:t>':</w:t>
+      </w:r>
+    </w:p>
+    <w:p>
+      <w:r>
+        <w:t xml:space="preserve">        for romano, esteso in </w:t>
+      </w:r>
+      <w:proofErr w:type="spellStart"/>
+      <w:r>
+        <w:t>secoli_</w:t>
+      </w:r>
+      <w:proofErr w:type="gramStart"/>
+      <w:r>
+        <w:t>romani.items</w:t>
+      </w:r>
+      <w:proofErr w:type="spellEnd"/>
+      <w:proofErr w:type="gramEnd"/>
+      <w:r>
+        <w:t>():</w:t>
+      </w:r>
+    </w:p>
+    <w:p>
+      <w:r>
+        <w:t xml:space="preserve">            testo = </w:t>
+      </w:r>
+      <w:proofErr w:type="spellStart"/>
+      <w:proofErr w:type="gramStart"/>
+      <w:r>
+        <w:t>re.sub</w:t>
+      </w:r>
+      <w:proofErr w:type="spellEnd"/>
+      <w:r>
+        <w:t>(</w:t>
+      </w:r>
+      <w:proofErr w:type="gramEnd"/>
+      <w:r>
+        <w:t>romano, esteso, testo)</w:t>
       </w:r>
     </w:p>
     <w:p/>
     <w:p>
       <w:r>
+        <w:lastRenderedPageBreak/>
         <w:t xml:space="preserve">    # 3. Trova i numeri cardinali (es. 1200) e trasformali in parole</w:t>
       </w:r>
     </w:p>
     <w:p>
       <w:r>
-        <w:lastRenderedPageBreak/>
-        <w:t xml:space="preserve">    def sostituisci_numero(match):</w:t>
-      </w:r>
-    </w:p>
-    <w:p>
-      <w:r>
-        <w:t xml:space="preserve">        numero = int(match.group())</w:t>
-      </w:r>
-    </w:p>
-    <w:p>
-      <w:r>
-        <w:t xml:space="preserve">        try:</w:t>
-      </w:r>
-    </w:p>
-    <w:p>
-      <w:r>
-        <w:t xml:space="preserve">            return num2words(numero, lang=lingua)</w:t>
-      </w:r>
-    </w:p>
-    <w:p>
-      <w:r>
-        <w:t xml:space="preserve">        except NotImplementedError:</w:t>
-      </w:r>
-    </w:p>
-    <w:p>
-      <w:r>
-        <w:t xml:space="preserve">            return match.group() # Se la lingua non è supportata, lascia il numero</w:t>
+        <w:t xml:space="preserve">    </w:t>
+      </w:r>
+      <w:proofErr w:type="spellStart"/>
+      <w:r>
+        <w:t>def</w:t>
+      </w:r>
+      <w:proofErr w:type="spellEnd"/>
+      <w:r>
+        <w:t xml:space="preserve"> </w:t>
+      </w:r>
+      <w:proofErr w:type="spellStart"/>
+      <w:r>
+        <w:t>sostituisci_numero</w:t>
+      </w:r>
+      <w:proofErr w:type="spellEnd"/>
+      <w:r>
+        <w:t>(match):</w:t>
+      </w:r>
+    </w:p>
+    <w:p>
+      <w:r>
+        <w:t xml:space="preserve">        numero = </w:t>
+      </w:r>
+      <w:proofErr w:type="spellStart"/>
+      <w:r>
+        <w:t>int</w:t>
+      </w:r>
+      <w:proofErr w:type="spellEnd"/>
+      <w:r>
+        <w:t>(</w:t>
+      </w:r>
+      <w:proofErr w:type="spellStart"/>
+      <w:proofErr w:type="gramStart"/>
+      <w:r>
+        <w:t>match.group</w:t>
+      </w:r>
+      <w:proofErr w:type="spellEnd"/>
+      <w:proofErr w:type="gramEnd"/>
+      <w:r>
+        <w:t>())</w:t>
+      </w:r>
+    </w:p>
+    <w:p>
+      <w:r>
+        <w:t xml:space="preserve">        </w:t>
+      </w:r>
+      <w:proofErr w:type="spellStart"/>
+      <w:r>
+        <w:t>try</w:t>
+      </w:r>
+      <w:proofErr w:type="spellEnd"/>
+      <w:r>
+        <w:t>:</w:t>
+      </w:r>
+    </w:p>
+    <w:p>
+      <w:r>
+        <w:t xml:space="preserve">            </w:t>
+      </w:r>
+      <w:proofErr w:type="spellStart"/>
+      <w:r>
+        <w:t>return</w:t>
+      </w:r>
+      <w:proofErr w:type="spellEnd"/>
+      <w:r>
+        <w:t xml:space="preserve"> num2</w:t>
+      </w:r>
+      <w:proofErr w:type="gramStart"/>
+      <w:r>
+        <w:t>words(</w:t>
+      </w:r>
+      <w:proofErr w:type="gramEnd"/>
+      <w:r>
+        <w:t xml:space="preserve">numero, </w:t>
+      </w:r>
+      <w:proofErr w:type="spellStart"/>
+      <w:r>
+        <w:t>lang</w:t>
+      </w:r>
+      <w:proofErr w:type="spellEnd"/>
+      <w:r>
+        <w:t>=lingua)</w:t>
+      </w:r>
+    </w:p>
+    <w:p>
+      <w:r>
+        <w:t xml:space="preserve">        </w:t>
+      </w:r>
+      <w:proofErr w:type="spellStart"/>
+      <w:r>
+        <w:t>except</w:t>
+      </w:r>
+      <w:proofErr w:type="spellEnd"/>
+      <w:r>
+        <w:t xml:space="preserve"> </w:t>
+      </w:r>
+      <w:proofErr w:type="spellStart"/>
+      <w:r>
+        <w:t>NotImplementedError</w:t>
+      </w:r>
+      <w:proofErr w:type="spellEnd"/>
+      <w:r>
+        <w:t>:</w:t>
+      </w:r>
+    </w:p>
+    <w:p>
+      <w:r>
+        <w:t xml:space="preserve">            </w:t>
+      </w:r>
+      <w:proofErr w:type="spellStart"/>
+      <w:r>
+        <w:t>return</w:t>
+      </w:r>
+      <w:proofErr w:type="spellEnd"/>
+      <w:r>
+        <w:t xml:space="preserve"> </w:t>
+      </w:r>
+      <w:proofErr w:type="spellStart"/>
+      <w:proofErr w:type="gramStart"/>
+      <w:r>
+        <w:t>match.group</w:t>
+      </w:r>
+      <w:proofErr w:type="spellEnd"/>
+      <w:proofErr w:type="gramEnd"/>
+      <w:r>
+        <w:t>() # Se la lingua non è supportata, lascia il numero</w:t>
       </w:r>
     </w:p>
     <w:p/>
     <w:p>
       <w:r>
-        <w:t xml:space="preserve">    testo = re.sub(r'\b\d+\b', sostituisci_numero, testo)</w:t>
+        <w:t xml:space="preserve">    testo = </w:t>
+      </w:r>
+      <w:proofErr w:type="spellStart"/>
+      <w:proofErr w:type="gramStart"/>
+      <w:r>
+        <w:t>re.sub</w:t>
+      </w:r>
+      <w:proofErr w:type="spellEnd"/>
+      <w:r>
+        <w:t>(</w:t>
+      </w:r>
+      <w:proofErr w:type="gramEnd"/>
+      <w:r>
+        <w:t xml:space="preserve">r'\b\d+\b', </w:t>
+      </w:r>
+      <w:proofErr w:type="spellStart"/>
+      <w:r>
+        <w:t>sostituisci_numero</w:t>
+      </w:r>
+      <w:proofErr w:type="spellEnd"/>
+      <w:r>
+        <w:t>, testo)</w:t>
       </w:r>
     </w:p>
     <w:p/>
@@ -1218,7 +2367,17 @@
     </w:p>
     <w:p>
       <w:r>
-        <w:t xml:space="preserve">    testo = testo.upper()</w:t>
+        <w:t xml:space="preserve">    testo = </w:t>
+      </w:r>
+      <w:proofErr w:type="spellStart"/>
+      <w:proofErr w:type="gramStart"/>
+      <w:r>
+        <w:t>testo.upper</w:t>
+      </w:r>
+      <w:proofErr w:type="spellEnd"/>
+      <w:proofErr w:type="gramEnd"/>
+      <w:r>
+        <w:t>()</w:t>
       </w:r>
     </w:p>
     <w:p>
@@ -1233,7 +2392,25 @@
     </w:p>
     <w:p>
       <w:r>
-        <w:t xml:space="preserve">    testo = " ".join(testo.split())</w:t>
+        <w:t xml:space="preserve">    testo = " </w:t>
+      </w:r>
+      <w:proofErr w:type="gramStart"/>
+      <w:r>
+        <w:t>".join</w:t>
+      </w:r>
+      <w:proofErr w:type="gramEnd"/>
+      <w:r>
+        <w:t>(</w:t>
+      </w:r>
+      <w:proofErr w:type="spellStart"/>
+      <w:proofErr w:type="gramStart"/>
+      <w:r>
+        <w:t>testo.split</w:t>
+      </w:r>
+      <w:proofErr w:type="spellEnd"/>
+      <w:proofErr w:type="gramEnd"/>
+      <w:r>
+        <w:t>())</w:t>
       </w:r>
     </w:p>
     <w:p>
@@ -1243,7 +2420,15 @@
     </w:p>
     <w:p>
       <w:r>
-        <w:t xml:space="preserve">    return testo</w:t>
+        <w:t xml:space="preserve">    </w:t>
+      </w:r>
+      <w:proofErr w:type="spellStart"/>
+      <w:r>
+        <w:t>return</w:t>
+      </w:r>
+      <w:proofErr w:type="spellEnd"/>
+      <w:r>
+        <w:t xml:space="preserve"> testo</w:t>
       </w:r>
     </w:p>
     <w:p/>
@@ -1253,19 +2438,71 @@
       </w:r>
     </w:p>
     <w:p>
-      <w:r>
-        <w:t>testo_storia = "Nel XX secolo, la chiesa di S. Luca accolse 1200 visitatori."</w:t>
-      </w:r>
-    </w:p>
-    <w:p>
-      <w:r>
-        <w:t>testo_pronto = normalizza_testo_per_audio(testo_storia, lingua='it')</w:t>
+      <w:proofErr w:type="spellStart"/>
+      <w:r>
+        <w:t>testo_storia</w:t>
+      </w:r>
+      <w:proofErr w:type="spellEnd"/>
+      <w:r>
+        <w:t xml:space="preserve"> = "Nel XX secolo, la chiesa di S. Luca accolse 1200 visitatori."</w:t>
+      </w:r>
+    </w:p>
+    <w:p>
+      <w:proofErr w:type="spellStart"/>
+      <w:r>
+        <w:t>testo_pronto</w:t>
+      </w:r>
+      <w:proofErr w:type="spellEnd"/>
+      <w:r>
+        <w:t xml:space="preserve"> = </w:t>
+      </w:r>
+      <w:proofErr w:type="spellStart"/>
+      <w:r>
+        <w:t>normalizza_testo_per_</w:t>
+      </w:r>
+      <w:proofErr w:type="gramStart"/>
+      <w:r>
+        <w:t>audio</w:t>
+      </w:r>
+      <w:proofErr w:type="spellEnd"/>
+      <w:r>
+        <w:t>(</w:t>
+      </w:r>
+      <w:proofErr w:type="spellStart"/>
+      <w:proofErr w:type="gramEnd"/>
+      <w:r>
+        <w:t>testo_storia</w:t>
+      </w:r>
+      <w:proofErr w:type="spellEnd"/>
+      <w:r>
+        <w:t>, lingua='</w:t>
+      </w:r>
+      <w:proofErr w:type="spellStart"/>
+      <w:r>
+        <w:t>it</w:t>
+      </w:r>
+      <w:proofErr w:type="spellEnd"/>
+      <w:r>
+        <w:t>')</w:t>
       </w:r>
     </w:p>
     <w:p/>
     <w:p>
-      <w:r>
-        <w:t>print(testo_pronto)</w:t>
+      <w:proofErr w:type="spellStart"/>
+      <w:r>
+        <w:t>print</w:t>
+      </w:r>
+      <w:proofErr w:type="spellEnd"/>
+      <w:r>
+        <w:t>(</w:t>
+      </w:r>
+      <w:proofErr w:type="spellStart"/>
+      <w:r>
+        <w:t>testo_pronto</w:t>
+      </w:r>
+      <w:proofErr w:type="spellEnd"/>
+      <w:r>
+        <w:t>)</w:t>
       </w:r>
     </w:p>
     <w:p>
@@ -1322,7 +2559,16 @@
         </w:numPr>
       </w:pPr>
       <w:r>
-        <w:t>Generi il testo_normalizzato (tutto in lettere e maiuscolo).</w:t>
+        <w:lastRenderedPageBreak/>
+        <w:t xml:space="preserve">Generi il </w:t>
+      </w:r>
+      <w:proofErr w:type="spellStart"/>
+      <w:r>
+        <w:t>testo_normalizzato</w:t>
+      </w:r>
+      <w:proofErr w:type="spellEnd"/>
+      <w:r>
+        <w:t xml:space="preserve"> (tutto in lettere e maiuscolo).</w:t>
       </w:r>
     </w:p>
     <w:p>
@@ -1333,8 +2579,15 @@
         </w:numPr>
       </w:pPr>
       <w:r>
-        <w:lastRenderedPageBreak/>
-        <w:t xml:space="preserve">Invii il testo_normalizzato ad </w:t>
+        <w:t xml:space="preserve">Invii il </w:t>
+      </w:r>
+      <w:proofErr w:type="spellStart"/>
+      <w:r>
+        <w:t>testo_normalizzato</w:t>
+      </w:r>
+      <w:proofErr w:type="spellEnd"/>
+      <w:r>
+        <w:t xml:space="preserve"> ad </w:t>
       </w:r>
       <w:r>
         <w:rPr>
@@ -1381,7 +2634,23 @@
     </w:p>
     <w:p>
       <w:r>
-        <w:t>Se usi già un dizionario o una lista per gestire le quattro lingue nel tuo script, possiamo adattare la conversione dei numeri ordinali (i secoli) in modo che rispetti la lingua corretta (es. "twentieth" per l'inglese o "vingtième" per il francese).</w:t>
+        <w:t>Se usi già un dizionario o una lista per gestire le quattro lingue nel tuo script, possiamo adattare la conversione dei numeri ordinali (i secoli) in modo che rispetti la lingua corretta (es. "</w:t>
+      </w:r>
+      <w:proofErr w:type="spellStart"/>
+      <w:r>
+        <w:t>twentieth</w:t>
+      </w:r>
+      <w:proofErr w:type="spellEnd"/>
+      <w:r>
+        <w:t>" per l'inglese o "</w:t>
+      </w:r>
+      <w:proofErr w:type="spellStart"/>
+      <w:r>
+        <w:t>vingtième</w:t>
+      </w:r>
+      <w:proofErr w:type="spellEnd"/>
+      <w:r>
+        <w:t>" per il francese).</w:t>
       </w:r>
     </w:p>
     <w:p>
@@ -1451,7 +2720,23 @@
     </w:p>
     <w:p>
       <w:r>
-        <w:t>Possiamo organizzare il dizionario come una mappa in cui, per ciascuna lingua (it, en, fr, es), definiamo le sostituzioni necessarie. Sfrutteremo le espressioni regolari (re.sub) per assicurarci che la sostituzione avvenga solo per parole intere, evitando di modificare pezzi di parole per errore.</w:t>
+        <w:t>Possiamo organizzare il dizionario come una mappa in cui, per ciascuna lingua (</w:t>
+      </w:r>
+      <w:proofErr w:type="spellStart"/>
+      <w:r>
+        <w:t>it</w:t>
+      </w:r>
+      <w:proofErr w:type="spellEnd"/>
+      <w:r>
+        <w:t>, en, fr, es), definiamo le sostituzioni necessarie. Sfrutteremo le espressioni regolari (</w:t>
+      </w:r>
+      <w:proofErr w:type="spellStart"/>
+      <w:r>
+        <w:t>re.sub</w:t>
+      </w:r>
+      <w:proofErr w:type="spellEnd"/>
+      <w:r>
+        <w:t>) per assicurarci che la sostituzione avvenga solo per parole intere, evitando di modificare pezzi di parole per errore.</w:t>
       </w:r>
     </w:p>
     <w:p>
@@ -1477,47 +2762,143 @@
     </w:p>
     <w:p>
       <w:r>
-        <w:t xml:space="preserve">    'it': {</w:t>
-      </w:r>
-    </w:p>
-    <w:p>
-      <w:r>
-        <w:t xml:space="preserve">        r'\bS\.\s+': 'SAN ',</w:t>
-      </w:r>
-    </w:p>
-    <w:p>
-      <w:r>
-        <w:t xml:space="preserve">        r'\bS\.Luca\b': 'SAN LUCA',</w:t>
-      </w:r>
-    </w:p>
-    <w:p>
-      <w:r>
-        <w:t xml:space="preserve">        r'\bS\.Francesco\b': 'SAN FRANCESCO',</w:t>
-      </w:r>
-    </w:p>
-    <w:p>
-      <w:r>
-        <w:t xml:space="preserve">        r'\bV\.\s+': 'VIA ',</w:t>
-      </w:r>
-    </w:p>
-    <w:p>
-      <w:r>
-        <w:t xml:space="preserve">        r'\bP\.zza\b': 'PIAZZA',</w:t>
-      </w:r>
-    </w:p>
-    <w:p>
-      <w:r>
-        <w:t xml:space="preserve">        r'\bXX\s+secolo\b': 'VENTESIMO SECOLO',</w:t>
-      </w:r>
-    </w:p>
-    <w:p>
-      <w:r>
-        <w:t xml:space="preserve">        r'\bXXI\s+secolo\b': 'VENTUNESIMO SECOLO',</w:t>
-      </w:r>
-    </w:p>
-    <w:p>
-      <w:r>
-        <w:t xml:space="preserve">        r'\bMCCX\b': 'MILLEDUECENTODIECI',</w:t>
+        <w:t xml:space="preserve">    '</w:t>
+      </w:r>
+      <w:proofErr w:type="spellStart"/>
+      <w:r>
+        <w:t>it</w:t>
+      </w:r>
+      <w:proofErr w:type="spellEnd"/>
+      <w:r>
+        <w:t>': {</w:t>
+      </w:r>
+    </w:p>
+    <w:p>
+      <w:r>
+        <w:t xml:space="preserve">        r'\</w:t>
+      </w:r>
+      <w:proofErr w:type="spellStart"/>
+      <w:r>
+        <w:t>bS</w:t>
+      </w:r>
+      <w:proofErr w:type="spellEnd"/>
+      <w:r>
+        <w:t>\.\s+': 'SAN ',</w:t>
+      </w:r>
+    </w:p>
+    <w:p>
+      <w:r>
+        <w:t xml:space="preserve">        r'\</w:t>
+      </w:r>
+      <w:proofErr w:type="spellStart"/>
+      <w:r>
+        <w:t>bS</w:t>
+      </w:r>
+      <w:proofErr w:type="spellEnd"/>
+      <w:r>
+        <w:t>\.Luca\b': 'SAN LUCA',</w:t>
+      </w:r>
+    </w:p>
+    <w:p>
+      <w:r>
+        <w:t xml:space="preserve">        r'\</w:t>
+      </w:r>
+      <w:proofErr w:type="spellStart"/>
+      <w:r>
+        <w:t>bS</w:t>
+      </w:r>
+      <w:proofErr w:type="spellEnd"/>
+      <w:r>
+        <w:t>\.Francesco\b': 'SAN FRANCESCO',</w:t>
+      </w:r>
+    </w:p>
+    <w:p>
+      <w:r>
+        <w:t xml:space="preserve">        r'\</w:t>
+      </w:r>
+      <w:proofErr w:type="spellStart"/>
+      <w:r>
+        <w:t>bV</w:t>
+      </w:r>
+      <w:proofErr w:type="spellEnd"/>
+      <w:r>
+        <w:t>\.\s+': 'VIA ',</w:t>
+      </w:r>
+    </w:p>
+    <w:p>
+      <w:r>
+        <w:t xml:space="preserve">        r'\</w:t>
+      </w:r>
+      <w:proofErr w:type="spellStart"/>
+      <w:r>
+        <w:t>bP</w:t>
+      </w:r>
+      <w:proofErr w:type="spellEnd"/>
+      <w:r>
+        <w:t>\.</w:t>
+      </w:r>
+      <w:proofErr w:type="spellStart"/>
+      <w:r>
+        <w:t>zza</w:t>
+      </w:r>
+      <w:proofErr w:type="spellEnd"/>
+      <w:r>
+        <w:t>\b': 'PIAZZA',</w:t>
+      </w:r>
+    </w:p>
+    <w:p>
+      <w:r>
+        <w:t xml:space="preserve">        r'\</w:t>
+      </w:r>
+      <w:proofErr w:type="spellStart"/>
+      <w:r>
+        <w:t>bXX</w:t>
+      </w:r>
+      <w:proofErr w:type="spellEnd"/>
+      <w:r>
+        <w:t>\</w:t>
+      </w:r>
+      <w:proofErr w:type="spellStart"/>
+      <w:r>
+        <w:t>s+secolo</w:t>
+      </w:r>
+      <w:proofErr w:type="spellEnd"/>
+      <w:r>
+        <w:t>\b': 'VENTESIMO SECOLO',</w:t>
+      </w:r>
+    </w:p>
+    <w:p>
+      <w:r>
+        <w:t xml:space="preserve">        r'\</w:t>
+      </w:r>
+      <w:proofErr w:type="spellStart"/>
+      <w:r>
+        <w:t>bXXI</w:t>
+      </w:r>
+      <w:proofErr w:type="spellEnd"/>
+      <w:r>
+        <w:t>\</w:t>
+      </w:r>
+      <w:proofErr w:type="spellStart"/>
+      <w:r>
+        <w:t>s+secolo</w:t>
+      </w:r>
+      <w:proofErr w:type="spellEnd"/>
+      <w:r>
+        <w:t>\b': 'VENTUNESIMO SECOLO',</w:t>
+      </w:r>
+    </w:p>
+    <w:p>
+      <w:r>
+        <w:t xml:space="preserve">        r'\</w:t>
+      </w:r>
+      <w:proofErr w:type="spellStart"/>
+      <w:r>
+        <w:t>bMCCX</w:t>
+      </w:r>
+      <w:proofErr w:type="spellEnd"/>
+      <w:r>
+        <w:t>\b': 'MILLEDUECENTODIECI',</w:t>
       </w:r>
     </w:p>
     <w:p>
@@ -1538,17 +2919,49 @@
     </w:p>
     <w:p>
       <w:r>
-        <w:t xml:space="preserve">        r'\bSt\.\s+': 'SAINT ',</w:t>
-      </w:r>
-    </w:p>
-    <w:p>
-      <w:r>
-        <w:t xml:space="preserve">        r'\bSt\s+Luke\b': 'SAINT LUKE',</w:t>
-      </w:r>
-    </w:p>
-    <w:p>
-      <w:r>
-        <w:t xml:space="preserve">        r'\b20th\s+century\b': 'TWENTIETH CENTURY',</w:t>
+        <w:t xml:space="preserve">        r'\</w:t>
+      </w:r>
+      <w:proofErr w:type="spellStart"/>
+      <w:r>
+        <w:t>bSt</w:t>
+      </w:r>
+      <w:proofErr w:type="spellEnd"/>
+      <w:r>
+        <w:t>\.\s+': 'SAINT ',</w:t>
+      </w:r>
+    </w:p>
+    <w:p>
+      <w:r>
+        <w:t xml:space="preserve">        r'\</w:t>
+      </w:r>
+      <w:proofErr w:type="spellStart"/>
+      <w:r>
+        <w:t>bSt</w:t>
+      </w:r>
+      <w:proofErr w:type="spellEnd"/>
+      <w:r>
+        <w:t>\</w:t>
+      </w:r>
+      <w:proofErr w:type="spellStart"/>
+      <w:r>
+        <w:t>s+Luke</w:t>
+      </w:r>
+      <w:proofErr w:type="spellEnd"/>
+      <w:r>
+        <w:t>\b': 'SAINT LUKE',</w:t>
+      </w:r>
+    </w:p>
+    <w:p>
+      <w:r>
+        <w:t xml:space="preserve">        r'\b20th\</w:t>
+      </w:r>
+      <w:proofErr w:type="spellStart"/>
+      <w:r>
+        <w:t>s+century</w:t>
+      </w:r>
+      <w:proofErr w:type="spellEnd"/>
+      <w:r>
+        <w:t>\b': 'TWENTIETH CENTURY',</w:t>
       </w:r>
     </w:p>
     <w:p>
@@ -1568,12 +2981,28 @@
     </w:p>
     <w:p>
       <w:r>
-        <w:t xml:space="preserve">        r'\bSt\.\s+': 'SAINT ',</w:t>
-      </w:r>
-    </w:p>
-    <w:p>
-      <w:r>
-        <w:t xml:space="preserve">        r'\b20e\s+siècle\b': 'VINGTIÈME SIÈCLE',</w:t>
+        <w:t xml:space="preserve">        r'\</w:t>
+      </w:r>
+      <w:proofErr w:type="spellStart"/>
+      <w:r>
+        <w:t>bSt</w:t>
+      </w:r>
+      <w:proofErr w:type="spellEnd"/>
+      <w:r>
+        <w:t>\.\s+': 'SAINT ',</w:t>
+      </w:r>
+    </w:p>
+    <w:p>
+      <w:r>
+        <w:t xml:space="preserve">        r'\b20e\</w:t>
+      </w:r>
+      <w:proofErr w:type="spellStart"/>
+      <w:r>
+        <w:t>s+siècle</w:t>
+      </w:r>
+      <w:proofErr w:type="spellEnd"/>
+      <w:r>
+        <w:t>\b': 'VINGTIÈME SIÈCLE',</w:t>
       </w:r>
     </w:p>
     <w:p>
@@ -1593,12 +3022,44 @@
     </w:p>
     <w:p>
       <w:r>
-        <w:t xml:space="preserve">        r'\bSan\s+Lucas\b': 'SAN LUCAS',</w:t>
-      </w:r>
-    </w:p>
-    <w:p>
-      <w:r>
-        <w:t xml:space="preserve">        r'\bsiglo\s+XX\b': 'SIGLO VEINTE',</w:t>
+        <w:t xml:space="preserve">        r'\</w:t>
+      </w:r>
+      <w:proofErr w:type="spellStart"/>
+      <w:r>
+        <w:t>bSan</w:t>
+      </w:r>
+      <w:proofErr w:type="spellEnd"/>
+      <w:r>
+        <w:t>\</w:t>
+      </w:r>
+      <w:proofErr w:type="spellStart"/>
+      <w:r>
+        <w:t>s+Lucas</w:t>
+      </w:r>
+      <w:proofErr w:type="spellEnd"/>
+      <w:r>
+        <w:t>\b': 'SAN LUCAS',</w:t>
+      </w:r>
+    </w:p>
+    <w:p>
+      <w:r>
+        <w:t xml:space="preserve">        r'\</w:t>
+      </w:r>
+      <w:proofErr w:type="spellStart"/>
+      <w:r>
+        <w:t>bsiglo</w:t>
+      </w:r>
+      <w:proofErr w:type="spellEnd"/>
+      <w:r>
+        <w:t>\</w:t>
+      </w:r>
+      <w:proofErr w:type="spellStart"/>
+      <w:r>
+        <w:t>s+XX</w:t>
+      </w:r>
+      <w:proofErr w:type="spellEnd"/>
+      <w:r>
+        <w:t>\b': 'SIGLO VEINTE',</w:t>
       </w:r>
     </w:p>
     <w:p>
@@ -1652,8 +3113,42 @@
       </w:r>
     </w:p>
     <w:p>
-      <w:r>
-        <w:t>def normalizza_con_dizionario(testo_originale, lingua='it'):</w:t>
+      <w:proofErr w:type="spellStart"/>
+      <w:r>
+        <w:t>def</w:t>
+      </w:r>
+      <w:proofErr w:type="spellEnd"/>
+      <w:r>
+        <w:t xml:space="preserve"> </w:t>
+      </w:r>
+      <w:proofErr w:type="spellStart"/>
+      <w:r>
+        <w:t>normalizza_con_</w:t>
+      </w:r>
+      <w:proofErr w:type="gramStart"/>
+      <w:r>
+        <w:t>dizionario</w:t>
+      </w:r>
+      <w:proofErr w:type="spellEnd"/>
+      <w:r>
+        <w:t>(</w:t>
+      </w:r>
+      <w:proofErr w:type="spellStart"/>
+      <w:proofErr w:type="gramEnd"/>
+      <w:r>
+        <w:t>testo_originale</w:t>
+      </w:r>
+      <w:proofErr w:type="spellEnd"/>
+      <w:r>
+        <w:t>, lingua='</w:t>
+      </w:r>
+      <w:proofErr w:type="spellStart"/>
+      <w:r>
+        <w:t>it</w:t>
+      </w:r>
+      <w:proofErr w:type="spellEnd"/>
+      <w:r>
+        <w:t>'):</w:t>
       </w:r>
     </w:p>
     <w:p>
@@ -1663,7 +3158,20 @@
     </w:p>
     <w:p>
       <w:r>
-        <w:t xml:space="preserve">    testo = testo_originale.upper()</w:t>
+        <w:t xml:space="preserve">    testo = </w:t>
+      </w:r>
+      <w:proofErr w:type="spellStart"/>
+      <w:r>
+        <w:t>testo_</w:t>
+      </w:r>
+      <w:proofErr w:type="gramStart"/>
+      <w:r>
+        <w:t>originale.upper</w:t>
+      </w:r>
+      <w:proofErr w:type="spellEnd"/>
+      <w:proofErr w:type="gramEnd"/>
+      <w:r>
+        <w:t>()</w:t>
       </w:r>
     </w:p>
     <w:p>
@@ -1678,7 +3186,28 @@
     </w:p>
     <w:p>
       <w:r>
-        <w:t xml:space="preserve">    regole_lingua = DIZIONARIO_LINGUE.get(lingua, {})</w:t>
+        <w:t xml:space="preserve">    </w:t>
+      </w:r>
+      <w:proofErr w:type="spellStart"/>
+      <w:r>
+        <w:t>regole_lingua</w:t>
+      </w:r>
+      <w:proofErr w:type="spellEnd"/>
+      <w:r>
+        <w:t xml:space="preserve"> = </w:t>
+      </w:r>
+      <w:proofErr w:type="spellStart"/>
+      <w:proofErr w:type="gramStart"/>
+      <w:r>
+        <w:t>DIZIONARIO_LINGUE.get</w:t>
+      </w:r>
+      <w:proofErr w:type="spellEnd"/>
+      <w:r>
+        <w:t>(</w:t>
+      </w:r>
+      <w:proofErr w:type="gramEnd"/>
+      <w:r>
+        <w:t>lingua, {})</w:t>
       </w:r>
     </w:p>
     <w:p>
@@ -1694,7 +3223,20 @@
     </w:p>
     <w:p>
       <w:r>
-        <w:t xml:space="preserve">    for pattern, sostituto in regole_lingua.items():</w:t>
+        <w:t xml:space="preserve">    for pattern, sostituto in </w:t>
+      </w:r>
+      <w:proofErr w:type="spellStart"/>
+      <w:r>
+        <w:t>regole_</w:t>
+      </w:r>
+      <w:proofErr w:type="gramStart"/>
+      <w:r>
+        <w:t>lingua.items</w:t>
+      </w:r>
+      <w:proofErr w:type="spellEnd"/>
+      <w:proofErr w:type="gramEnd"/>
+      <w:r>
+        <w:t>():</w:t>
       </w:r>
     </w:p>
     <w:p>
@@ -1704,7 +3246,40 @@
     </w:p>
     <w:p>
       <w:r>
-        <w:t xml:space="preserve">        testo = re.sub(pattern, sostituto.upper(), testo, flags=re.IGNORECASE)</w:t>
+        <w:t xml:space="preserve">        testo = </w:t>
+      </w:r>
+      <w:proofErr w:type="spellStart"/>
+      <w:proofErr w:type="gramStart"/>
+      <w:r>
+        <w:t>re.sub</w:t>
+      </w:r>
+      <w:proofErr w:type="spellEnd"/>
+      <w:r>
+        <w:t>(</w:t>
+      </w:r>
+      <w:proofErr w:type="gramEnd"/>
+      <w:r>
+        <w:t xml:space="preserve">pattern, </w:t>
+      </w:r>
+      <w:proofErr w:type="spellStart"/>
+      <w:proofErr w:type="gramStart"/>
+      <w:r>
+        <w:t>sostituto.upper</w:t>
+      </w:r>
+      <w:proofErr w:type="spellEnd"/>
+      <w:proofErr w:type="gramEnd"/>
+      <w:r>
+        <w:t>(), testo, flags=</w:t>
+      </w:r>
+      <w:proofErr w:type="spellStart"/>
+      <w:proofErr w:type="gramStart"/>
+      <w:r>
+        <w:t>re.IGNORECASE</w:t>
+      </w:r>
+      <w:proofErr w:type="spellEnd"/>
+      <w:proofErr w:type="gramEnd"/>
+      <w:r>
+        <w:t>)</w:t>
       </w:r>
     </w:p>
     <w:p>
@@ -1719,7 +3294,25 @@
     </w:p>
     <w:p>
       <w:r>
-        <w:t xml:space="preserve">    testo = " ".join(testo.split())</w:t>
+        <w:t xml:space="preserve">    testo = " </w:t>
+      </w:r>
+      <w:proofErr w:type="gramStart"/>
+      <w:r>
+        <w:t>".join</w:t>
+      </w:r>
+      <w:proofErr w:type="gramEnd"/>
+      <w:r>
+        <w:t>(</w:t>
+      </w:r>
+      <w:proofErr w:type="spellStart"/>
+      <w:proofErr w:type="gramStart"/>
+      <w:r>
+        <w:t>testo.split</w:t>
+      </w:r>
+      <w:proofErr w:type="spellEnd"/>
+      <w:proofErr w:type="gramEnd"/>
+      <w:r>
+        <w:t>())</w:t>
       </w:r>
     </w:p>
     <w:p>
@@ -1729,7 +3322,15 @@
     </w:p>
     <w:p>
       <w:r>
-        <w:t xml:space="preserve">    return testo</w:t>
+        <w:t xml:space="preserve">    </w:t>
+      </w:r>
+      <w:proofErr w:type="spellStart"/>
+      <w:r>
+        <w:t>return</w:t>
+      </w:r>
+      <w:proofErr w:type="spellEnd"/>
+      <w:r>
+        <w:t xml:space="preserve"> testo</w:t>
       </w:r>
     </w:p>
     <w:p/>
@@ -1739,34 +3340,164 @@
       </w:r>
     </w:p>
     <w:p>
-      <w:r>
-        <w:t>testo_it = "L'ingresso monumentale di S. Luca fu completato nel XX secolo."</w:t>
-      </w:r>
-    </w:p>
-    <w:p>
-      <w:r>
-        <w:t>testo_pronto_it = normalizza_con_dizionario(testo_it, lingua='it')</w:t>
-      </w:r>
-    </w:p>
-    <w:p>
-      <w:r>
-        <w:t>print("ITALIANO:", testo_pronto_it)</w:t>
+      <w:proofErr w:type="spellStart"/>
+      <w:r>
+        <w:t>testo_it</w:t>
+      </w:r>
+      <w:proofErr w:type="spellEnd"/>
+      <w:r>
+        <w:t xml:space="preserve"> = "L'ingresso monumentale di S. Luca fu completato nel XX secolo."</w:t>
+      </w:r>
+    </w:p>
+    <w:p>
+      <w:proofErr w:type="spellStart"/>
+      <w:r>
+        <w:t>testo_pronto_it</w:t>
+      </w:r>
+      <w:proofErr w:type="spellEnd"/>
+      <w:r>
+        <w:t xml:space="preserve"> = </w:t>
+      </w:r>
+      <w:proofErr w:type="spellStart"/>
+      <w:r>
+        <w:t>normalizza_con_</w:t>
+      </w:r>
+      <w:proofErr w:type="gramStart"/>
+      <w:r>
+        <w:t>dizionario</w:t>
+      </w:r>
+      <w:proofErr w:type="spellEnd"/>
+      <w:r>
+        <w:t>(</w:t>
+      </w:r>
+      <w:proofErr w:type="spellStart"/>
+      <w:proofErr w:type="gramEnd"/>
+      <w:r>
+        <w:t>testo_it</w:t>
+      </w:r>
+      <w:proofErr w:type="spellEnd"/>
+      <w:r>
+        <w:t>, lingua='</w:t>
+      </w:r>
+      <w:proofErr w:type="spellStart"/>
+      <w:r>
+        <w:t>it</w:t>
+      </w:r>
+      <w:proofErr w:type="spellEnd"/>
+      <w:r>
+        <w:t>')</w:t>
+      </w:r>
+    </w:p>
+    <w:p>
+      <w:proofErr w:type="spellStart"/>
+      <w:proofErr w:type="gramStart"/>
+      <w:r>
+        <w:t>print</w:t>
+      </w:r>
+      <w:proofErr w:type="spellEnd"/>
+      <w:r>
+        <w:t>(</w:t>
+      </w:r>
+      <w:proofErr w:type="gramEnd"/>
+      <w:r>
+        <w:t xml:space="preserve">"ITALIANO:", </w:t>
+      </w:r>
+      <w:proofErr w:type="spellStart"/>
+      <w:r>
+        <w:t>testo_pronto_it</w:t>
+      </w:r>
+      <w:proofErr w:type="spellEnd"/>
+      <w:r>
+        <w:t>)</w:t>
       </w:r>
     </w:p>
     <w:p/>
     <w:p>
-      <w:r>
-        <w:t>testo_en = "The history of St. Luke dates back to the 20th century."</w:t>
-      </w:r>
-    </w:p>
-    <w:p>
-      <w:r>
-        <w:t>testo_pronto_en = normalizza_con_dizionario(testo_en, lingua='en')</w:t>
-      </w:r>
-    </w:p>
-    <w:p>
-      <w:r>
-        <w:t>print("INGLESE :", testo_pronto_en)</w:t>
+      <w:proofErr w:type="spellStart"/>
+      <w:r>
+        <w:t>testo_en</w:t>
+      </w:r>
+      <w:proofErr w:type="spellEnd"/>
+      <w:r>
+        <w:t xml:space="preserve"> = "The history of St. Luke </w:t>
+      </w:r>
+      <w:proofErr w:type="spellStart"/>
+      <w:r>
+        <w:t>dates</w:t>
+      </w:r>
+      <w:proofErr w:type="spellEnd"/>
+      <w:r>
+        <w:t xml:space="preserve"> back to the 20th </w:t>
+      </w:r>
+      <w:proofErr w:type="spellStart"/>
+      <w:r>
+        <w:t>century</w:t>
+      </w:r>
+      <w:proofErr w:type="spellEnd"/>
+      <w:r>
+        <w:t>."</w:t>
+      </w:r>
+    </w:p>
+    <w:p>
+      <w:proofErr w:type="spellStart"/>
+      <w:r>
+        <w:t>testo_pronto_en</w:t>
+      </w:r>
+      <w:proofErr w:type="spellEnd"/>
+      <w:r>
+        <w:t xml:space="preserve"> = </w:t>
+      </w:r>
+      <w:proofErr w:type="spellStart"/>
+      <w:r>
+        <w:t>normalizza_con_</w:t>
+      </w:r>
+      <w:proofErr w:type="gramStart"/>
+      <w:r>
+        <w:t>dizionario</w:t>
+      </w:r>
+      <w:proofErr w:type="spellEnd"/>
+      <w:r>
+        <w:t>(</w:t>
+      </w:r>
+      <w:proofErr w:type="spellStart"/>
+      <w:proofErr w:type="gramEnd"/>
+      <w:r>
+        <w:t>testo_en</w:t>
+      </w:r>
+      <w:proofErr w:type="spellEnd"/>
+      <w:r>
+        <w:t>, lingua='en')</w:t>
+      </w:r>
+    </w:p>
+    <w:p>
+      <w:proofErr w:type="spellStart"/>
+      <w:proofErr w:type="gramStart"/>
+      <w:r>
+        <w:t>print</w:t>
+      </w:r>
+      <w:proofErr w:type="spellEnd"/>
+      <w:r>
+        <w:t>(</w:t>
+      </w:r>
+      <w:proofErr w:type="gramEnd"/>
+      <w:r>
+        <w:t>"</w:t>
+      </w:r>
+      <w:proofErr w:type="gramStart"/>
+      <w:r>
+        <w:t>INGLESE :</w:t>
+      </w:r>
+      <w:proofErr w:type="gramEnd"/>
+      <w:r>
+        <w:t xml:space="preserve">", </w:t>
+      </w:r>
+      <w:proofErr w:type="spellStart"/>
+      <w:r>
+        <w:t>testo_pronto_en</w:t>
+      </w:r>
+      <w:proofErr w:type="spellEnd"/>
+      <w:r>
+        <w:t>)</w:t>
       </w:r>
     </w:p>
     <w:p>
@@ -1795,6 +3526,7 @@
       <w:r>
         <w:t xml:space="preserve"> L'INGRESSO MONUMENTALE DI SAN LUCA FU COMPLETATO NEL VENTESIMO SECOLO. </w:t>
       </w:r>
+      <w:proofErr w:type="gramStart"/>
       <w:r>
         <w:rPr>
           <w:b/>
@@ -1802,6 +3534,7 @@
         </w:rPr>
         <w:t>INGLESE :</w:t>
       </w:r>
+      <w:proofErr w:type="gramEnd"/>
       <w:r>
         <w:t xml:space="preserve"> THE HISTORY OF SAINT LUKE DATES BACK TO THE TWENTIETH CENTURY.</w:t>
       </w:r>
@@ -1833,7 +3566,15 @@
         <w:t>"finto spelling"</w:t>
       </w:r>
       <w:r>
-        <w:t xml:space="preserve"> (respelling fonetico).</w:t>
+        <w:t xml:space="preserve"> (</w:t>
+      </w:r>
+      <w:proofErr w:type="spellStart"/>
+      <w:r>
+        <w:t>respelling</w:t>
+      </w:r>
+      <w:proofErr w:type="spellEnd"/>
+      <w:r>
+        <w:t xml:space="preserve"> fonetico).</w:t>
       </w:r>
     </w:p>
     <w:p>
@@ -1855,8 +3596,21 @@
     <w:p>
       <w:r>
         <w:lastRenderedPageBreak/>
-        <w:t>ci sono molte cose da fare per raggiungere questo risultato di controllo dell'audio prodotto nelle varie lingue. Intanto ho aggiunto 10 dollari ai crediti di openai</w:t>
-      </w:r>
+        <w:t xml:space="preserve">ci sono molte cose da fare per raggiungere questo risultato di controllo dell'audio prodotto nelle varie lingue. Intanto ho aggiunto </w:t>
+      </w:r>
+      <w:proofErr w:type="gramStart"/>
+      <w:r>
+        <w:t>10</w:t>
+      </w:r>
+      <w:proofErr w:type="gramEnd"/>
+      <w:r>
+        <w:t xml:space="preserve"> dollari ai crediti di </w:t>
+      </w:r>
+      <w:proofErr w:type="spellStart"/>
+      <w:r>
+        <w:t>openai</w:t>
+      </w:r>
+      <w:proofErr w:type="spellEnd"/>
     </w:p>
     <w:p>
       <w:pPr>
@@ -1879,7 +3633,15 @@
     </w:p>
     <w:p>
       <w:r>
-        <w:t xml:space="preserve">L'aggiunta dei 10 dollari di credito è un'ottima mossa e, per darti una rassicurazione sui costi, </w:t>
+        <w:t xml:space="preserve">L'aggiunta dei </w:t>
+      </w:r>
+      <w:proofErr w:type="gramStart"/>
+      <w:r>
+        <w:t>10</w:t>
+      </w:r>
+      <w:proofErr w:type="gramEnd"/>
+      <w:r>
+        <w:t xml:space="preserve"> dollari di credito è un'ottima mossa e, per darti una rassicurazione sui costi, </w:t>
       </w:r>
       <w:r>
         <w:rPr>
@@ -1996,7 +3758,15 @@
     </w:p>
     <w:p>
       <w:r>
-        <w:t>dovendo creare questo ambiente, lo manteniamo all'interno di github oppure lo lascio solo su desktop?</w:t>
+        <w:t xml:space="preserve">dovendo creare questo ambiente, lo manteniamo all'interno di </w:t>
+      </w:r>
+      <w:proofErr w:type="spellStart"/>
+      <w:r>
+        <w:t>github</w:t>
+      </w:r>
+      <w:proofErr w:type="spellEnd"/>
+      <w:r>
+        <w:t xml:space="preserve"> oppure lo lascio solo su desktop?</w:t>
       </w:r>
     </w:p>
     <w:p>
@@ -2068,7 +3838,15 @@
     </w:p>
     <w:p>
       <w:r>
-        <w:t>Visto che ora hai caricato 10 dollari sul tuo account, la tua API Key di OpenAI è diventata a tutti gli effetti un piccolo portafoglio.</w:t>
+        <w:t xml:space="preserve">Visto che ora hai caricato </w:t>
+      </w:r>
+      <w:proofErr w:type="gramStart"/>
+      <w:r>
+        <w:t>10</w:t>
+      </w:r>
+      <w:proofErr w:type="gramEnd"/>
+      <w:r>
+        <w:t xml:space="preserve"> dollari sul tuo account, la tua API Key di OpenAI è diventata a tutti gli effetti un piccolo portafoglio.</w:t>
       </w:r>
     </w:p>
     <w:p>
@@ -2079,7 +3857,20 @@
         </w:numPr>
       </w:pPr>
       <w:r>
-        <w:t xml:space="preserve">Lavorando con GitHub, possiamo strutturare lo script in modo che legga la chiave da un file di configurazione locale nascosto (un file .env) o dalle variabili d'ambiente di Windows. In questo modo il tuo codice sarà al sicuro su GitHub, ma </w:t>
+        <w:t xml:space="preserve">Lavorando con GitHub, possiamo strutturare lo script in modo che legga la chiave da un file di configurazione locale nascosto (un </w:t>
+      </w:r>
+      <w:proofErr w:type="gramStart"/>
+      <w:r>
+        <w:t>file .</w:t>
+      </w:r>
+      <w:proofErr w:type="spellStart"/>
+      <w:r>
+        <w:t>env</w:t>
+      </w:r>
+      <w:proofErr w:type="spellEnd"/>
+      <w:proofErr w:type="gramEnd"/>
+      <w:r>
+        <w:t xml:space="preserve">) o dalle variabili d'ambiente di Windows. In questo modo il tuo codice sarà al sicuro su GitHub, ma </w:t>
       </w:r>
       <w:r>
         <w:rPr>
@@ -2109,7 +3900,15 @@
     </w:p>
     <w:p>
       <w:r>
-        <w:t>Invece di avere file .py sparsi sul computer, avere un repository dedicato ti permette di organizzare la struttura in modo professionale e leggibile:</w:t>
+        <w:t>Invece di avere file .</w:t>
+      </w:r>
+      <w:proofErr w:type="spellStart"/>
+      <w:r>
+        <w:t>py</w:t>
+      </w:r>
+      <w:proofErr w:type="spellEnd"/>
+      <w:r>
+        <w:t xml:space="preserve"> sparsi sul computer, avere un repository dedicato ti permette di organizzare la struttura in modo professionale e leggibile:</w:t>
       </w:r>
     </w:p>
     <w:p>
@@ -2162,12 +3961,36 @@
     </w:p>
     <w:p>
       <w:r>
-        <w:t>Se hai già un repository GitHub in cui gestisci gli script di questo progetto (ad esempio dove tieni il codice per i siti o i vecchi script di automazione), possiamo creare semplicemente una nuova cartella al suo interno, chiamata ad esempio audio_validator/ o gestione_audio/.</w:t>
-      </w:r>
-    </w:p>
-    <w:p>
-      <w:r>
-        <w:t>Altrimenti, se preferisci tenere questa utility separata dal resto dei tuoi siti web, puoi creare un piccolo repository privato chiamato openai-audio-control.</w:t>
+        <w:t xml:space="preserve">Se hai già un repository GitHub in cui gestisci gli script di questo progetto (ad esempio dove tieni il codice per i siti o i vecchi script di automazione), possiamo creare semplicemente una nuova cartella al suo interno, chiamata ad esempio </w:t>
+      </w:r>
+      <w:proofErr w:type="spellStart"/>
+      <w:r>
+        <w:t>audio_validator</w:t>
+      </w:r>
+      <w:proofErr w:type="spellEnd"/>
+      <w:r>
+        <w:t xml:space="preserve">/ o </w:t>
+      </w:r>
+      <w:proofErr w:type="spellStart"/>
+      <w:r>
+        <w:t>gestione_audio</w:t>
+      </w:r>
+      <w:proofErr w:type="spellEnd"/>
+      <w:r>
+        <w:t>/.</w:t>
+      </w:r>
+    </w:p>
+    <w:p>
+      <w:r>
+        <w:t xml:space="preserve">Altrimenti, se preferisci tenere questa utility separata dal resto dei tuoi siti web, puoi creare un piccolo repository privato chiamato </w:t>
+      </w:r>
+      <w:proofErr w:type="spellStart"/>
+      <w:r>
+        <w:t>openai</w:t>
+      </w:r>
+      <w:proofErr w:type="spellEnd"/>
+      <w:r>
+        <w:t>-audio-control.</w:t>
       </w:r>
     </w:p>
     <w:p>
@@ -2213,7 +4036,39 @@
     </w:p>
     <w:p>
       <w:r>
-        <w:t xml:space="preserve">Hai fatto un lavoro eccezionale di documentazione ed organizzazione! La struttura del tuo flusso attuale è chiarissima : parti dal recupero del vecchio audio tramite Whisper , generi le traduzioni con la gemma di Gemini , le dividi con uno script e infine lanci crea_audio_openai.py tramite il file .bat per generare i nuovi file MP3 finali con il modello tts-1-hd. </w:t>
+        <w:t xml:space="preserve">Hai fatto un lavoro eccezionale di documentazione ed organizzazione! La struttura del tuo flusso attuale è </w:t>
+      </w:r>
+      <w:proofErr w:type="gramStart"/>
+      <w:r>
+        <w:t>chiarissima :</w:t>
+      </w:r>
+      <w:proofErr w:type="gramEnd"/>
+      <w:r>
+        <w:t xml:space="preserve"> parti dal recupero del vecchio audio tramite </w:t>
+      </w:r>
+      <w:proofErr w:type="gramStart"/>
+      <w:r>
+        <w:t>Whisper ,</w:t>
+      </w:r>
+      <w:proofErr w:type="gramEnd"/>
+      <w:r>
+        <w:t xml:space="preserve"> generi le traduzioni con la gemma di </w:t>
+      </w:r>
+      <w:proofErr w:type="gramStart"/>
+      <w:r>
+        <w:t>Gemini ,</w:t>
+      </w:r>
+      <w:proofErr w:type="gramEnd"/>
+      <w:r>
+        <w:t xml:space="preserve"> le dividi con uno script e infine lanci crea_audio_openai.py tramite il file .</w:t>
+      </w:r>
+      <w:proofErr w:type="spellStart"/>
+      <w:r>
+        <w:t>bat</w:t>
+      </w:r>
+      <w:proofErr w:type="spellEnd"/>
+      <w:r>
+        <w:t xml:space="preserve"> per generare i nuovi file MP3 finali con il modello tts-1-hd. </w:t>
       </w:r>
     </w:p>
     <w:p>
@@ -2223,7 +4078,15 @@
     </w:p>
     <w:p>
       <w:r>
-        <w:t xml:space="preserve">Leggendo l'ultima sezione del tuo documento ("Se l’audio non viene creato correttamente") , l'intoppo dell'intonazione errata dovuto a termini che OpenAI non riconosce è proprio il problema che risolveremo. </w:t>
+        <w:t>Leggendo l'ultima sezione del tuo documento ("Se l’audio non viene creato correttamente"</w:t>
+      </w:r>
+      <w:proofErr w:type="gramStart"/>
+      <w:r>
+        <w:t>) ,</w:t>
+      </w:r>
+      <w:proofErr w:type="gramEnd"/>
+      <w:r>
+        <w:t xml:space="preserve"> l'intoppo dell'intonazione errata dovuto a termini che OpenAI non riconosce è proprio il problema che risolveremo. </w:t>
       </w:r>
     </w:p>
     <w:p>
@@ -2233,7 +4096,15 @@
     </w:p>
     <w:p>
       <w:r>
-        <w:t xml:space="preserve">Invece di dover fare un lavoro manuale chirurgico con Audacity per tagliare e cucire i pezzi di audio difettosi, possiamo inserire la </w:t>
+        <w:t xml:space="preserve">Invece di dover fare un lavoro manuale chirurgico con </w:t>
+      </w:r>
+      <w:proofErr w:type="spellStart"/>
+      <w:r>
+        <w:t>Audacity</w:t>
+      </w:r>
+      <w:proofErr w:type="spellEnd"/>
+      <w:r>
+        <w:t xml:space="preserve"> per tagliare e cucire i pezzi di audio difettosi, possiamo inserire la </w:t>
       </w:r>
       <w:r>
         <w:rPr>
@@ -2263,7 +4134,31 @@
     </w:p>
     <w:p>
       <w:r>
-        <w:t xml:space="preserve">Ecco come possiamo evolvere la tua struttura mantenedo intatta la logica dei tuoi file .bat e .py. </w:t>
+        <w:t xml:space="preserve">Ecco come possiamo evolvere la tua struttura </w:t>
+      </w:r>
+      <w:proofErr w:type="spellStart"/>
+      <w:r>
+        <w:t>mantenedo</w:t>
+      </w:r>
+      <w:proofErr w:type="spellEnd"/>
+      <w:r>
+        <w:t xml:space="preserve"> intatta la logica dei tuoi file .</w:t>
+      </w:r>
+      <w:proofErr w:type="spellStart"/>
+      <w:r>
+        <w:t>bat</w:t>
+      </w:r>
+      <w:proofErr w:type="spellEnd"/>
+      <w:r>
+        <w:t xml:space="preserve"> e .</w:t>
+      </w:r>
+      <w:proofErr w:type="spellStart"/>
+      <w:r>
+        <w:t>py</w:t>
+      </w:r>
+      <w:proofErr w:type="spellEnd"/>
+      <w:r>
+        <w:t xml:space="preserve">. </w:t>
       </w:r>
     </w:p>
     <w:p>
@@ -2376,7 +4271,15 @@
         <w:t>Prende l'MP3 appena generato e lo passa subito a Whisper</w:t>
       </w:r>
       <w:r>
-        <w:t xml:space="preserve"> per ri-ottenere il testo. </w:t>
+        <w:t xml:space="preserve"> per </w:t>
+      </w:r>
+      <w:proofErr w:type="spellStart"/>
+      <w:r>
+        <w:t>ri</w:t>
+      </w:r>
+      <w:proofErr w:type="spellEnd"/>
+      <w:r>
+        <w:t xml:space="preserve">-ottenere il testo. </w:t>
       </w:r>
     </w:p>
     <w:p>
@@ -2410,7 +4313,15 @@
         </w:numPr>
       </w:pPr>
       <w:r>
-        <w:t>Se la somiglianza è alta (es. ), lo script si chiude con successo ed elimina l'eventuale testo di controllo.</w:t>
+        <w:t>Se la somiglianza è alta (</w:t>
+      </w:r>
+      <w:proofErr w:type="gramStart"/>
+      <w:r>
+        <w:t>es. )</w:t>
+      </w:r>
+      <w:proofErr w:type="gramEnd"/>
+      <w:r>
+        <w:t>, lo script si chiude con successo ed elimina l'eventuale testo di controllo.</w:t>
       </w:r>
     </w:p>
     <w:p>
@@ -2456,7 +4367,15 @@
         <w:t>Dizionario</w:t>
       </w:r>
       <w:r>
-        <w:t xml:space="preserve"> diviso per le tue quattro lingue , la funzione di pulizia e l'integrazione con Whisper. </w:t>
+        <w:t xml:space="preserve"> diviso per le tue quattro </w:t>
+      </w:r>
+      <w:proofErr w:type="gramStart"/>
+      <w:r>
+        <w:t>lingue ,</w:t>
+      </w:r>
+      <w:proofErr w:type="gramEnd"/>
+      <w:r>
+        <w:t xml:space="preserve"> la funzione di pulizia e l'integrazione con Whisper. </w:t>
       </w:r>
     </w:p>
     <w:p>
@@ -2471,13 +4390,23 @@
     </w:p>
     <w:p>
       <w:r>
-        <w:t>import sys</w:t>
-      </w:r>
-    </w:p>
-    <w:p>
-      <w:r>
-        <w:t>import os</w:t>
-      </w:r>
+        <w:t xml:space="preserve">import </w:t>
+      </w:r>
+      <w:proofErr w:type="spellStart"/>
+      <w:r>
+        <w:t>sys</w:t>
+      </w:r>
+      <w:proofErr w:type="spellEnd"/>
+    </w:p>
+    <w:p>
+      <w:r>
+        <w:t xml:space="preserve">import </w:t>
+      </w:r>
+      <w:proofErr w:type="spellStart"/>
+      <w:r>
+        <w:t>os</w:t>
+      </w:r>
+      <w:proofErr w:type="spellEnd"/>
     </w:p>
     <w:p>
       <w:r>
@@ -2486,13 +4415,34 @@
     </w:p>
     <w:p>
       <w:r>
-        <w:t>from openai import OpenAI</w:t>
-      </w:r>
-    </w:p>
-    <w:p>
-      <w:r>
-        <w:t>from difflib import SequenceMatcher</w:t>
-      </w:r>
+        <w:t xml:space="preserve">from </w:t>
+      </w:r>
+      <w:proofErr w:type="spellStart"/>
+      <w:r>
+        <w:t>openai</w:t>
+      </w:r>
+      <w:proofErr w:type="spellEnd"/>
+      <w:r>
+        <w:t xml:space="preserve"> import OpenAI</w:t>
+      </w:r>
+    </w:p>
+    <w:p>
+      <w:r>
+        <w:t xml:space="preserve">from </w:t>
+      </w:r>
+      <w:proofErr w:type="spellStart"/>
+      <w:r>
+        <w:t>difflib</w:t>
+      </w:r>
+      <w:proofErr w:type="spellEnd"/>
+      <w:r>
+        <w:t xml:space="preserve"> import </w:t>
+      </w:r>
+      <w:proofErr w:type="spellStart"/>
+      <w:r>
+        <w:t>SequenceMatcher</w:t>
+      </w:r>
+      <w:proofErr w:type="spellEnd"/>
     </w:p>
     <w:p/>
     <w:p>
@@ -2507,22 +4457,77 @@
     </w:p>
     <w:p>
       <w:r>
-        <w:t xml:space="preserve">    "-it": "shimmer",  # Italiano</w:t>
-      </w:r>
-    </w:p>
-    <w:p>
-      <w:r>
-        <w:t xml:space="preserve">    "-en": "onyx",     # Inglese</w:t>
-      </w:r>
-    </w:p>
-    <w:p>
-      <w:r>
-        <w:t xml:space="preserve">    "-es": "alloy",    # Spagnolo</w:t>
-      </w:r>
-    </w:p>
-    <w:p>
-      <w:r>
-        <w:t xml:space="preserve">    "-fr": "shimmer"   # Francese</w:t>
+        <w:t xml:space="preserve">    "-</w:t>
+      </w:r>
+      <w:proofErr w:type="spellStart"/>
+      <w:r>
+        <w:t>it</w:t>
+      </w:r>
+      <w:proofErr w:type="spellEnd"/>
+      <w:r>
+        <w:t>": "</w:t>
+      </w:r>
+      <w:proofErr w:type="spellStart"/>
+      <w:r>
+        <w:t>shimmer</w:t>
+      </w:r>
+      <w:proofErr w:type="spellEnd"/>
+      <w:proofErr w:type="gramStart"/>
+      <w:r>
+        <w:t>",  #</w:t>
+      </w:r>
+      <w:proofErr w:type="gramEnd"/>
+      <w:r>
+        <w:t xml:space="preserve"> Italiano</w:t>
+      </w:r>
+    </w:p>
+    <w:p>
+      <w:r>
+        <w:t xml:space="preserve">    "-en": "</w:t>
+      </w:r>
+      <w:proofErr w:type="spellStart"/>
+      <w:r>
+        <w:t>onyx</w:t>
+      </w:r>
+      <w:proofErr w:type="spellEnd"/>
+      <w:proofErr w:type="gramStart"/>
+      <w:r>
+        <w:t xml:space="preserve">",   </w:t>
+      </w:r>
+      <w:proofErr w:type="gramEnd"/>
+      <w:r>
+        <w:t xml:space="preserve">  # Inglese</w:t>
+      </w:r>
+    </w:p>
+    <w:p>
+      <w:r>
+        <w:t xml:space="preserve">    "-es": "</w:t>
+      </w:r>
+      <w:proofErr w:type="spellStart"/>
+      <w:r>
+        <w:t>alloy</w:t>
+      </w:r>
+      <w:proofErr w:type="spellEnd"/>
+      <w:proofErr w:type="gramStart"/>
+      <w:r>
+        <w:t xml:space="preserve">",   </w:t>
+      </w:r>
+      <w:proofErr w:type="gramEnd"/>
+      <w:r>
+        <w:t xml:space="preserve"> # Spagnolo</w:t>
+      </w:r>
+    </w:p>
+    <w:p>
+      <w:r>
+        <w:t xml:space="preserve">    "-fr": "</w:t>
+      </w:r>
+      <w:proofErr w:type="spellStart"/>
+      <w:r>
+        <w:t>shimmer</w:t>
+      </w:r>
+      <w:proofErr w:type="spellEnd"/>
+      <w:r>
+        <w:t>"   # Francese</w:t>
       </w:r>
     </w:p>
     <w:p>
@@ -2543,32 +4548,104 @@
     </w:p>
     <w:p>
       <w:r>
-        <w:t xml:space="preserve">    'it': {</w:t>
-      </w:r>
-    </w:p>
-    <w:p>
-      <w:r>
-        <w:t xml:space="preserve">        r'\bS\.\s+': 'SAN ',</w:t>
-      </w:r>
-    </w:p>
-    <w:p>
-      <w:r>
-        <w:t xml:space="preserve">        r'\bV\s+': 'VIA ',</w:t>
-      </w:r>
-    </w:p>
-    <w:p>
-      <w:r>
-        <w:t xml:space="preserve">        r'\bP\.zza\b': 'PIAZZA ',</w:t>
-      </w:r>
-    </w:p>
-    <w:p>
-      <w:r>
-        <w:t xml:space="preserve">        r'\bXX\s+secolo\b': 'VENTESIMO SECOLO',</w:t>
-      </w:r>
-    </w:p>
-    <w:p>
-      <w:r>
-        <w:t xml:space="preserve">        r'\bXXI\s+secolo\b': 'VENTUNESIMO SECOLO',</w:t>
+        <w:t xml:space="preserve">    '</w:t>
+      </w:r>
+      <w:proofErr w:type="spellStart"/>
+      <w:r>
+        <w:t>it</w:t>
+      </w:r>
+      <w:proofErr w:type="spellEnd"/>
+      <w:r>
+        <w:t>': {</w:t>
+      </w:r>
+    </w:p>
+    <w:p>
+      <w:r>
+        <w:t xml:space="preserve">        r'\</w:t>
+      </w:r>
+      <w:proofErr w:type="spellStart"/>
+      <w:r>
+        <w:t>bS</w:t>
+      </w:r>
+      <w:proofErr w:type="spellEnd"/>
+      <w:r>
+        <w:t>\.\s+': 'SAN ',</w:t>
+      </w:r>
+    </w:p>
+    <w:p>
+      <w:r>
+        <w:t xml:space="preserve">        r'\</w:t>
+      </w:r>
+      <w:proofErr w:type="spellStart"/>
+      <w:r>
+        <w:t>bV</w:t>
+      </w:r>
+      <w:proofErr w:type="spellEnd"/>
+      <w:r>
+        <w:t>\s+': 'VIA ',</w:t>
+      </w:r>
+    </w:p>
+    <w:p>
+      <w:r>
+        <w:t xml:space="preserve">        r'\</w:t>
+      </w:r>
+      <w:proofErr w:type="spellStart"/>
+      <w:r>
+        <w:t>bP</w:t>
+      </w:r>
+      <w:proofErr w:type="spellEnd"/>
+      <w:r>
+        <w:t>\.</w:t>
+      </w:r>
+      <w:proofErr w:type="spellStart"/>
+      <w:r>
+        <w:t>zza</w:t>
+      </w:r>
+      <w:proofErr w:type="spellEnd"/>
+      <w:r>
+        <w:t>\b': 'PIAZZA ',</w:t>
+      </w:r>
+    </w:p>
+    <w:p>
+      <w:r>
+        <w:t xml:space="preserve">        r'\</w:t>
+      </w:r>
+      <w:proofErr w:type="spellStart"/>
+      <w:r>
+        <w:t>bXX</w:t>
+      </w:r>
+      <w:proofErr w:type="spellEnd"/>
+      <w:r>
+        <w:t>\</w:t>
+      </w:r>
+      <w:proofErr w:type="spellStart"/>
+      <w:r>
+        <w:t>s+secolo</w:t>
+      </w:r>
+      <w:proofErr w:type="spellEnd"/>
+      <w:r>
+        <w:t>\b': 'VENTESIMO SECOLO',</w:t>
+      </w:r>
+    </w:p>
+    <w:p>
+      <w:r>
+        <w:t xml:space="preserve">        r'\</w:t>
+      </w:r>
+      <w:proofErr w:type="spellStart"/>
+      <w:r>
+        <w:t>bXXI</w:t>
+      </w:r>
+      <w:proofErr w:type="spellEnd"/>
+      <w:r>
+        <w:t>\</w:t>
+      </w:r>
+      <w:proofErr w:type="spellStart"/>
+      <w:r>
+        <w:t>s+secolo</w:t>
+      </w:r>
+      <w:proofErr w:type="spellEnd"/>
+      <w:r>
+        <w:t>\b': 'VENTUNESIMO SECOLO',</w:t>
       </w:r>
     </w:p>
     <w:p>
@@ -2588,12 +4665,28 @@
     </w:p>
     <w:p>
       <w:r>
-        <w:t xml:space="preserve">        r'\bSt\.\s+': 'SAINT ',</w:t>
-      </w:r>
-    </w:p>
-    <w:p>
-      <w:r>
-        <w:t xml:space="preserve">        r'\b20th\s+century\b': 'TWENTIETH CENTURY',</w:t>
+        <w:t xml:space="preserve">        r'\</w:t>
+      </w:r>
+      <w:proofErr w:type="spellStart"/>
+      <w:r>
+        <w:t>bSt</w:t>
+      </w:r>
+      <w:proofErr w:type="spellEnd"/>
+      <w:r>
+        <w:t>\.\s+': 'SAINT ',</w:t>
+      </w:r>
+    </w:p>
+    <w:p>
+      <w:r>
+        <w:t xml:space="preserve">        r'\b20th\</w:t>
+      </w:r>
+      <w:proofErr w:type="spellStart"/>
+      <w:r>
+        <w:t>s+century</w:t>
+      </w:r>
+      <w:proofErr w:type="spellEnd"/>
+      <w:r>
+        <w:t>\b': 'TWENTIETH CENTURY',</w:t>
       </w:r>
     </w:p>
     <w:p>
@@ -2608,12 +4701,28 @@
     </w:p>
     <w:p>
       <w:r>
-        <w:t xml:space="preserve">        r'\bSt\.\s+': 'SAINT ',</w:t>
-      </w:r>
-    </w:p>
-    <w:p>
-      <w:r>
-        <w:t xml:space="preserve">        r'\b20e\s+siècle\b': 'VINGTIÈME SIÈCLE',</w:t>
+        <w:t xml:space="preserve">        r'\</w:t>
+      </w:r>
+      <w:proofErr w:type="spellStart"/>
+      <w:r>
+        <w:t>bSt</w:t>
+      </w:r>
+      <w:proofErr w:type="spellEnd"/>
+      <w:r>
+        <w:t>\.\s+': 'SAINT ',</w:t>
+      </w:r>
+    </w:p>
+    <w:p>
+      <w:r>
+        <w:t xml:space="preserve">        r'\b20e\</w:t>
+      </w:r>
+      <w:proofErr w:type="spellStart"/>
+      <w:r>
+        <w:t>s+siècle</w:t>
+      </w:r>
+      <w:proofErr w:type="spellEnd"/>
+      <w:r>
+        <w:t>\b': 'VINGTIÈME SIÈCLE',</w:t>
       </w:r>
     </w:p>
     <w:p>
@@ -2628,12 +4737,44 @@
     </w:p>
     <w:p>
       <w:r>
-        <w:t xml:space="preserve">        r'\bSan\s+Lucas\b': 'SAN LUCAS',</w:t>
-      </w:r>
-    </w:p>
-    <w:p>
-      <w:r>
-        <w:t xml:space="preserve">        r'\bsiglo\s+XX\b': 'SIGLO VEINTE',</w:t>
+        <w:t xml:space="preserve">        r'\</w:t>
+      </w:r>
+      <w:proofErr w:type="spellStart"/>
+      <w:r>
+        <w:t>bSan</w:t>
+      </w:r>
+      <w:proofErr w:type="spellEnd"/>
+      <w:r>
+        <w:t>\</w:t>
+      </w:r>
+      <w:proofErr w:type="spellStart"/>
+      <w:r>
+        <w:t>s+Lucas</w:t>
+      </w:r>
+      <w:proofErr w:type="spellEnd"/>
+      <w:r>
+        <w:t>\b': 'SAN LUCAS',</w:t>
+      </w:r>
+    </w:p>
+    <w:p>
+      <w:r>
+        <w:t xml:space="preserve">        r'\</w:t>
+      </w:r>
+      <w:proofErr w:type="spellStart"/>
+      <w:r>
+        <w:t>bsiglo</w:t>
+      </w:r>
+      <w:proofErr w:type="spellEnd"/>
+      <w:r>
+        <w:t>\</w:t>
+      </w:r>
+      <w:proofErr w:type="spellStart"/>
+      <w:r>
+        <w:t>s+XX</w:t>
+      </w:r>
+      <w:proofErr w:type="spellEnd"/>
+      <w:r>
+        <w:t>\b': 'SIGLO VEINTE',</w:t>
       </w:r>
     </w:p>
     <w:p>
@@ -2648,8 +4789,37 @@
     </w:p>
     <w:p/>
     <w:p>
-      <w:r>
-        <w:t>def normalizza_testo(testo, codice_lingua):</w:t>
+      <w:proofErr w:type="spellStart"/>
+      <w:r>
+        <w:t>def</w:t>
+      </w:r>
+      <w:proofErr w:type="spellEnd"/>
+      <w:r>
+        <w:t xml:space="preserve"> </w:t>
+      </w:r>
+      <w:proofErr w:type="spellStart"/>
+      <w:r>
+        <w:t>normalizza_</w:t>
+      </w:r>
+      <w:proofErr w:type="gramStart"/>
+      <w:r>
+        <w:t>testo</w:t>
+      </w:r>
+      <w:proofErr w:type="spellEnd"/>
+      <w:r>
+        <w:t>(</w:t>
+      </w:r>
+      <w:proofErr w:type="gramEnd"/>
+      <w:r>
+        <w:t xml:space="preserve">testo, </w:t>
+      </w:r>
+      <w:proofErr w:type="spellStart"/>
+      <w:r>
+        <w:t>codice_lingua</w:t>
+      </w:r>
+      <w:proofErr w:type="spellEnd"/>
+      <w:r>
+        <w:t>):</w:t>
       </w:r>
     </w:p>
     <w:p>
@@ -2659,34 +4829,144 @@
     </w:p>
     <w:p>
       <w:r>
-        <w:t xml:space="preserve">    testo = testo.upper()</w:t>
-      </w:r>
-    </w:p>
-    <w:p>
-      <w:r>
-        <w:t xml:space="preserve">    regole = DIZIONARIO_LINGUE.get(codice_lingua, {})</w:t>
+        <w:t xml:space="preserve">    testo = </w:t>
+      </w:r>
+      <w:proofErr w:type="spellStart"/>
+      <w:proofErr w:type="gramStart"/>
+      <w:r>
+        <w:t>testo.upper</w:t>
+      </w:r>
+      <w:proofErr w:type="spellEnd"/>
+      <w:proofErr w:type="gramEnd"/>
+      <w:r>
+        <w:t>()</w:t>
+      </w:r>
+    </w:p>
+    <w:p>
+      <w:r>
+        <w:t xml:space="preserve">    regole = </w:t>
+      </w:r>
+      <w:proofErr w:type="spellStart"/>
+      <w:proofErr w:type="gramStart"/>
+      <w:r>
+        <w:t>DIZIONARIO_LINGUE.get</w:t>
+      </w:r>
+      <w:proofErr w:type="spellEnd"/>
+      <w:r>
+        <w:t>(</w:t>
+      </w:r>
+      <w:proofErr w:type="spellStart"/>
+      <w:proofErr w:type="gramEnd"/>
+      <w:r>
+        <w:t>codice_lingua</w:t>
+      </w:r>
+      <w:proofErr w:type="spellEnd"/>
+      <w:r>
+        <w:t>, {})</w:t>
       </w:r>
     </w:p>
     <w:p>
       <w:r>
         <w:lastRenderedPageBreak/>
-        <w:t xml:space="preserve">    for pattern, sostituto in regole.items():</w:t>
-      </w:r>
-    </w:p>
-    <w:p>
-      <w:r>
-        <w:t xml:space="preserve">        testo = re.sub(pattern, sostituto.upper(), testo, flags=re.IGNORECASE)</w:t>
-      </w:r>
-    </w:p>
-    <w:p>
-      <w:r>
-        <w:t xml:space="preserve">    return " ".join(testo.split())</w:t>
+        <w:t xml:space="preserve">    for pattern, sostituto in </w:t>
+      </w:r>
+      <w:proofErr w:type="spellStart"/>
+      <w:proofErr w:type="gramStart"/>
+      <w:r>
+        <w:t>regole.items</w:t>
+      </w:r>
+      <w:proofErr w:type="spellEnd"/>
+      <w:proofErr w:type="gramEnd"/>
+      <w:r>
+        <w:t>():</w:t>
+      </w:r>
+    </w:p>
+    <w:p>
+      <w:r>
+        <w:t xml:space="preserve">        testo = </w:t>
+      </w:r>
+      <w:proofErr w:type="spellStart"/>
+      <w:proofErr w:type="gramStart"/>
+      <w:r>
+        <w:t>re.sub</w:t>
+      </w:r>
+      <w:proofErr w:type="spellEnd"/>
+      <w:r>
+        <w:t>(</w:t>
+      </w:r>
+      <w:proofErr w:type="gramEnd"/>
+      <w:r>
+        <w:t xml:space="preserve">pattern, </w:t>
+      </w:r>
+      <w:proofErr w:type="spellStart"/>
+      <w:proofErr w:type="gramStart"/>
+      <w:r>
+        <w:t>sostituto.upper</w:t>
+      </w:r>
+      <w:proofErr w:type="spellEnd"/>
+      <w:proofErr w:type="gramEnd"/>
+      <w:r>
+        <w:t>(), testo, flags=</w:t>
+      </w:r>
+      <w:proofErr w:type="spellStart"/>
+      <w:proofErr w:type="gramStart"/>
+      <w:r>
+        <w:t>re.IGNORECASE</w:t>
+      </w:r>
+      <w:proofErr w:type="spellEnd"/>
+      <w:proofErr w:type="gramEnd"/>
+      <w:r>
+        <w:t>)</w:t>
+      </w:r>
+    </w:p>
+    <w:p>
+      <w:r>
+        <w:t xml:space="preserve">    </w:t>
+      </w:r>
+      <w:proofErr w:type="spellStart"/>
+      <w:r>
+        <w:t>return</w:t>
+      </w:r>
+      <w:proofErr w:type="spellEnd"/>
+      <w:r>
+        <w:t xml:space="preserve"> " </w:t>
+      </w:r>
+      <w:proofErr w:type="gramStart"/>
+      <w:r>
+        <w:t>".join</w:t>
+      </w:r>
+      <w:proofErr w:type="gramEnd"/>
+      <w:r>
+        <w:t>(</w:t>
+      </w:r>
+      <w:proofErr w:type="spellStart"/>
+      <w:proofErr w:type="gramStart"/>
+      <w:r>
+        <w:t>testo.split</w:t>
+      </w:r>
+      <w:proofErr w:type="spellEnd"/>
+      <w:proofErr w:type="gramEnd"/>
+      <w:r>
+        <w:t>())</w:t>
       </w:r>
     </w:p>
     <w:p/>
     <w:p>
-      <w:r>
-        <w:t>def pulisci_per_confronto(testo):</w:t>
+      <w:proofErr w:type="spellStart"/>
+      <w:r>
+        <w:t>def</w:t>
+      </w:r>
+      <w:proofErr w:type="spellEnd"/>
+      <w:r>
+        <w:t xml:space="preserve"> </w:t>
+      </w:r>
+      <w:proofErr w:type="spellStart"/>
+      <w:r>
+        <w:t>pulisci_per_confronto</w:t>
+      </w:r>
+      <w:proofErr w:type="spellEnd"/>
+      <w:r>
+        <w:t>(testo):</w:t>
       </w:r>
     </w:p>
     <w:p>
@@ -2696,81 +4976,436 @@
     </w:p>
     <w:p>
       <w:r>
-        <w:t xml:space="preserve">    testo = testo.upper()</w:t>
-      </w:r>
-    </w:p>
-    <w:p>
-      <w:r>
-        <w:t xml:space="preserve">    testo = re.sub(r'[^\w\s]', '', testo)</w:t>
-      </w:r>
-    </w:p>
-    <w:p>
-      <w:r>
-        <w:t xml:space="preserve">    return " ".join(testo.split())</w:t>
+        <w:t xml:space="preserve">    testo = </w:t>
+      </w:r>
+      <w:proofErr w:type="spellStart"/>
+      <w:proofErr w:type="gramStart"/>
+      <w:r>
+        <w:t>testo.upper</w:t>
+      </w:r>
+      <w:proofErr w:type="spellEnd"/>
+      <w:proofErr w:type="gramEnd"/>
+      <w:r>
+        <w:t>()</w:t>
+      </w:r>
+    </w:p>
+    <w:p>
+      <w:r>
+        <w:t xml:space="preserve">    testo = </w:t>
+      </w:r>
+      <w:proofErr w:type="spellStart"/>
+      <w:r>
+        <w:t>re.sub</w:t>
+      </w:r>
+      <w:proofErr w:type="spellEnd"/>
+      <w:r>
+        <w:t>(r'[^\w\s]', '', testo)</w:t>
+      </w:r>
+    </w:p>
+    <w:p>
+      <w:r>
+        <w:t xml:space="preserve">    </w:t>
+      </w:r>
+      <w:proofErr w:type="spellStart"/>
+      <w:r>
+        <w:t>return</w:t>
+      </w:r>
+      <w:proofErr w:type="spellEnd"/>
+      <w:r>
+        <w:t xml:space="preserve"> " </w:t>
+      </w:r>
+      <w:proofErr w:type="gramStart"/>
+      <w:r>
+        <w:t>".join</w:t>
+      </w:r>
+      <w:proofErr w:type="gramEnd"/>
+      <w:r>
+        <w:t>(</w:t>
+      </w:r>
+      <w:proofErr w:type="spellStart"/>
+      <w:proofErr w:type="gramStart"/>
+      <w:r>
+        <w:t>testo.split</w:t>
+      </w:r>
+      <w:proofErr w:type="spellEnd"/>
+      <w:proofErr w:type="gramEnd"/>
+      <w:r>
+        <w:t>())</w:t>
       </w:r>
     </w:p>
     <w:p/>
     <w:p>
-      <w:r>
-        <w:t>def genera_audio_intelligente(percorso_file_testo):</w:t>
-      </w:r>
-    </w:p>
-    <w:p>
-      <w:r>
-        <w:t xml:space="preserve">    if not os.path.exists(percorso_file_testo):</w:t>
-      </w:r>
-    </w:p>
-    <w:p>
-      <w:r>
-        <w:t xml:space="preserve">        print(f"Errore: Il file di testo '{percorso_file_testo}' non esiste.")</w:t>
-      </w:r>
-    </w:p>
-    <w:p>
-      <w:r>
-        <w:t xml:space="preserve">        sys.exit(1)</w:t>
+      <w:proofErr w:type="spellStart"/>
+      <w:r>
+        <w:t>def</w:t>
+      </w:r>
+      <w:proofErr w:type="spellEnd"/>
+      <w:r>
+        <w:t xml:space="preserve"> </w:t>
+      </w:r>
+      <w:proofErr w:type="spellStart"/>
+      <w:r>
+        <w:t>genera_audio_intelligente</w:t>
+      </w:r>
+      <w:proofErr w:type="spellEnd"/>
+      <w:r>
+        <w:t>(</w:t>
+      </w:r>
+      <w:proofErr w:type="spellStart"/>
+      <w:r>
+        <w:t>percorso_file_testo</w:t>
+      </w:r>
+      <w:proofErr w:type="spellEnd"/>
+      <w:r>
+        <w:t>):</w:t>
+      </w:r>
+    </w:p>
+    <w:p>
+      <w:r>
+        <w:t xml:space="preserve">    </w:t>
+      </w:r>
+      <w:proofErr w:type="spellStart"/>
+      <w:r>
+        <w:t>if</w:t>
+      </w:r>
+      <w:proofErr w:type="spellEnd"/>
+      <w:r>
+        <w:t xml:space="preserve"> </w:t>
+      </w:r>
+      <w:proofErr w:type="spellStart"/>
+      <w:r>
+        <w:t>not</w:t>
+      </w:r>
+      <w:proofErr w:type="spellEnd"/>
+      <w:r>
+        <w:t xml:space="preserve"> </w:t>
+      </w:r>
+      <w:proofErr w:type="spellStart"/>
+      <w:proofErr w:type="gramStart"/>
+      <w:r>
+        <w:t>os.path</w:t>
+      </w:r>
+      <w:proofErr w:type="gramEnd"/>
+      <w:r>
+        <w:t>.exists</w:t>
+      </w:r>
+      <w:proofErr w:type="spellEnd"/>
+      <w:r>
+        <w:t>(</w:t>
+      </w:r>
+      <w:proofErr w:type="spellStart"/>
+      <w:r>
+        <w:t>percorso_file_testo</w:t>
+      </w:r>
+      <w:proofErr w:type="spellEnd"/>
+      <w:r>
+        <w:t>):</w:t>
+      </w:r>
+    </w:p>
+    <w:p>
+      <w:r>
+        <w:t xml:space="preserve">        </w:t>
+      </w:r>
+      <w:proofErr w:type="spellStart"/>
+      <w:proofErr w:type="gramStart"/>
+      <w:r>
+        <w:t>print</w:t>
+      </w:r>
+      <w:proofErr w:type="spellEnd"/>
+      <w:r>
+        <w:t>(</w:t>
+      </w:r>
+      <w:proofErr w:type="spellStart"/>
+      <w:proofErr w:type="gramEnd"/>
+      <w:r>
+        <w:t>f"Errore</w:t>
+      </w:r>
+      <w:proofErr w:type="spellEnd"/>
+      <w:r>
+        <w:t>: Il file di testo '{</w:t>
+      </w:r>
+      <w:proofErr w:type="spellStart"/>
+      <w:r>
+        <w:t>percorso_file_testo</w:t>
+      </w:r>
+      <w:proofErr w:type="spellEnd"/>
+      <w:r>
+        <w:t>}' non esiste.")</w:t>
+      </w:r>
+    </w:p>
+    <w:p>
+      <w:r>
+        <w:t xml:space="preserve">        </w:t>
+      </w:r>
+      <w:proofErr w:type="spellStart"/>
+      <w:proofErr w:type="gramStart"/>
+      <w:r>
+        <w:t>sys.exit</w:t>
+      </w:r>
+      <w:proofErr w:type="spellEnd"/>
+      <w:r>
+        <w:t>(</w:t>
+      </w:r>
+      <w:proofErr w:type="gramEnd"/>
+      <w:r>
+        <w:t>1)</w:t>
       </w:r>
     </w:p>
     <w:p/>
     <w:p>
       <w:r>
-        <w:t xml:space="preserve">    nome_completo_file = os.path.basename(percorso_file_testo)</w:t>
-      </w:r>
-    </w:p>
-    <w:p>
-      <w:r>
-        <w:t xml:space="preserve">    nome_base, estensione = os.path.splitext(nome_completo_file)</w:t>
-      </w:r>
-    </w:p>
-    <w:p>
-      <w:r>
-        <w:t xml:space="preserve">    suffisso_lingua = nome_base[-3:].lower()  # es. "-it"</w:t>
+        <w:t xml:space="preserve">    </w:t>
+      </w:r>
+      <w:proofErr w:type="spellStart"/>
+      <w:r>
+        <w:t>nome_completo_file</w:t>
+      </w:r>
+      <w:proofErr w:type="spellEnd"/>
+      <w:r>
+        <w:t xml:space="preserve"> = </w:t>
+      </w:r>
+      <w:proofErr w:type="spellStart"/>
+      <w:proofErr w:type="gramStart"/>
+      <w:r>
+        <w:t>os.path</w:t>
+      </w:r>
+      <w:proofErr w:type="gramEnd"/>
+      <w:r>
+        <w:t>.basename</w:t>
+      </w:r>
+      <w:proofErr w:type="spellEnd"/>
+      <w:r>
+        <w:t>(</w:t>
+      </w:r>
+      <w:proofErr w:type="spellStart"/>
+      <w:r>
+        <w:t>percorso_file_testo</w:t>
+      </w:r>
+      <w:proofErr w:type="spellEnd"/>
+      <w:r>
+        <w:t>)</w:t>
+      </w:r>
+    </w:p>
+    <w:p>
+      <w:r>
+        <w:t xml:space="preserve">    </w:t>
+      </w:r>
+      <w:proofErr w:type="spellStart"/>
+      <w:r>
+        <w:t>nome_base</w:t>
+      </w:r>
+      <w:proofErr w:type="spellEnd"/>
+      <w:r>
+        <w:t xml:space="preserve">, estensione = </w:t>
+      </w:r>
+      <w:proofErr w:type="spellStart"/>
+      <w:proofErr w:type="gramStart"/>
+      <w:r>
+        <w:t>os.path</w:t>
+      </w:r>
+      <w:proofErr w:type="gramEnd"/>
+      <w:r>
+        <w:t>.splitext</w:t>
+      </w:r>
+      <w:proofErr w:type="spellEnd"/>
+      <w:r>
+        <w:t>(</w:t>
+      </w:r>
+      <w:proofErr w:type="spellStart"/>
+      <w:r>
+        <w:t>nome_completo_file</w:t>
+      </w:r>
+      <w:proofErr w:type="spellEnd"/>
+      <w:r>
+        <w:t>)</w:t>
+      </w:r>
+    </w:p>
+    <w:p>
+      <w:r>
+        <w:t xml:space="preserve">    </w:t>
+      </w:r>
+      <w:proofErr w:type="spellStart"/>
+      <w:r>
+        <w:t>suffisso_lingua</w:t>
+      </w:r>
+      <w:proofErr w:type="spellEnd"/>
+      <w:r>
+        <w:t xml:space="preserve"> = </w:t>
+      </w:r>
+      <w:proofErr w:type="spellStart"/>
+      <w:r>
+        <w:t>nome_base</w:t>
+      </w:r>
+      <w:proofErr w:type="spellEnd"/>
+      <w:r>
+        <w:t>[-3:</w:t>
+      </w:r>
+      <w:proofErr w:type="gramStart"/>
+      <w:r>
+        <w:t>].</w:t>
+      </w:r>
+      <w:proofErr w:type="spellStart"/>
+      <w:r>
+        <w:t>lower</w:t>
+      </w:r>
+      <w:proofErr w:type="spellEnd"/>
+      <w:r>
+        <w:t>()  #</w:t>
+      </w:r>
+      <w:proofErr w:type="gramEnd"/>
+      <w:r>
+        <w:t xml:space="preserve"> es. "-</w:t>
+      </w:r>
+      <w:proofErr w:type="spellStart"/>
+      <w:r>
+        <w:t>it</w:t>
+      </w:r>
+      <w:proofErr w:type="spellEnd"/>
+      <w:r>
+        <w:t>"</w:t>
       </w:r>
     </w:p>
     <w:p/>
     <w:p>
       <w:r>
-        <w:t xml:space="preserve">    if suffisso_lingua not in MAPPATURA_VOCI:</w:t>
-      </w:r>
-    </w:p>
-    <w:p>
-      <w:r>
-        <w:t xml:space="preserve">        print(f"Errore: Impossibile dedurre la lingua da '{nome_completo_file}'.")</w:t>
-      </w:r>
-    </w:p>
-    <w:p>
-      <w:r>
-        <w:t xml:space="preserve">        sys.exit(1)</w:t>
+        <w:t xml:space="preserve">    </w:t>
+      </w:r>
+      <w:proofErr w:type="spellStart"/>
+      <w:r>
+        <w:t>if</w:t>
+      </w:r>
+      <w:proofErr w:type="spellEnd"/>
+      <w:r>
+        <w:t xml:space="preserve"> </w:t>
+      </w:r>
+      <w:proofErr w:type="spellStart"/>
+      <w:r>
+        <w:t>suffisso_lingua</w:t>
+      </w:r>
+      <w:proofErr w:type="spellEnd"/>
+      <w:r>
+        <w:t xml:space="preserve"> </w:t>
+      </w:r>
+      <w:proofErr w:type="spellStart"/>
+      <w:r>
+        <w:t>not</w:t>
+      </w:r>
+      <w:proofErr w:type="spellEnd"/>
+      <w:r>
+        <w:t xml:space="preserve"> in MAPPATURA_VOCI:</w:t>
+      </w:r>
+    </w:p>
+    <w:p>
+      <w:r>
+        <w:t xml:space="preserve">        </w:t>
+      </w:r>
+      <w:proofErr w:type="spellStart"/>
+      <w:proofErr w:type="gramStart"/>
+      <w:r>
+        <w:t>print</w:t>
+      </w:r>
+      <w:proofErr w:type="spellEnd"/>
+      <w:r>
+        <w:t>(</w:t>
+      </w:r>
+      <w:proofErr w:type="spellStart"/>
+      <w:proofErr w:type="gramEnd"/>
+      <w:r>
+        <w:t>f"Errore</w:t>
+      </w:r>
+      <w:proofErr w:type="spellEnd"/>
+      <w:r>
+        <w:t>: Impossibile dedurre la lingua da '{</w:t>
+      </w:r>
+      <w:proofErr w:type="spellStart"/>
+      <w:r>
+        <w:t>nome_completo_file</w:t>
+      </w:r>
+      <w:proofErr w:type="spellEnd"/>
+      <w:r>
+        <w:t>}'.")</w:t>
+      </w:r>
+    </w:p>
+    <w:p>
+      <w:r>
+        <w:t xml:space="preserve">        </w:t>
+      </w:r>
+      <w:proofErr w:type="spellStart"/>
+      <w:proofErr w:type="gramStart"/>
+      <w:r>
+        <w:t>sys.exit</w:t>
+      </w:r>
+      <w:proofErr w:type="spellEnd"/>
+      <w:r>
+        <w:t>(</w:t>
+      </w:r>
+      <w:proofErr w:type="gramEnd"/>
+      <w:r>
+        <w:t>1)</w:t>
       </w:r>
     </w:p>
     <w:p/>
     <w:p>
       <w:r>
-        <w:t xml:space="preserve">    voce_scelta = MAPPATURA_VOCI[suffisso_lingua]</w:t>
-      </w:r>
-    </w:p>
-    <w:p>
-      <w:r>
-        <w:t xml:space="preserve">    codice_iso = suffisso_lingua[1:] # "it", "en", "es", "fr"</w:t>
+        <w:t xml:space="preserve">    </w:t>
+      </w:r>
+      <w:proofErr w:type="spellStart"/>
+      <w:r>
+        <w:t>voce_scelta</w:t>
+      </w:r>
+      <w:proofErr w:type="spellEnd"/>
+      <w:r>
+        <w:t xml:space="preserve"> = MAPPATURA_</w:t>
+      </w:r>
+      <w:proofErr w:type="gramStart"/>
+      <w:r>
+        <w:t>VOCI[</w:t>
+      </w:r>
+      <w:proofErr w:type="spellStart"/>
+      <w:proofErr w:type="gramEnd"/>
+      <w:r>
+        <w:t>suffisso_lingua</w:t>
+      </w:r>
+      <w:proofErr w:type="spellEnd"/>
+      <w:r>
+        <w:t>]</w:t>
+      </w:r>
+    </w:p>
+    <w:p>
+      <w:r>
+        <w:t xml:space="preserve">    </w:t>
+      </w:r>
+      <w:proofErr w:type="spellStart"/>
+      <w:r>
+        <w:t>codice_iso</w:t>
+      </w:r>
+      <w:proofErr w:type="spellEnd"/>
+      <w:r>
+        <w:t xml:space="preserve"> = </w:t>
+      </w:r>
+      <w:proofErr w:type="spellStart"/>
+      <w:r>
+        <w:t>suffisso_</w:t>
+      </w:r>
+      <w:proofErr w:type="gramStart"/>
+      <w:r>
+        <w:t>lingua</w:t>
+      </w:r>
+      <w:proofErr w:type="spellEnd"/>
+      <w:r>
+        <w:t>[</w:t>
+      </w:r>
+      <w:proofErr w:type="gramEnd"/>
+      <w:r>
+        <w:t>1:] # "</w:t>
+      </w:r>
+      <w:proofErr w:type="spellStart"/>
+      <w:r>
+        <w:t>it</w:t>
+      </w:r>
+      <w:proofErr w:type="spellEnd"/>
+      <w:r>
+        <w:t>", "en", "es", "fr"</w:t>
       </w:r>
     </w:p>
     <w:p/>
@@ -2781,12 +5416,65 @@
     </w:p>
     <w:p>
       <w:r>
-        <w:t xml:space="preserve">    with open(percorso_file_testo, 'r', encoding='utf-8') as f:</w:t>
-      </w:r>
-    </w:p>
-    <w:p>
-      <w:r>
-        <w:t xml:space="preserve">        testo_originale = f.read().strip()</w:t>
+        <w:t xml:space="preserve">    with </w:t>
+      </w:r>
+      <w:proofErr w:type="gramStart"/>
+      <w:r>
+        <w:t>open(</w:t>
+      </w:r>
+      <w:proofErr w:type="spellStart"/>
+      <w:proofErr w:type="gramEnd"/>
+      <w:r>
+        <w:t>percorso_file_testo</w:t>
+      </w:r>
+      <w:proofErr w:type="spellEnd"/>
+      <w:r>
+        <w:t xml:space="preserve">, 'r', </w:t>
+      </w:r>
+      <w:proofErr w:type="spellStart"/>
+      <w:r>
+        <w:t>encoding</w:t>
+      </w:r>
+      <w:proofErr w:type="spellEnd"/>
+      <w:r>
+        <w:t xml:space="preserve">='utf-8') </w:t>
+      </w:r>
+      <w:proofErr w:type="spellStart"/>
+      <w:r>
+        <w:t>as</w:t>
+      </w:r>
+      <w:proofErr w:type="spellEnd"/>
+      <w:r>
+        <w:t xml:space="preserve"> f:</w:t>
+      </w:r>
+    </w:p>
+    <w:p>
+      <w:r>
+        <w:t xml:space="preserve">        </w:t>
+      </w:r>
+      <w:proofErr w:type="spellStart"/>
+      <w:r>
+        <w:t>testo_originale</w:t>
+      </w:r>
+      <w:proofErr w:type="spellEnd"/>
+      <w:r>
+        <w:t xml:space="preserve"> = </w:t>
+      </w:r>
+      <w:proofErr w:type="spellStart"/>
+      <w:r>
+        <w:t>f.read</w:t>
+      </w:r>
+      <w:proofErr w:type="spellEnd"/>
+      <w:r>
+        <w:t>(</w:t>
+      </w:r>
+      <w:proofErr w:type="gramStart"/>
+      <w:r>
+        <w:t>).strip</w:t>
+      </w:r>
+      <w:proofErr w:type="gramEnd"/>
+      <w:r>
+        <w:t>()</w:t>
       </w:r>
     </w:p>
     <w:p>
@@ -2797,17 +5485,80 @@
     </w:p>
     <w:p>
       <w:r>
-        <w:t xml:space="preserve">    if not testo_originale:</w:t>
-      </w:r>
-    </w:p>
-    <w:p>
-      <w:r>
-        <w:t xml:space="preserve">        print(f"Errore: Il file '{percorso_file_testo}' è vuoto.")</w:t>
-      </w:r>
-    </w:p>
-    <w:p>
-      <w:r>
-        <w:t xml:space="preserve">        sys.exit(1)</w:t>
+        <w:t xml:space="preserve">    </w:t>
+      </w:r>
+      <w:proofErr w:type="spellStart"/>
+      <w:r>
+        <w:t>if</w:t>
+      </w:r>
+      <w:proofErr w:type="spellEnd"/>
+      <w:r>
+        <w:t xml:space="preserve"> </w:t>
+      </w:r>
+      <w:proofErr w:type="spellStart"/>
+      <w:r>
+        <w:t>not</w:t>
+      </w:r>
+      <w:proofErr w:type="spellEnd"/>
+      <w:r>
+        <w:t xml:space="preserve"> </w:t>
+      </w:r>
+      <w:proofErr w:type="spellStart"/>
+      <w:r>
+        <w:t>testo_originale</w:t>
+      </w:r>
+      <w:proofErr w:type="spellEnd"/>
+      <w:r>
+        <w:t>:</w:t>
+      </w:r>
+    </w:p>
+    <w:p>
+      <w:r>
+        <w:t xml:space="preserve">        </w:t>
+      </w:r>
+      <w:proofErr w:type="spellStart"/>
+      <w:proofErr w:type="gramStart"/>
+      <w:r>
+        <w:t>print</w:t>
+      </w:r>
+      <w:proofErr w:type="spellEnd"/>
+      <w:r>
+        <w:t>(</w:t>
+      </w:r>
+      <w:proofErr w:type="spellStart"/>
+      <w:proofErr w:type="gramEnd"/>
+      <w:r>
+        <w:t>f"Errore</w:t>
+      </w:r>
+      <w:proofErr w:type="spellEnd"/>
+      <w:r>
+        <w:t>: Il file '{</w:t>
+      </w:r>
+      <w:proofErr w:type="spellStart"/>
+      <w:r>
+        <w:t>percorso_file_testo</w:t>
+      </w:r>
+      <w:proofErr w:type="spellEnd"/>
+      <w:r>
+        <w:t>}' è vuoto.")</w:t>
+      </w:r>
+    </w:p>
+    <w:p>
+      <w:r>
+        <w:t xml:space="preserve">        </w:t>
+      </w:r>
+      <w:proofErr w:type="spellStart"/>
+      <w:proofErr w:type="gramStart"/>
+      <w:r>
+        <w:t>sys.exit</w:t>
+      </w:r>
+      <w:proofErr w:type="spellEnd"/>
+      <w:r>
+        <w:t>(</w:t>
+      </w:r>
+      <w:proofErr w:type="gramEnd"/>
+      <w:r>
+        <w:t>1)</w:t>
       </w:r>
     </w:p>
     <w:p/>
@@ -2818,39 +5569,199 @@
     </w:p>
     <w:p>
       <w:r>
-        <w:t xml:space="preserve">    testo_ottimizzato = normalizza_testo(testo_originale, codice_iso)</w:t>
+        <w:t xml:space="preserve">    </w:t>
+      </w:r>
+      <w:proofErr w:type="spellStart"/>
+      <w:r>
+        <w:t>testo_ottimizzato</w:t>
+      </w:r>
+      <w:proofErr w:type="spellEnd"/>
+      <w:r>
+        <w:t xml:space="preserve"> = </w:t>
+      </w:r>
+      <w:proofErr w:type="spellStart"/>
+      <w:r>
+        <w:t>normalizza_</w:t>
+      </w:r>
+      <w:proofErr w:type="gramStart"/>
+      <w:r>
+        <w:t>testo</w:t>
+      </w:r>
+      <w:proofErr w:type="spellEnd"/>
+      <w:r>
+        <w:t>(</w:t>
+      </w:r>
+      <w:proofErr w:type="spellStart"/>
+      <w:proofErr w:type="gramEnd"/>
+      <w:r>
+        <w:t>testo_originale</w:t>
+      </w:r>
+      <w:proofErr w:type="spellEnd"/>
+      <w:r>
+        <w:t xml:space="preserve">, </w:t>
+      </w:r>
+      <w:proofErr w:type="spellStart"/>
+      <w:r>
+        <w:t>codice_iso</w:t>
+      </w:r>
+      <w:proofErr w:type="spellEnd"/>
+      <w:r>
+        <w:t>)</w:t>
       </w:r>
     </w:p>
     <w:p/>
     <w:p>
       <w:r>
-        <w:t xml:space="preserve">    percorso_output_audio = f"{os.path.splitext(percorso_file_testo)[0]}.mp3"</w:t>
-      </w:r>
-    </w:p>
-    <w:p>
-      <w:r>
-        <w:t xml:space="preserve">    print(f"File analizzato: {nome_completo_file}")</w:t>
-      </w:r>
-    </w:p>
-    <w:p>
-      <w:r>
-        <w:t xml:space="preserve">    print(f"Lingua rilevata: {codice_iso.upper()} -&gt; Voce: {voce_scelta}")</w:t>
-      </w:r>
-    </w:p>
-    <w:p>
-      <w:r>
         <w:t xml:space="preserve">    </w:t>
       </w:r>
-    </w:p>
-    <w:p>
-      <w:r>
-        <w:t xml:space="preserve">    try:</w:t>
-      </w:r>
-    </w:p>
-    <w:p>
-      <w:r>
-        <w:t xml:space="preserve">        client = OpenAI() # Preleva la chiave passata dal file .bat</w:t>
-      </w:r>
+      <w:proofErr w:type="spellStart"/>
+      <w:r>
+        <w:t>percorso_output_audio</w:t>
+      </w:r>
+      <w:proofErr w:type="spellEnd"/>
+      <w:r>
+        <w:t xml:space="preserve"> = f"{</w:t>
+      </w:r>
+      <w:proofErr w:type="spellStart"/>
+      <w:proofErr w:type="gramStart"/>
+      <w:r>
+        <w:t>os.path</w:t>
+      </w:r>
+      <w:proofErr w:type="gramEnd"/>
+      <w:r>
+        <w:t>.splitext</w:t>
+      </w:r>
+      <w:proofErr w:type="spellEnd"/>
+      <w:r>
+        <w:t>(</w:t>
+      </w:r>
+      <w:proofErr w:type="spellStart"/>
+      <w:r>
+        <w:t>percorso_file_</w:t>
+      </w:r>
+      <w:proofErr w:type="gramStart"/>
+      <w:r>
+        <w:t>testo</w:t>
+      </w:r>
+      <w:proofErr w:type="spellEnd"/>
+      <w:r>
+        <w:t>)[</w:t>
+      </w:r>
+      <w:proofErr w:type="gramEnd"/>
+      <w:r>
+        <w:t>0]}.mp3"</w:t>
+      </w:r>
+    </w:p>
+    <w:p>
+      <w:r>
+        <w:t xml:space="preserve">    </w:t>
+      </w:r>
+      <w:proofErr w:type="spellStart"/>
+      <w:proofErr w:type="gramStart"/>
+      <w:r>
+        <w:t>print</w:t>
+      </w:r>
+      <w:proofErr w:type="spellEnd"/>
+      <w:r>
+        <w:t>(</w:t>
+      </w:r>
+      <w:proofErr w:type="spellStart"/>
+      <w:proofErr w:type="gramEnd"/>
+      <w:r>
+        <w:t>f"File</w:t>
+      </w:r>
+      <w:proofErr w:type="spellEnd"/>
+      <w:r>
+        <w:t xml:space="preserve"> analizzato: {</w:t>
+      </w:r>
+      <w:proofErr w:type="spellStart"/>
+      <w:r>
+        <w:t>nome_completo_file</w:t>
+      </w:r>
+      <w:proofErr w:type="spellEnd"/>
+      <w:r>
+        <w:t>}")</w:t>
+      </w:r>
+    </w:p>
+    <w:p>
+      <w:r>
+        <w:t xml:space="preserve">    </w:t>
+      </w:r>
+      <w:proofErr w:type="spellStart"/>
+      <w:proofErr w:type="gramStart"/>
+      <w:r>
+        <w:t>print</w:t>
+      </w:r>
+      <w:proofErr w:type="spellEnd"/>
+      <w:r>
+        <w:t>(</w:t>
+      </w:r>
+      <w:proofErr w:type="spellStart"/>
+      <w:proofErr w:type="gramEnd"/>
+      <w:r>
+        <w:t>f"Lingua</w:t>
+      </w:r>
+      <w:proofErr w:type="spellEnd"/>
+      <w:r>
+        <w:t xml:space="preserve"> rilevata: {</w:t>
+      </w:r>
+      <w:proofErr w:type="spellStart"/>
+      <w:r>
+        <w:t>codice_</w:t>
+      </w:r>
+      <w:proofErr w:type="gramStart"/>
+      <w:r>
+        <w:t>iso.upper</w:t>
+      </w:r>
+      <w:proofErr w:type="spellEnd"/>
+      <w:proofErr w:type="gramEnd"/>
+      <w:r>
+        <w:t>()} -&gt; Voce: {</w:t>
+      </w:r>
+      <w:proofErr w:type="spellStart"/>
+      <w:r>
+        <w:t>voce_scelta</w:t>
+      </w:r>
+      <w:proofErr w:type="spellEnd"/>
+      <w:r>
+        <w:t>}")</w:t>
+      </w:r>
+    </w:p>
+    <w:p>
+      <w:r>
+        <w:t xml:space="preserve">    </w:t>
+      </w:r>
+    </w:p>
+    <w:p>
+      <w:r>
+        <w:t xml:space="preserve">    </w:t>
+      </w:r>
+      <w:proofErr w:type="spellStart"/>
+      <w:r>
+        <w:t>try</w:t>
+      </w:r>
+      <w:proofErr w:type="spellEnd"/>
+      <w:r>
+        <w:t>:</w:t>
+      </w:r>
+    </w:p>
+    <w:p>
+      <w:r>
+        <w:t xml:space="preserve">        client = </w:t>
+      </w:r>
+      <w:proofErr w:type="gramStart"/>
+      <w:r>
+        <w:t>OpenAI(</w:t>
+      </w:r>
+      <w:proofErr w:type="gramEnd"/>
+      <w:r>
+        <w:t>) # Preleva la chiave passata dal file .</w:t>
+      </w:r>
+      <w:proofErr w:type="spellStart"/>
+      <w:r>
+        <w:t>bat</w:t>
+      </w:r>
+      <w:proofErr w:type="spellEnd"/>
     </w:p>
     <w:p/>
     <w:p>
@@ -2860,12 +5771,51 @@
     </w:p>
     <w:p>
       <w:r>
-        <w:t xml:space="preserve">        print("Inizio generazione audio in corso con OpenAI TTS...")</w:t>
-      </w:r>
-    </w:p>
-    <w:p>
-      <w:r>
-        <w:t xml:space="preserve">        response = client.audio.speech.create(</w:t>
+        <w:t xml:space="preserve">        </w:t>
+      </w:r>
+      <w:proofErr w:type="spellStart"/>
+      <w:proofErr w:type="gramStart"/>
+      <w:r>
+        <w:t>print</w:t>
+      </w:r>
+      <w:proofErr w:type="spellEnd"/>
+      <w:r>
+        <w:t>(</w:t>
+      </w:r>
+      <w:proofErr w:type="gramEnd"/>
+      <w:r>
+        <w:t>"Inizio generazione audio in corso con OpenAI TTS...")</w:t>
+      </w:r>
+    </w:p>
+    <w:p>
+      <w:r>
+        <w:t xml:space="preserve">        </w:t>
+      </w:r>
+      <w:proofErr w:type="spellStart"/>
+      <w:r>
+        <w:t>response</w:t>
+      </w:r>
+      <w:proofErr w:type="spellEnd"/>
+      <w:r>
+        <w:t xml:space="preserve"> = </w:t>
+      </w:r>
+      <w:proofErr w:type="spellStart"/>
+      <w:proofErr w:type="gramStart"/>
+      <w:r>
+        <w:t>client.audio</w:t>
+      </w:r>
+      <w:proofErr w:type="gramEnd"/>
+      <w:r>
+        <w:t>.</w:t>
+      </w:r>
+      <w:proofErr w:type="gramStart"/>
+      <w:r>
+        <w:t>speech.create</w:t>
+      </w:r>
+      <w:proofErr w:type="spellEnd"/>
+      <w:proofErr w:type="gramEnd"/>
+      <w:r>
+        <w:t>(</w:t>
       </w:r>
     </w:p>
     <w:p>
@@ -2875,12 +5825,28 @@
     </w:p>
     <w:p>
       <w:r>
-        <w:t xml:space="preserve">            voice=voce_scelta,</w:t>
-      </w:r>
-    </w:p>
-    <w:p>
-      <w:r>
-        <w:t xml:space="preserve">            input=testo_ottimizzato # Diamo in pasto il testo già normalizzato</w:t>
+        <w:t xml:space="preserve">            voice=</w:t>
+      </w:r>
+      <w:proofErr w:type="spellStart"/>
+      <w:r>
+        <w:t>voce_scelta</w:t>
+      </w:r>
+      <w:proofErr w:type="spellEnd"/>
+      <w:r>
+        <w:t>,</w:t>
+      </w:r>
+    </w:p>
+    <w:p>
+      <w:r>
+        <w:t xml:space="preserve">            input=</w:t>
+      </w:r>
+      <w:proofErr w:type="spellStart"/>
+      <w:r>
+        <w:t>testo_ottimizzato</w:t>
+      </w:r>
+      <w:proofErr w:type="spellEnd"/>
+      <w:r>
+        <w:t xml:space="preserve"> # Diamo in pasto il testo già normalizzato</w:t>
       </w:r>
     </w:p>
     <w:p>
@@ -2891,17 +5857,103 @@
     <w:p/>
     <w:p>
       <w:r>
-        <w:t xml:space="preserve">        with open(percorso_output_audio, "wb") as f_audio:</w:t>
-      </w:r>
-    </w:p>
-    <w:p>
-      <w:r>
-        <w:t xml:space="preserve">            f_audio.write(response.content)</w:t>
-      </w:r>
-    </w:p>
-    <w:p>
-      <w:r>
-        <w:t xml:space="preserve">        print(f"File audio creato: {percorso_output_audio}")</w:t>
+        <w:t xml:space="preserve">        with </w:t>
+      </w:r>
+      <w:proofErr w:type="gramStart"/>
+      <w:r>
+        <w:t>open(</w:t>
+      </w:r>
+      <w:proofErr w:type="spellStart"/>
+      <w:proofErr w:type="gramEnd"/>
+      <w:r>
+        <w:t>percorso_output_audio</w:t>
+      </w:r>
+      <w:proofErr w:type="spellEnd"/>
+      <w:r>
+        <w:t>, "</w:t>
+      </w:r>
+      <w:proofErr w:type="spellStart"/>
+      <w:r>
+        <w:t>wb</w:t>
+      </w:r>
+      <w:proofErr w:type="spellEnd"/>
+      <w:r>
+        <w:t xml:space="preserve">") </w:t>
+      </w:r>
+      <w:proofErr w:type="spellStart"/>
+      <w:r>
+        <w:t>as</w:t>
+      </w:r>
+      <w:proofErr w:type="spellEnd"/>
+      <w:r>
+        <w:t xml:space="preserve"> </w:t>
+      </w:r>
+      <w:proofErr w:type="spellStart"/>
+      <w:r>
+        <w:t>f_audio</w:t>
+      </w:r>
+      <w:proofErr w:type="spellEnd"/>
+      <w:r>
+        <w:t>:</w:t>
+      </w:r>
+    </w:p>
+    <w:p>
+      <w:r>
+        <w:t xml:space="preserve">            </w:t>
+      </w:r>
+      <w:proofErr w:type="spellStart"/>
+      <w:r>
+        <w:t>f_</w:t>
+      </w:r>
+      <w:proofErr w:type="gramStart"/>
+      <w:r>
+        <w:t>audio.write</w:t>
+      </w:r>
+      <w:proofErr w:type="spellEnd"/>
+      <w:proofErr w:type="gramEnd"/>
+      <w:r>
+        <w:t>(</w:t>
+      </w:r>
+      <w:proofErr w:type="spellStart"/>
+      <w:proofErr w:type="gramStart"/>
+      <w:r>
+        <w:t>response.content</w:t>
+      </w:r>
+      <w:proofErr w:type="spellEnd"/>
+      <w:proofErr w:type="gramEnd"/>
+      <w:r>
+        <w:t>)</w:t>
+      </w:r>
+    </w:p>
+    <w:p>
+      <w:r>
+        <w:t xml:space="preserve">        </w:t>
+      </w:r>
+      <w:proofErr w:type="spellStart"/>
+      <w:proofErr w:type="gramStart"/>
+      <w:r>
+        <w:t>print</w:t>
+      </w:r>
+      <w:proofErr w:type="spellEnd"/>
+      <w:r>
+        <w:t>(</w:t>
+      </w:r>
+      <w:proofErr w:type="spellStart"/>
+      <w:proofErr w:type="gramEnd"/>
+      <w:r>
+        <w:t>f"File</w:t>
+      </w:r>
+      <w:proofErr w:type="spellEnd"/>
+      <w:r>
+        <w:t xml:space="preserve"> audio creato: {</w:t>
+      </w:r>
+      <w:proofErr w:type="spellStart"/>
+      <w:r>
+        <w:t>percorso_output_audio</w:t>
+      </w:r>
+      <w:proofErr w:type="spellEnd"/>
+      <w:r>
+        <w:t>}")</w:t>
       </w:r>
     </w:p>
     <w:p/>
@@ -2912,18 +5964,94 @@
     </w:p>
     <w:p>
       <w:r>
-        <w:t xml:space="preserve">        print("Esecuzione controllo qualità audio (Verifica con Whisper)...")</w:t>
+        <w:t xml:space="preserve">        </w:t>
+      </w:r>
+      <w:proofErr w:type="spellStart"/>
+      <w:proofErr w:type="gramStart"/>
+      <w:r>
+        <w:t>print</w:t>
+      </w:r>
+      <w:proofErr w:type="spellEnd"/>
+      <w:r>
+        <w:t>(</w:t>
+      </w:r>
+      <w:proofErr w:type="gramEnd"/>
+      <w:r>
+        <w:t xml:space="preserve">"Esecuzione controllo qualità audio (Verifica con </w:t>
+      </w:r>
+      <w:proofErr w:type="gramStart"/>
+      <w:r>
+        <w:t>Whisper)...</w:t>
+      </w:r>
+      <w:proofErr w:type="gramEnd"/>
+      <w:r>
+        <w:t>")</w:t>
       </w:r>
     </w:p>
     <w:p>
       <w:r>
         <w:lastRenderedPageBreak/>
-        <w:t xml:space="preserve">        with open(percorso_output_audio, "rb") as audio_file:</w:t>
-      </w:r>
-    </w:p>
-    <w:p>
-      <w:r>
-        <w:t xml:space="preserve">            trascrizione = client.audio.transcriptions.create(</w:t>
+        <w:t xml:space="preserve">        with </w:t>
+      </w:r>
+      <w:proofErr w:type="gramStart"/>
+      <w:r>
+        <w:t>open(</w:t>
+      </w:r>
+      <w:proofErr w:type="spellStart"/>
+      <w:proofErr w:type="gramEnd"/>
+      <w:r>
+        <w:t>percorso_output_audio</w:t>
+      </w:r>
+      <w:proofErr w:type="spellEnd"/>
+      <w:r>
+        <w:t>, "</w:t>
+      </w:r>
+      <w:proofErr w:type="spellStart"/>
+      <w:r>
+        <w:t>rb</w:t>
+      </w:r>
+      <w:proofErr w:type="spellEnd"/>
+      <w:r>
+        <w:t xml:space="preserve">") </w:t>
+      </w:r>
+      <w:proofErr w:type="spellStart"/>
+      <w:r>
+        <w:t>as</w:t>
+      </w:r>
+      <w:proofErr w:type="spellEnd"/>
+      <w:r>
+        <w:t xml:space="preserve"> </w:t>
+      </w:r>
+      <w:proofErr w:type="spellStart"/>
+      <w:r>
+        <w:t>audio_file</w:t>
+      </w:r>
+      <w:proofErr w:type="spellEnd"/>
+      <w:r>
+        <w:t>:</w:t>
+      </w:r>
+    </w:p>
+    <w:p>
+      <w:r>
+        <w:t xml:space="preserve">            trascrizione = </w:t>
+      </w:r>
+      <w:proofErr w:type="spellStart"/>
+      <w:proofErr w:type="gramStart"/>
+      <w:r>
+        <w:t>client.audio</w:t>
+      </w:r>
+      <w:proofErr w:type="gramEnd"/>
+      <w:r>
+        <w:t>.</w:t>
+      </w:r>
+      <w:proofErr w:type="gramStart"/>
+      <w:r>
+        <w:t>transcriptions.create</w:t>
+      </w:r>
+      <w:proofErr w:type="spellEnd"/>
+      <w:proofErr w:type="gramEnd"/>
+      <w:r>
+        <w:t>(</w:t>
       </w:r>
     </w:p>
     <w:p>
@@ -2933,12 +6061,28 @@
     </w:p>
     <w:p>
       <w:r>
-        <w:t xml:space="preserve">                file=audio_file,</w:t>
-      </w:r>
-    </w:p>
-    <w:p>
-      <w:r>
-        <w:t xml:space="preserve">                response_format="text"</w:t>
+        <w:t xml:space="preserve">                file=</w:t>
+      </w:r>
+      <w:proofErr w:type="spellStart"/>
+      <w:r>
+        <w:t>audio_file</w:t>
+      </w:r>
+      <w:proofErr w:type="spellEnd"/>
+      <w:r>
+        <w:t>,</w:t>
+      </w:r>
+    </w:p>
+    <w:p>
+      <w:r>
+        <w:t xml:space="preserve">                </w:t>
+      </w:r>
+      <w:proofErr w:type="spellStart"/>
+      <w:r>
+        <w:t>response_format</w:t>
+      </w:r>
+      <w:proofErr w:type="spellEnd"/>
+      <w:r>
+        <w:t>="text"</w:t>
       </w:r>
     </w:p>
     <w:p>
@@ -2958,12 +6102,52 @@
     </w:p>
     <w:p>
       <w:r>
-        <w:t xml:space="preserve">        testo_A = pulisci_per_confronto(testo_ottimizzato)</w:t>
-      </w:r>
-    </w:p>
-    <w:p>
-      <w:r>
-        <w:t xml:space="preserve">        testo_B = pulisci_per_confronto(trascrizione)</w:t>
+        <w:t xml:space="preserve">        </w:t>
+      </w:r>
+      <w:proofErr w:type="spellStart"/>
+      <w:r>
+        <w:t>testo_A</w:t>
+      </w:r>
+      <w:proofErr w:type="spellEnd"/>
+      <w:r>
+        <w:t xml:space="preserve"> = </w:t>
+      </w:r>
+      <w:proofErr w:type="spellStart"/>
+      <w:r>
+        <w:t>pulisci_per_confronto</w:t>
+      </w:r>
+      <w:proofErr w:type="spellEnd"/>
+      <w:r>
+        <w:t>(</w:t>
+      </w:r>
+      <w:proofErr w:type="spellStart"/>
+      <w:r>
+        <w:t>testo_ottimizzato</w:t>
+      </w:r>
+      <w:proofErr w:type="spellEnd"/>
+      <w:r>
+        <w:t>)</w:t>
+      </w:r>
+    </w:p>
+    <w:p>
+      <w:r>
+        <w:t xml:space="preserve">        </w:t>
+      </w:r>
+      <w:proofErr w:type="spellStart"/>
+      <w:r>
+        <w:t>testo_B</w:t>
+      </w:r>
+      <w:proofErr w:type="spellEnd"/>
+      <w:r>
+        <w:t xml:space="preserve"> = </w:t>
+      </w:r>
+      <w:proofErr w:type="spellStart"/>
+      <w:r>
+        <w:t>pulisci_per_confronto</w:t>
+      </w:r>
+      <w:proofErr w:type="spellEnd"/>
+      <w:r>
+        <w:t>(trascrizione)</w:t>
       </w:r>
     </w:p>
     <w:p/>
@@ -2974,29 +6158,124 @@
     </w:p>
     <w:p>
       <w:r>
-        <w:t xml:space="preserve">        punteggio_fedelta = SequenceMatcher(None, testo_A, testo_B).ratio()</w:t>
-      </w:r>
-    </w:p>
-    <w:p>
-      <w:r>
-        <w:t xml:space="preserve">        soglia_minima = 0.92 # Richiesto il 92% di corrispondenza</w:t>
+        <w:t xml:space="preserve">        </w:t>
+      </w:r>
+      <w:proofErr w:type="spellStart"/>
+      <w:r>
+        <w:t>punteggio_fedelta</w:t>
+      </w:r>
+      <w:proofErr w:type="spellEnd"/>
+      <w:r>
+        <w:t xml:space="preserve"> = </w:t>
+      </w:r>
+      <w:proofErr w:type="spellStart"/>
+      <w:proofErr w:type="gramStart"/>
+      <w:r>
+        <w:t>SequenceMatcher</w:t>
+      </w:r>
+      <w:proofErr w:type="spellEnd"/>
+      <w:r>
+        <w:t>(</w:t>
+      </w:r>
+      <w:proofErr w:type="gramEnd"/>
+      <w:r>
+        <w:t xml:space="preserve">None, </w:t>
+      </w:r>
+      <w:proofErr w:type="spellStart"/>
+      <w:r>
+        <w:t>testo_A</w:t>
+      </w:r>
+      <w:proofErr w:type="spellEnd"/>
+      <w:r>
+        <w:t xml:space="preserve">, </w:t>
+      </w:r>
+      <w:proofErr w:type="spellStart"/>
+      <w:r>
+        <w:t>testo_B</w:t>
+      </w:r>
+      <w:proofErr w:type="spellEnd"/>
+      <w:proofErr w:type="gramStart"/>
+      <w:r>
+        <w:t>).ratio</w:t>
+      </w:r>
+      <w:proofErr w:type="gramEnd"/>
+      <w:r>
+        <w:t>()</w:t>
+      </w:r>
+    </w:p>
+    <w:p>
+      <w:r>
+        <w:t xml:space="preserve">        </w:t>
+      </w:r>
+      <w:proofErr w:type="spellStart"/>
+      <w:r>
+        <w:t>soglia_minima</w:t>
+      </w:r>
+      <w:proofErr w:type="spellEnd"/>
+      <w:r>
+        <w:t xml:space="preserve"> = 0.92 # Richiesto il 92% di corrispondenza</w:t>
       </w:r>
     </w:p>
     <w:p/>
     <w:p>
       <w:r>
-        <w:t xml:space="preserve">        print(f"--&gt; Punteggio fedeltà riscontrato: {punteggio_fedelta:.2%}")</w:t>
+        <w:t xml:space="preserve">        </w:t>
+      </w:r>
+      <w:proofErr w:type="spellStart"/>
+      <w:r>
+        <w:t>print</w:t>
+      </w:r>
+      <w:proofErr w:type="spellEnd"/>
+      <w:r>
+        <w:t>(f"--&gt; Punteggio fedeltà riscontrato: {punteggio_fedelta:.2%}")</w:t>
       </w:r>
     </w:p>
     <w:p/>
     <w:p>
       <w:r>
-        <w:t xml:space="preserve">        if punteggio_fedelta &gt;= soglia_minima:</w:t>
-      </w:r>
-    </w:p>
-    <w:p>
-      <w:r>
-        <w:t xml:space="preserve">            print("</w:t>
+        <w:t xml:space="preserve">        </w:t>
+      </w:r>
+      <w:proofErr w:type="spellStart"/>
+      <w:r>
+        <w:t>if</w:t>
+      </w:r>
+      <w:proofErr w:type="spellEnd"/>
+      <w:r>
+        <w:t xml:space="preserve"> </w:t>
+      </w:r>
+      <w:proofErr w:type="spellStart"/>
+      <w:r>
+        <w:t>punteggio_fedelta</w:t>
+      </w:r>
+      <w:proofErr w:type="spellEnd"/>
+      <w:r>
+        <w:t xml:space="preserve"> &gt;= </w:t>
+      </w:r>
+      <w:proofErr w:type="spellStart"/>
+      <w:r>
+        <w:t>soglia_minima</w:t>
+      </w:r>
+      <w:proofErr w:type="spellEnd"/>
+      <w:r>
+        <w:t>:</w:t>
+      </w:r>
+    </w:p>
+    <w:p>
+      <w:r>
+        <w:t xml:space="preserve">            </w:t>
+      </w:r>
+      <w:proofErr w:type="spellStart"/>
+      <w:proofErr w:type="gramStart"/>
+      <w:r>
+        <w:t>print</w:t>
+      </w:r>
+      <w:proofErr w:type="spellEnd"/>
+      <w:r>
+        <w:t>(</w:t>
+      </w:r>
+      <w:proofErr w:type="gramEnd"/>
+      <w:r>
+        <w:t>"</w:t>
       </w:r>
       <w:r>
         <w:rPr>
@@ -3015,12 +6294,38 @@
     </w:p>
     <w:p>
       <w:r>
-        <w:t xml:space="preserve">            print("\n" + "!"*50)</w:t>
-      </w:r>
-    </w:p>
-    <w:p>
-      <w:r>
-        <w:t xml:space="preserve">            print("</w:t>
+        <w:t xml:space="preserve">            </w:t>
+      </w:r>
+      <w:proofErr w:type="spellStart"/>
+      <w:proofErr w:type="gramStart"/>
+      <w:r>
+        <w:t>print</w:t>
+      </w:r>
+      <w:proofErr w:type="spellEnd"/>
+      <w:r>
+        <w:t>(</w:t>
+      </w:r>
+      <w:proofErr w:type="gramEnd"/>
+      <w:r>
+        <w:t>"\n" + "!"*50)</w:t>
+      </w:r>
+    </w:p>
+    <w:p>
+      <w:r>
+        <w:t xml:space="preserve">            </w:t>
+      </w:r>
+      <w:proofErr w:type="spellStart"/>
+      <w:proofErr w:type="gramStart"/>
+      <w:r>
+        <w:t>print</w:t>
+      </w:r>
+      <w:proofErr w:type="spellEnd"/>
+      <w:r>
+        <w:t>(</w:t>
+      </w:r>
+      <w:proofErr w:type="gramEnd"/>
+      <w:r>
+        <w:t>"</w:t>
       </w:r>
       <w:r>
         <w:rPr>
@@ -3034,71 +6339,341 @@
     </w:p>
     <w:p>
       <w:r>
-        <w:t xml:space="preserve">            print(f"La somiglianza è sotto la soglia minima ({soglia_minima:.2%}).")</w:t>
-      </w:r>
-    </w:p>
-    <w:p>
-      <w:r>
-        <w:t xml:space="preserve">            print("L'audio potrebbe contenere intonazioni errate o troncamenti.")</w:t>
-      </w:r>
-    </w:p>
-    <w:p>
-      <w:r>
-        <w:t xml:space="preserve">            print(f"\nTesto inviato al TTS:\n{testo_ottimizzato[:200]}...")</w:t>
-      </w:r>
-    </w:p>
-    <w:p>
-      <w:r>
-        <w:t xml:space="preserve">            print(f"\nTesto capito da Whisper:\n{trascrizione[:200]}...")</w:t>
-      </w:r>
-    </w:p>
-    <w:p>
-      <w:r>
-        <w:t xml:space="preserve">            print("!"*50 + "\n")</w:t>
+        <w:t xml:space="preserve">            </w:t>
+      </w:r>
+      <w:proofErr w:type="spellStart"/>
+      <w:proofErr w:type="gramStart"/>
+      <w:r>
+        <w:t>print</w:t>
+      </w:r>
+      <w:proofErr w:type="spellEnd"/>
+      <w:r>
+        <w:t>(</w:t>
+      </w:r>
+      <w:proofErr w:type="spellStart"/>
+      <w:proofErr w:type="gramEnd"/>
+      <w:r>
+        <w:t>f"La</w:t>
+      </w:r>
+      <w:proofErr w:type="spellEnd"/>
+      <w:r>
+        <w:t xml:space="preserve"> somiglianza è sotto la soglia minima ({soglia_minima:.2%}).")</w:t>
+      </w:r>
+    </w:p>
+    <w:p>
+      <w:r>
+        <w:t xml:space="preserve">            </w:t>
+      </w:r>
+      <w:proofErr w:type="spellStart"/>
+      <w:proofErr w:type="gramStart"/>
+      <w:r>
+        <w:t>print</w:t>
+      </w:r>
+      <w:proofErr w:type="spellEnd"/>
+      <w:r>
+        <w:t>(</w:t>
+      </w:r>
+      <w:proofErr w:type="gramEnd"/>
+      <w:r>
+        <w:t>"L'audio potrebbe contenere intonazioni errate o troncamenti.")</w:t>
+      </w:r>
+    </w:p>
+    <w:p>
+      <w:r>
+        <w:t xml:space="preserve">            </w:t>
+      </w:r>
+      <w:proofErr w:type="spellStart"/>
+      <w:proofErr w:type="gramStart"/>
+      <w:r>
+        <w:t>print</w:t>
+      </w:r>
+      <w:proofErr w:type="spellEnd"/>
+      <w:r>
+        <w:t>(</w:t>
+      </w:r>
+      <w:proofErr w:type="gramEnd"/>
+      <w:r>
+        <w:t>f"\</w:t>
+      </w:r>
+      <w:proofErr w:type="spellStart"/>
+      <w:r>
+        <w:t>nTesto</w:t>
+      </w:r>
+      <w:proofErr w:type="spellEnd"/>
+      <w:r>
+        <w:t xml:space="preserve"> inviato al TTS:\n{</w:t>
+      </w:r>
+      <w:proofErr w:type="spellStart"/>
+      <w:r>
+        <w:t>testo_</w:t>
+      </w:r>
+      <w:proofErr w:type="gramStart"/>
+      <w:r>
+        <w:t>ottimizzato</w:t>
+      </w:r>
+      <w:proofErr w:type="spellEnd"/>
+      <w:r>
+        <w:t>[</w:t>
+      </w:r>
+      <w:proofErr w:type="gramEnd"/>
+      <w:r>
+        <w:t>:200</w:t>
+      </w:r>
+      <w:proofErr w:type="gramStart"/>
+      <w:r>
+        <w:t>]}...</w:t>
+      </w:r>
+      <w:proofErr w:type="gramEnd"/>
+      <w:r>
+        <w:t>")</w:t>
+      </w:r>
+    </w:p>
+    <w:p>
+      <w:r>
+        <w:t xml:space="preserve">            </w:t>
+      </w:r>
+      <w:proofErr w:type="spellStart"/>
+      <w:proofErr w:type="gramStart"/>
+      <w:r>
+        <w:t>print</w:t>
+      </w:r>
+      <w:proofErr w:type="spellEnd"/>
+      <w:r>
+        <w:t>(</w:t>
+      </w:r>
+      <w:proofErr w:type="gramEnd"/>
+      <w:r>
+        <w:t>f"\</w:t>
+      </w:r>
+      <w:proofErr w:type="spellStart"/>
+      <w:r>
+        <w:t>nTesto</w:t>
+      </w:r>
+      <w:proofErr w:type="spellEnd"/>
+      <w:r>
+        <w:t xml:space="preserve"> capito da Whisper:\n{</w:t>
+      </w:r>
+      <w:proofErr w:type="gramStart"/>
+      <w:r>
+        <w:t>trascrizione[</w:t>
+      </w:r>
+      <w:proofErr w:type="gramEnd"/>
+      <w:r>
+        <w:t>:200</w:t>
+      </w:r>
+      <w:proofErr w:type="gramStart"/>
+      <w:r>
+        <w:t>]}...</w:t>
+      </w:r>
+      <w:proofErr w:type="gramEnd"/>
+      <w:r>
+        <w:t>")</w:t>
+      </w:r>
+    </w:p>
+    <w:p>
+      <w:r>
+        <w:t xml:space="preserve">            </w:t>
+      </w:r>
+      <w:proofErr w:type="spellStart"/>
+      <w:proofErr w:type="gramStart"/>
+      <w:r>
+        <w:t>print</w:t>
+      </w:r>
+      <w:proofErr w:type="spellEnd"/>
+      <w:r>
+        <w:t>(</w:t>
+      </w:r>
+      <w:proofErr w:type="gramEnd"/>
+      <w:r>
+        <w:t>"!"*50 + "\n")</w:t>
       </w:r>
     </w:p>
     <w:p/>
     <w:p>
       <w:r>
         <w:lastRenderedPageBreak/>
-        <w:t xml:space="preserve">    except Exception as e:</w:t>
-      </w:r>
-    </w:p>
-    <w:p>
-      <w:r>
-        <w:t xml:space="preserve">        print(f"Si è verificato un errore con le API OpenAI: {e}")</w:t>
+        <w:t xml:space="preserve">    </w:t>
+      </w:r>
+      <w:proofErr w:type="spellStart"/>
+      <w:r>
+        <w:t>except</w:t>
+      </w:r>
+      <w:proofErr w:type="spellEnd"/>
+      <w:r>
+        <w:t xml:space="preserve"> </w:t>
+      </w:r>
+      <w:proofErr w:type="spellStart"/>
+      <w:r>
+        <w:t>Exception</w:t>
+      </w:r>
+      <w:proofErr w:type="spellEnd"/>
+      <w:r>
+        <w:t xml:space="preserve"> </w:t>
+      </w:r>
+      <w:proofErr w:type="spellStart"/>
+      <w:r>
+        <w:t>as</w:t>
+      </w:r>
+      <w:proofErr w:type="spellEnd"/>
+      <w:r>
+        <w:t xml:space="preserve"> e:</w:t>
+      </w:r>
+    </w:p>
+    <w:p>
+      <w:r>
+        <w:t xml:space="preserve">        </w:t>
+      </w:r>
+      <w:proofErr w:type="spellStart"/>
+      <w:proofErr w:type="gramStart"/>
+      <w:r>
+        <w:t>print</w:t>
+      </w:r>
+      <w:proofErr w:type="spellEnd"/>
+      <w:r>
+        <w:t>(</w:t>
+      </w:r>
+      <w:proofErr w:type="spellStart"/>
+      <w:proofErr w:type="gramEnd"/>
+      <w:r>
+        <w:t>f"Si</w:t>
+      </w:r>
+      <w:proofErr w:type="spellEnd"/>
+      <w:r>
+        <w:t xml:space="preserve"> è verificato un errore con le API OpenAI: {e}")</w:t>
       </w:r>
     </w:p>
     <w:p/>
     <w:p>
-      <w:r>
-        <w:t>if __name__ == "__main__":</w:t>
-      </w:r>
-    </w:p>
-    <w:p>
-      <w:r>
-        <w:t xml:space="preserve">    if len(sys.argv) &lt; 2:</w:t>
-      </w:r>
-    </w:p>
-    <w:p>
-      <w:r>
-        <w:t xml:space="preserve">        print("Errore: Manca il file di input.")</w:t>
-      </w:r>
-    </w:p>
-    <w:p>
-      <w:r>
-        <w:t xml:space="preserve">        sys.exit(1)</w:t>
+      <w:proofErr w:type="spellStart"/>
+      <w:r>
+        <w:t>if</w:t>
+      </w:r>
+      <w:proofErr w:type="spellEnd"/>
+      <w:r>
+        <w:t xml:space="preserve"> __name__ == "__</w:t>
+      </w:r>
+      <w:proofErr w:type="spellStart"/>
+      <w:r>
+        <w:t>main</w:t>
+      </w:r>
+      <w:proofErr w:type="spellEnd"/>
+      <w:r>
+        <w:t>__":</w:t>
+      </w:r>
+    </w:p>
+    <w:p>
+      <w:r>
+        <w:t xml:space="preserve">    </w:t>
+      </w:r>
+      <w:proofErr w:type="spellStart"/>
+      <w:r>
+        <w:t>if</w:t>
+      </w:r>
+      <w:proofErr w:type="spellEnd"/>
+      <w:r>
+        <w:t xml:space="preserve"> </w:t>
+      </w:r>
+      <w:proofErr w:type="spellStart"/>
+      <w:proofErr w:type="gramStart"/>
+      <w:r>
+        <w:t>len</w:t>
+      </w:r>
+      <w:proofErr w:type="spellEnd"/>
+      <w:r>
+        <w:t>(</w:t>
+      </w:r>
+      <w:proofErr w:type="spellStart"/>
+      <w:proofErr w:type="gramEnd"/>
+      <w:r>
+        <w:t>sys.argv</w:t>
+      </w:r>
+      <w:proofErr w:type="spellEnd"/>
+      <w:r>
+        <w:t>) &lt; 2:</w:t>
+      </w:r>
+    </w:p>
+    <w:p>
+      <w:r>
+        <w:t xml:space="preserve">        </w:t>
+      </w:r>
+      <w:proofErr w:type="spellStart"/>
+      <w:proofErr w:type="gramStart"/>
+      <w:r>
+        <w:t>print</w:t>
+      </w:r>
+      <w:proofErr w:type="spellEnd"/>
+      <w:r>
+        <w:t>(</w:t>
+      </w:r>
+      <w:proofErr w:type="gramEnd"/>
+      <w:r>
+        <w:t>"Errore: Manca il file di input.")</w:t>
+      </w:r>
+    </w:p>
+    <w:p>
+      <w:r>
+        <w:t xml:space="preserve">        </w:t>
+      </w:r>
+      <w:proofErr w:type="spellStart"/>
+      <w:proofErr w:type="gramStart"/>
+      <w:r>
+        <w:t>sys.exit</w:t>
+      </w:r>
+      <w:proofErr w:type="spellEnd"/>
+      <w:r>
+        <w:t>(</w:t>
+      </w:r>
+      <w:proofErr w:type="gramEnd"/>
+      <w:r>
+        <w:t>1)</w:t>
       </w:r>
     </w:p>
     <w:p/>
     <w:p>
       <w:r>
-        <w:t xml:space="preserve">    file_input = sys.argv[1]</w:t>
-      </w:r>
-    </w:p>
-    <w:p>
-      <w:r>
-        <w:t xml:space="preserve">    genera_audio_intelligente(file_input)</w:t>
+        <w:t xml:space="preserve">    </w:t>
+      </w:r>
+      <w:proofErr w:type="spellStart"/>
+      <w:r>
+        <w:t>file_input</w:t>
+      </w:r>
+      <w:proofErr w:type="spellEnd"/>
+      <w:r>
+        <w:t xml:space="preserve"> = </w:t>
+      </w:r>
+      <w:proofErr w:type="spellStart"/>
+      <w:proofErr w:type="gramStart"/>
+      <w:r>
+        <w:t>sys.argv</w:t>
+      </w:r>
+      <w:proofErr w:type="spellEnd"/>
+      <w:r>
+        <w:t>[</w:t>
+      </w:r>
+      <w:proofErr w:type="gramEnd"/>
+      <w:r>
+        <w:t>1]</w:t>
+      </w:r>
+    </w:p>
+    <w:p>
+      <w:r>
+        <w:t xml:space="preserve">    </w:t>
+      </w:r>
+      <w:proofErr w:type="spellStart"/>
+      <w:r>
+        <w:t>genera_audio_intelligente</w:t>
+      </w:r>
+      <w:proofErr w:type="spellEnd"/>
+      <w:r>
+        <w:t>(</w:t>
+      </w:r>
+      <w:proofErr w:type="spellStart"/>
+      <w:r>
+        <w:t>file_input</w:t>
+      </w:r>
+      <w:proofErr w:type="spellEnd"/>
+      <w:r>
+        <w:t>)</w:t>
       </w:r>
     </w:p>
     <w:p>
@@ -3113,20 +6688,45 @@
           <w:b/>
           <w:bCs/>
         </w:rPr>
-        <w:t>Cosa devi fare sui tuoi file (Nessuna modifica ai .bat!)</w:t>
-      </w:r>
-    </w:p>
-    <w:p>
-      <w:r>
-        <w:t xml:space="preserve">La bellezza di questo approccio è che </w:t>
-      </w:r>
+        <w:t>Cosa devi fare sui tuoi file (Nessuna modifica ai .</w:t>
+      </w:r>
+      <w:proofErr w:type="spellStart"/>
       <w:r>
         <w:rPr>
           <w:b/>
           <w:bCs/>
         </w:rPr>
-        <w:t>non devi toccare i tuoi file .bat</w:t>
-      </w:r>
+        <w:t>bat</w:t>
+      </w:r>
+      <w:proofErr w:type="spellEnd"/>
+      <w:r>
+        <w:rPr>
+          <w:b/>
+          <w:bCs/>
+        </w:rPr>
+        <w:t>!)</w:t>
+      </w:r>
+    </w:p>
+    <w:p>
+      <w:r>
+        <w:t xml:space="preserve">La bellezza di questo approccio è che </w:t>
+      </w:r>
+      <w:r>
+        <w:rPr>
+          <w:b/>
+          <w:bCs/>
+        </w:rPr>
+        <w:t>non devi toccare i tuoi file .</w:t>
+      </w:r>
+      <w:proofErr w:type="spellStart"/>
+      <w:r>
+        <w:rPr>
+          <w:b/>
+          <w:bCs/>
+        </w:rPr>
+        <w:t>bat</w:t>
+      </w:r>
+      <w:proofErr w:type="spellEnd"/>
       <w:r>
         <w:t xml:space="preserve"> (crea_audio_turistico.bat). Loro continueranno a passare la chiave API e il percorso del file nello stesso identico modo. </w:t>
       </w:r>
@@ -3149,7 +6749,15 @@
         </w:numPr>
       </w:pPr>
       <w:r>
-        <w:t xml:space="preserve">Aprire il tuo file c:\utilities\crea_audio_openai.py con Notepad++. </w:t>
+        <w:t xml:space="preserve">Aprire il tuo file c:\utilities\crea_audio_openai.py con </w:t>
+      </w:r>
+      <w:proofErr w:type="spellStart"/>
+      <w:r>
+        <w:t>Notepad</w:t>
+      </w:r>
+      <w:proofErr w:type="spellEnd"/>
+      <w:r>
+        <w:t xml:space="preserve">++. </w:t>
       </w:r>
     </w:p>
     <w:p>
@@ -3181,7 +6789,15 @@
     </w:p>
     <w:p>
       <w:r>
-        <w:t xml:space="preserve">Da questo momento in poi, ogni volta che dal prompt dei comandi eseguirai il tuo classico comando (ad esempio crea_audio_turistico pugliole-en.txt), vedrai apparire sul terminale la percentuale di fedeltà dell'audio generato. Se qualcosa va storto nell'audio inglese, francese o spagnolo, lo script te lo scriverà chiaramente in tempo reale! </w:t>
+        <w:t xml:space="preserve">Da questo momento in poi, ogni volta che dal prompt dei comandi eseguirai il tuo classico comando (ad esempio </w:t>
+      </w:r>
+      <w:proofErr w:type="spellStart"/>
+      <w:r>
+        <w:t>crea_audio_turistico</w:t>
+      </w:r>
+      <w:proofErr w:type="spellEnd"/>
+      <w:r>
+        <w:t xml:space="preserve"> pugliole-en.txt), vedrai apparire sul terminale la percentuale di fedeltà dell'audio generato. Se qualcosa va storto nell'audio inglese, francese o spagnolo, lo script te lo scriverà chiaramente in tempo reale! </w:t>
       </w:r>
     </w:p>
     <w:p>
@@ -3204,7 +6820,23 @@
           <w:rPr>
             <w:rStyle w:val="Collegamentoipertestuale"/>
           </w:rPr>
-          <w:t>La tua privacy e GeminiSi apre in una nuova finestra</w:t>
+          <w:t xml:space="preserve">La tua privacy e </w:t>
+        </w:r>
+        <w:proofErr w:type="spellStart"/>
+        <w:proofErr w:type="gramStart"/>
+        <w:r>
+          <w:rPr>
+            <w:rStyle w:val="Collegamentoipertestuale"/>
+          </w:rPr>
+          <w:t>GeminiSi</w:t>
+        </w:r>
+        <w:proofErr w:type="spellEnd"/>
+        <w:proofErr w:type="gramEnd"/>
+        <w:r>
+          <w:rPr>
+            <w:rStyle w:val="Collegamentoipertestuale"/>
+          </w:rPr>
+          <w:t xml:space="preserve"> apre in una nuova finestra</w:t>
         </w:r>
       </w:hyperlink>
     </w:p>
@@ -5588,6 +9220,7 @@
   <w:style w:type="character" w:default="1" w:styleId="Carpredefinitoparagrafo">
     <w:name w:val="Default Paragraph Font"/>
     <w:uiPriority w:val="1"/>
+    <w:semiHidden/>
     <w:unhideWhenUsed/>
   </w:style>
   <w:style w:type="table" w:default="1" w:styleId="Tabellanormale">
